--- a/working/DFD lvl 0&1/dfd lvl0&1 (2).docx
+++ b/working/DFD lvl 0&1/dfd lvl0&1 (2).docx
@@ -1,6 +1,6 @@
 
 <file path=word/document.xml><?xml version="1.0" encoding="utf-8"?>
-<w:document xmlns:wpc="http://schemas.microsoft.com/office/word/2010/wordprocessingCanvas" xmlns:mc="http://schemas.openxmlformats.org/markup-compatibility/2006" xmlns:o="urn:schemas-microsoft-com:office:office" xmlns:r="http://schemas.openxmlformats.org/officeDocument/2006/relationships" xmlns:m="http://schemas.openxmlformats.org/officeDocument/2006/math" xmlns:v="urn:schemas-microsoft-com:vml" xmlns:wp14="http://schemas.microsoft.com/office/word/2010/wordprocessingDrawing" xmlns:wp="http://schemas.openxmlformats.org/drawingml/2006/wordprocessingDrawing" xmlns:w="http://schemas.openxmlformats.org/wordprocessingml/2006/main" xmlns:w14="http://schemas.microsoft.com/office/word/2010/wordml" xmlns:w10="urn:schemas-microsoft-com:office:word" xmlns:w15="http://schemas.microsoft.com/office/word/2012/wordml" xmlns:wpg="http://schemas.microsoft.com/office/word/2010/wordprocessingGroup" xmlns:wpi="http://schemas.microsoft.com/office/word/2010/wordprocessingInk" xmlns:wne="http://schemas.microsoft.com/office/word/2006/wordml" xmlns:wps="http://schemas.microsoft.com/office/word/2010/wordprocessingShape" xmlns:wpsCustomData="http://www.wps.cn/officeDocument/2013/wpsCustomData" mc:Ignorable="w14 w15 wp14">
+<w:document xmlns:wpc="http://schemas.microsoft.com/office/word/2010/wordprocessingCanvas" xmlns:cx="http://schemas.microsoft.com/office/drawing/2014/chartex" xmlns:cx1="http://schemas.microsoft.com/office/drawing/2015/9/8/chartex" xmlns:cx2="http://schemas.microsoft.com/office/drawing/2015/10/21/chartex" xmlns:cx3="http://schemas.microsoft.com/office/drawing/2016/5/9/chartex" xmlns:cx4="http://schemas.microsoft.com/office/drawing/2016/5/10/chartex" xmlns:cx5="http://schemas.microsoft.com/office/drawing/2016/5/11/chartex" xmlns:cx6="http://schemas.microsoft.com/office/drawing/2016/5/12/chartex" xmlns:cx7="http://schemas.microsoft.com/office/drawing/2016/5/13/chartex" xmlns:cx8="http://schemas.microsoft.com/office/drawing/2016/5/14/chartex" xmlns:mc="http://schemas.openxmlformats.org/markup-compatibility/2006" xmlns:aink="http://schemas.microsoft.com/office/drawing/2016/ink" xmlns:am3d="http://schemas.microsoft.com/office/drawing/2017/model3d" xmlns:o="urn:schemas-microsoft-com:office:office" xmlns:oel="http://schemas.microsoft.com/office/2019/extlst" xmlns:r="http://schemas.openxmlformats.org/officeDocument/2006/relationships" xmlns:m="http://schemas.openxmlformats.org/officeDocument/2006/math" xmlns:v="urn:schemas-microsoft-com:vml" xmlns:wp14="http://schemas.microsoft.com/office/word/2010/wordprocessingDrawing" xmlns:wp="http://schemas.openxmlformats.org/drawingml/2006/wordprocessingDrawing" xmlns:w10="urn:schemas-microsoft-com:office:word" xmlns:w="http://schemas.openxmlformats.org/wordprocessingml/2006/main" xmlns:w14="http://schemas.microsoft.com/office/word/2010/wordml" xmlns:w15="http://schemas.microsoft.com/office/word/2012/wordml" xmlns:w16cex="http://schemas.microsoft.com/office/word/2018/wordml/cex" xmlns:w16cid="http://schemas.microsoft.com/office/word/2016/wordml/cid" xmlns:w16="http://schemas.microsoft.com/office/word/2018/wordml" xmlns:w16du="http://schemas.microsoft.com/office/word/2023/wordml/word16du" xmlns:w16sdtdh="http://schemas.microsoft.com/office/word/2020/wordml/sdtdatahash" xmlns:w16sdtfl="http://schemas.microsoft.com/office/word/2024/wordml/sdtformatlock" xmlns:w16se="http://schemas.microsoft.com/office/word/2015/wordml/symex" xmlns:wpg="http://schemas.microsoft.com/office/word/2010/wordprocessingGroup" xmlns:wpi="http://schemas.microsoft.com/office/word/2010/wordprocessingInk" xmlns:wne="http://schemas.microsoft.com/office/word/2006/wordml" xmlns:wps="http://schemas.microsoft.com/office/word/2010/wordprocessingShape" mc:Ignorable="w14 w15 w16se w16cid w16 w16cex w16sdtdh w16sdtfl w16du wp14">
   <w:body>
     <w:p>
       <w:pPr>
@@ -8,37 +8,22 @@
         <w:rPr>
           <w:b/>
           <w:bCs/>
-          <w:color w:val="215F9A" w:themeColor="text2" w:themeTint="BF"/>
+          <w:color w:val="215E99" w:themeColor="text2" w:themeTint="BF"/>
           <w:sz w:val="48"/>
           <w:szCs w:val="48"/>
           <w:rtl/>
           <w:lang w:bidi="ar-EG"/>
-          <w14:textFill>
-            <w14:solidFill>
-              <w14:schemeClr w14:val="tx2">
-                <w14:lumMod w14:val="75000"/>
-                <w14:lumOff w14:val="25000"/>
-              </w14:schemeClr>
-            </w14:solidFill>
-          </w14:textFill>
-        </w:rPr>
-      </w:pPr>
-      <w:r>
-        <w:rPr>
-          <w:color w:val="215F9A" w:themeColor="text2" w:themeTint="BF"/>
+        </w:rPr>
+      </w:pPr>
+      <w:r>
+        <w:rPr>
+          <w:noProof/>
+          <w:color w:val="215E99" w:themeColor="text2" w:themeTint="BF"/>
           <w:sz w:val="48"/>
           <w:szCs w:val="48"/>
-          <w14:textFill>
-            <w14:solidFill>
-              <w14:schemeClr w14:val="tx2">
-                <w14:lumMod w14:val="75000"/>
-                <w14:lumOff w14:val="25000"/>
-              </w14:schemeClr>
-            </w14:solidFill>
-          </w14:textFill>
         </w:rPr>
         <w:drawing>
-          <wp:anchor distT="0" distB="0" distL="114300" distR="114300" simplePos="0" relativeHeight="251659264" behindDoc="0" locked="0" layoutInCell="1" allowOverlap="1">
+          <wp:anchor distT="0" distB="0" distL="114300" distR="114300" simplePos="0" relativeHeight="251659264" behindDoc="0" locked="0" layoutInCell="1" allowOverlap="1" wp14:anchorId="09C21516" wp14:editId="6FC56316">
             <wp:simplePos x="0" y="0"/>
             <wp:positionH relativeFrom="margin">
               <wp:posOffset>4670425</wp:posOffset>
@@ -63,7 +48,7 @@
                     </pic:cNvPicPr>
                   </pic:nvPicPr>
                   <pic:blipFill>
-                    <a:blip r:embed="rId6" cstate="print">
+                    <a:blip r:embed="rId10" cstate="print">
                       <a:extLst>
                         <a:ext uri="{28A0092B-C50C-407E-A947-70E740481C1C}">
                           <a14:useLocalDpi xmlns:a14="http://schemas.microsoft.com/office/drawing/2010/main" val="0"/>
@@ -91,20 +76,13 @@
       </w:r>
       <w:r>
         <w:rPr>
-          <w:color w:val="215F9A" w:themeColor="text2" w:themeTint="BF"/>
+          <w:noProof/>
+          <w:color w:val="215E99" w:themeColor="text2" w:themeTint="BF"/>
           <w:sz w:val="48"/>
           <w:szCs w:val="48"/>
-          <w14:textFill>
-            <w14:solidFill>
-              <w14:schemeClr w14:val="tx2">
-                <w14:lumMod w14:val="75000"/>
-                <w14:lumOff w14:val="25000"/>
-              </w14:schemeClr>
-            </w14:solidFill>
-          </w14:textFill>
         </w:rPr>
         <w:drawing>
-          <wp:anchor distT="0" distB="0" distL="114300" distR="114300" simplePos="0" relativeHeight="251660288" behindDoc="0" locked="0" layoutInCell="1" allowOverlap="1">
+          <wp:anchor distT="0" distB="0" distL="114300" distR="114300" simplePos="0" relativeHeight="251660288" behindDoc="0" locked="0" layoutInCell="1" allowOverlap="1" wp14:anchorId="09C21518" wp14:editId="09C21519">
             <wp:simplePos x="0" y="0"/>
             <wp:positionH relativeFrom="column">
               <wp:posOffset>-401955</wp:posOffset>
@@ -129,7 +107,7 @@
                     </pic:cNvPicPr>
                   </pic:nvPicPr>
                   <pic:blipFill>
-                    <a:blip r:embed="rId7">
+                    <a:blip r:embed="rId11">
                       <a:extLst>
                         <a:ext uri="{28A0092B-C50C-407E-A947-70E740481C1C}">
                           <a14:useLocalDpi xmlns:a14="http://schemas.microsoft.com/office/drawing/2010/main" val="0"/>
@@ -159,17 +137,9 @@
         <w:rPr>
           <w:b/>
           <w:bCs/>
-          <w:color w:val="215F9A" w:themeColor="text2" w:themeTint="BF"/>
+          <w:color w:val="215E99" w:themeColor="text2" w:themeTint="BF"/>
           <w:sz w:val="48"/>
           <w:szCs w:val="48"/>
-          <w14:textFill>
-            <w14:solidFill>
-              <w14:schemeClr w14:val="tx2">
-                <w14:lumMod w14:val="75000"/>
-                <w14:lumOff w14:val="25000"/>
-              </w14:schemeClr>
-            </w14:solidFill>
-          </w14:textFill>
         </w:rPr>
         <w:t>Practical Project</w:t>
       </w:r>
@@ -183,35 +153,19 @@
         <w:rPr>
           <w:b/>
           <w:bCs/>
-          <w:color w:val="215F9A" w:themeColor="text2" w:themeTint="BF"/>
+          <w:color w:val="215E99" w:themeColor="text2" w:themeTint="BF"/>
           <w:sz w:val="40"/>
           <w:szCs w:val="40"/>
           <w:rtl/>
-          <w14:textFill>
-            <w14:solidFill>
-              <w14:schemeClr w14:val="tx2">
-                <w14:lumMod w14:val="75000"/>
-                <w14:lumOff w14:val="25000"/>
-              </w14:schemeClr>
-            </w14:solidFill>
-          </w14:textFill>
-        </w:rPr>
-      </w:pPr>
-      <w:r>
-        <w:rPr>
-          <w:b/>
-          <w:bCs/>
-          <w:color w:val="215F9A" w:themeColor="text2" w:themeTint="BF"/>
+        </w:rPr>
+      </w:pPr>
+      <w:r>
+        <w:rPr>
+          <w:b/>
+          <w:bCs/>
+          <w:color w:val="215E99" w:themeColor="text2" w:themeTint="BF"/>
           <w:sz w:val="40"/>
           <w:szCs w:val="40"/>
-          <w14:textFill>
-            <w14:solidFill>
-              <w14:schemeClr w14:val="tx2">
-                <w14:lumMod w14:val="75000"/>
-                <w14:lumOff w14:val="25000"/>
-              </w14:schemeClr>
-            </w14:solidFill>
-          </w14:textFill>
         </w:rPr>
         <w:t>Assistive Disability Interaction System</w:t>
       </w:r>
@@ -226,101 +180,87 @@
           <w:rFonts w:asciiTheme="majorBidi" w:hAnsiTheme="majorBidi" w:cstheme="majorBidi"/>
           <w:b/>
           <w:bCs/>
-          <w:color w:val="215F9A" w:themeColor="text2" w:themeTint="BF"/>
-          <w:sz w:val="32"/>
-          <w:szCs w:val="32"/>
-          <w14:textFill>
-            <w14:solidFill>
-              <w14:schemeClr w14:val="tx2">
-                <w14:lumMod w14:val="75000"/>
-                <w14:lumOff w14:val="25000"/>
-              </w14:schemeClr>
-            </w14:solidFill>
-          </w14:textFill>
-        </w:rPr>
-      </w:pPr>
+          <w:color w:val="215E99" w:themeColor="text2" w:themeTint="BF"/>
+          <w:sz w:val="32"/>
+          <w:szCs w:val="32"/>
+        </w:rPr>
+      </w:pPr>
+      <w:proofErr w:type="gramStart"/>
       <w:r>
         <w:rPr>
           <w:rFonts w:asciiTheme="majorBidi" w:hAnsiTheme="majorBidi" w:cstheme="majorBidi"/>
           <w:b/>
           <w:bCs/>
-          <w:color w:val="215F9A" w:themeColor="text2" w:themeTint="BF"/>
-          <w:sz w:val="32"/>
-          <w:szCs w:val="32"/>
-          <w14:textFill>
-            <w14:solidFill>
-              <w14:schemeClr w14:val="tx2">
-                <w14:lumMod w14:val="75000"/>
-                <w14:lumOff w14:val="25000"/>
-              </w14:schemeClr>
-            </w14:solidFill>
-          </w14:textFill>
+          <w:color w:val="215E99" w:themeColor="text2" w:themeTint="BF"/>
+          <w:sz w:val="32"/>
+          <w:szCs w:val="32"/>
         </w:rPr>
         <w:t>By</w:t>
       </w:r>
-    </w:p>
-    <w:p>
-      <w:pPr>
-        <w:tabs>
-          <w:tab w:val="left" w:pos="4050"/>
-        </w:tabs>
-        <w:jc w:val="center"/>
-        <w:rPr>
-          <w:color w:val="000000" w:themeColor="text1"/>
-          <w:sz w:val="32"/>
-          <w:szCs w:val="32"/>
-          <w:lang w:bidi="ar-EG"/>
-          <w14:textFill>
-            <w14:solidFill>
-              <w14:schemeClr w14:val="tx1"/>
-            </w14:solidFill>
-          </w14:textFill>
-        </w:rPr>
-      </w:pPr>
-      <w:r>
-        <w:rPr>
-          <w:color w:val="000000" w:themeColor="text1"/>
-          <w:sz w:val="32"/>
-          <w:szCs w:val="32"/>
-          <w:lang w:bidi="ar-EG"/>
-          <w14:textFill>
-            <w14:solidFill>
-              <w14:schemeClr w14:val="tx1"/>
-            </w14:solidFill>
-          </w14:textFill>
-        </w:rPr>
-        <w:t>Nada Mohamed Zainelaabdin                                                 Cs</w:t>
-      </w:r>
-    </w:p>
-    <w:p>
-      <w:pPr>
-        <w:tabs>
-          <w:tab w:val="left" w:pos="4050"/>
-        </w:tabs>
-        <w:jc w:val="center"/>
-        <w:rPr>
-          <w:color w:val="000000" w:themeColor="text1"/>
-          <w:sz w:val="32"/>
-          <w:szCs w:val="32"/>
-          <w:lang w:bidi="ar-EG"/>
-          <w14:textFill>
-            <w14:solidFill>
-              <w14:schemeClr w14:val="tx1"/>
-            </w14:solidFill>
-          </w14:textFill>
-        </w:rPr>
-      </w:pPr>
-      <w:r>
-        <w:rPr>
-          <w:color w:val="000000" w:themeColor="text1"/>
-          <w:sz w:val="32"/>
-          <w:szCs w:val="32"/>
-          <w:lang w:bidi="ar-EG"/>
-          <w14:textFill>
-            <w14:solidFill>
-              <w14:schemeClr w14:val="tx1"/>
-            </w14:solidFill>
-          </w14:textFill>
+      <w:proofErr w:type="gramEnd"/>
+    </w:p>
+    <w:p>
+      <w:pPr>
+        <w:tabs>
+          <w:tab w:val="left" w:pos="4050"/>
+        </w:tabs>
+        <w:jc w:val="center"/>
+        <w:rPr>
+          <w:color w:val="000000" w:themeColor="text1"/>
+          <w:sz w:val="32"/>
+          <w:szCs w:val="32"/>
+          <w:lang w:bidi="ar-EG"/>
+        </w:rPr>
+      </w:pPr>
+      <w:r>
+        <w:rPr>
+          <w:color w:val="000000" w:themeColor="text1"/>
+          <w:sz w:val="32"/>
+          <w:szCs w:val="32"/>
+          <w:lang w:bidi="ar-EG"/>
+        </w:rPr>
+        <w:t xml:space="preserve">Nada Mohamed </w:t>
+      </w:r>
+      <w:proofErr w:type="spellStart"/>
+      <w:r>
+        <w:rPr>
+          <w:color w:val="000000" w:themeColor="text1"/>
+          <w:sz w:val="32"/>
+          <w:szCs w:val="32"/>
+          <w:lang w:bidi="ar-EG"/>
+        </w:rPr>
+        <w:t>Zainelaabdin</w:t>
+      </w:r>
+      <w:proofErr w:type="spellEnd"/>
+      <w:r>
+        <w:rPr>
+          <w:color w:val="000000" w:themeColor="text1"/>
+          <w:sz w:val="32"/>
+          <w:szCs w:val="32"/>
+          <w:lang w:bidi="ar-EG"/>
+        </w:rPr>
+        <w:t xml:space="preserve">                                                 Cs</w:t>
+      </w:r>
+    </w:p>
+    <w:p>
+      <w:pPr>
+        <w:tabs>
+          <w:tab w:val="left" w:pos="4050"/>
+        </w:tabs>
+        <w:jc w:val="center"/>
+        <w:rPr>
+          <w:color w:val="000000" w:themeColor="text1"/>
+          <w:sz w:val="32"/>
+          <w:szCs w:val="32"/>
+          <w:lang w:bidi="ar-EG"/>
+        </w:rPr>
+      </w:pPr>
+      <w:r>
+        <w:rPr>
+          <w:color w:val="000000" w:themeColor="text1"/>
+          <w:sz w:val="32"/>
+          <w:szCs w:val="32"/>
+          <w:lang w:bidi="ar-EG"/>
         </w:rPr>
         <w:t xml:space="preserve">Manar Abdelbaky Hassan                                                      </w:t>
       </w:r>
@@ -332,11 +272,6 @@
           <w:szCs w:val="32"/>
           <w:rtl/>
           <w:lang w:bidi="ar-EG"/>
-          <w14:textFill>
-            <w14:solidFill>
-              <w14:schemeClr w14:val="tx1"/>
-            </w14:solidFill>
-          </w14:textFill>
         </w:rPr>
         <w:t xml:space="preserve">   </w:t>
       </w:r>
@@ -346,11 +281,6 @@
           <w:sz w:val="32"/>
           <w:szCs w:val="32"/>
           <w:lang w:bidi="ar-EG"/>
-          <w14:textFill>
-            <w14:solidFill>
-              <w14:schemeClr w14:val="tx1"/>
-            </w14:solidFill>
-          </w14:textFill>
         </w:rPr>
         <w:t>Ai</w:t>
       </w:r>
@@ -366,24 +296,14 @@
           <w:sz w:val="32"/>
           <w:szCs w:val="32"/>
           <w:lang w:bidi="ar-EG"/>
-          <w14:textFill>
-            <w14:solidFill>
-              <w14:schemeClr w14:val="tx1"/>
-            </w14:solidFill>
-          </w14:textFill>
-        </w:rPr>
-      </w:pPr>
-      <w:r>
-        <w:rPr>
-          <w:color w:val="000000" w:themeColor="text1"/>
-          <w:sz w:val="32"/>
-          <w:szCs w:val="32"/>
-          <w:lang w:bidi="ar-EG"/>
-          <w14:textFill>
-            <w14:solidFill>
-              <w14:schemeClr w14:val="tx1"/>
-            </w14:solidFill>
-          </w14:textFill>
+        </w:rPr>
+      </w:pPr>
+      <w:r>
+        <w:rPr>
+          <w:color w:val="000000" w:themeColor="text1"/>
+          <w:sz w:val="32"/>
+          <w:szCs w:val="32"/>
+          <w:lang w:bidi="ar-EG"/>
         </w:rPr>
         <w:t>Sara Mahmoud Abdelrahman                                                  Cs</w:t>
       </w:r>
@@ -399,68 +319,39 @@
           <w:sz w:val="32"/>
           <w:szCs w:val="32"/>
           <w:lang w:bidi="ar-EG"/>
-          <w14:textFill>
-            <w14:solidFill>
-              <w14:schemeClr w14:val="tx1"/>
-            </w14:solidFill>
-          </w14:textFill>
-        </w:rPr>
-      </w:pPr>
-    </w:p>
-    <w:p>
-      <w:pPr>
-        <w:tabs>
-          <w:tab w:val="left" w:pos="4050"/>
-        </w:tabs>
-        <w:jc w:val="center"/>
-        <w:rPr>
-          <w:color w:val="215F9A" w:themeColor="text2" w:themeTint="BF"/>
-          <w:sz w:val="32"/>
-          <w:szCs w:val="32"/>
-          <w:lang w:bidi="ar-EG"/>
-          <w14:textFill>
-            <w14:solidFill>
-              <w14:schemeClr w14:val="tx2">
-                <w14:lumMod w14:val="75000"/>
-                <w14:lumOff w14:val="25000"/>
-              </w14:schemeClr>
-            </w14:solidFill>
-          </w14:textFill>
-        </w:rPr>
-      </w:pPr>
-      <w:r>
-        <w:rPr>
-          <w:b/>
-          <w:bCs/>
-          <w:color w:val="215F9A" w:themeColor="text2" w:themeTint="BF"/>
-          <w:sz w:val="32"/>
-          <w:szCs w:val="32"/>
-          <w:lang w:bidi="ar-EG"/>
-          <w14:textFill>
-            <w14:solidFill>
-              <w14:schemeClr w14:val="tx2">
-                <w14:lumMod w14:val="75000"/>
-                <w14:lumOff w14:val="25000"/>
-              </w14:schemeClr>
-            </w14:solidFill>
-          </w14:textFill>
+        </w:rPr>
+      </w:pPr>
+    </w:p>
+    <w:p>
+      <w:pPr>
+        <w:tabs>
+          <w:tab w:val="left" w:pos="4050"/>
+        </w:tabs>
+        <w:jc w:val="center"/>
+        <w:rPr>
+          <w:color w:val="215E99" w:themeColor="text2" w:themeTint="BF"/>
+          <w:sz w:val="32"/>
+          <w:szCs w:val="32"/>
+          <w:lang w:bidi="ar-EG"/>
+        </w:rPr>
+      </w:pPr>
+      <w:r>
+        <w:rPr>
+          <w:b/>
+          <w:bCs/>
+          <w:color w:val="215E99" w:themeColor="text2" w:themeTint="BF"/>
+          <w:sz w:val="32"/>
+          <w:szCs w:val="32"/>
+          <w:lang w:bidi="ar-EG"/>
         </w:rPr>
         <w:t>Supervised by</w:t>
       </w:r>
       <w:r>
         <w:rPr>
-          <w:color w:val="215F9A" w:themeColor="text2" w:themeTint="BF"/>
-          <w:sz w:val="32"/>
-          <w:szCs w:val="32"/>
-          <w:lang w:bidi="ar-EG"/>
-          <w14:textFill>
-            <w14:solidFill>
-              <w14:schemeClr w14:val="tx2">
-                <w14:lumMod w14:val="75000"/>
-                <w14:lumOff w14:val="25000"/>
-              </w14:schemeClr>
-            </w14:solidFill>
-          </w14:textFill>
+          <w:color w:val="215E99" w:themeColor="text2" w:themeTint="BF"/>
+          <w:sz w:val="32"/>
+          <w:szCs w:val="32"/>
+          <w:lang w:bidi="ar-EG"/>
         </w:rPr>
         <w:t>:</w:t>
       </w:r>
@@ -478,26 +369,16 @@
           <w:sz w:val="32"/>
           <w:szCs w:val="32"/>
           <w:lang w:bidi="ar-EG"/>
-          <w14:textFill>
-            <w14:solidFill>
-              <w14:schemeClr w14:val="tx1"/>
-            </w14:solidFill>
-          </w14:textFill>
-        </w:rPr>
-      </w:pPr>
-      <w:r>
-        <w:rPr>
-          <w:b/>
-          <w:bCs/>
-          <w:color w:val="000000" w:themeColor="text1"/>
-          <w:sz w:val="32"/>
-          <w:szCs w:val="32"/>
-          <w:lang w:bidi="ar-EG"/>
-          <w14:textFill>
-            <w14:solidFill>
-              <w14:schemeClr w14:val="tx1"/>
-            </w14:solidFill>
-          </w14:textFill>
+        </w:rPr>
+      </w:pPr>
+      <w:r>
+        <w:rPr>
+          <w:b/>
+          <w:bCs/>
+          <w:color w:val="000000" w:themeColor="text1"/>
+          <w:sz w:val="32"/>
+          <w:szCs w:val="32"/>
+          <w:lang w:bidi="ar-EG"/>
         </w:rPr>
         <w:t>Dr. Ayman Hassanein</w:t>
       </w:r>
@@ -515,29 +396,16 @@
           <w:sz w:val="32"/>
           <w:szCs w:val="32"/>
           <w:lang w:bidi="ar-EG"/>
-          <w14:textFill>
-            <w14:solidFill>
-              <w14:schemeClr w14:val="tx1"/>
-            </w14:solidFill>
-          </w14:textFill>
-        </w:rPr>
-      </w:pPr>
-      <w:r>
-        <w:rPr>
-          <w:b/>
-          <w:bCs/>
-          <w:color w:val="215F9A" w:themeColor="text2" w:themeTint="BF"/>
-          <w:sz w:val="32"/>
-          <w:szCs w:val="32"/>
-          <w:lang w:bidi="ar-EG"/>
-          <w14:textFill>
-            <w14:solidFill>
-              <w14:schemeClr w14:val="tx2">
-                <w14:lumMod w14:val="75000"/>
-                <w14:lumOff w14:val="25000"/>
-              </w14:schemeClr>
-            </w14:solidFill>
-          </w14:textFill>
+        </w:rPr>
+      </w:pPr>
+      <w:r>
+        <w:rPr>
+          <w:b/>
+          <w:bCs/>
+          <w:color w:val="215E99" w:themeColor="text2" w:themeTint="BF"/>
+          <w:sz w:val="32"/>
+          <w:szCs w:val="32"/>
+          <w:lang w:bidi="ar-EG"/>
         </w:rPr>
         <w:t>Co-Supervisor:</w:t>
       </w:r>
@@ -555,26 +423,16 @@
           <w:sz w:val="32"/>
           <w:szCs w:val="32"/>
           <w:lang w:bidi="ar-EG"/>
-          <w14:textFill>
-            <w14:solidFill>
-              <w14:schemeClr w14:val="tx1"/>
-            </w14:solidFill>
-          </w14:textFill>
-        </w:rPr>
-      </w:pPr>
-      <w:r>
-        <w:rPr>
-          <w:b/>
-          <w:bCs/>
-          <w:color w:val="000000" w:themeColor="text1"/>
-          <w:sz w:val="32"/>
-          <w:szCs w:val="32"/>
-          <w:lang w:bidi="ar-EG"/>
-          <w14:textFill>
-            <w14:solidFill>
-              <w14:schemeClr w14:val="tx1"/>
-            </w14:solidFill>
-          </w14:textFill>
+        </w:rPr>
+      </w:pPr>
+      <w:r>
+        <w:rPr>
+          <w:b/>
+          <w:bCs/>
+          <w:color w:val="000000" w:themeColor="text1"/>
+          <w:sz w:val="32"/>
+          <w:szCs w:val="32"/>
+          <w:lang w:bidi="ar-EG"/>
         </w:rPr>
         <w:t xml:space="preserve">Eng. Mohamed Amer </w:t>
       </w:r>
@@ -593,26 +451,16 @@
           <w:szCs w:val="32"/>
           <w:rtl/>
           <w:lang w:bidi="ar-EG"/>
-          <w14:textFill>
-            <w14:solidFill>
-              <w14:schemeClr w14:val="tx1"/>
-            </w14:solidFill>
-          </w14:textFill>
-        </w:rPr>
-      </w:pPr>
-      <w:r>
-        <w:rPr>
-          <w:b/>
-          <w:bCs/>
-          <w:color w:val="000000" w:themeColor="text1"/>
-          <w:sz w:val="32"/>
-          <w:szCs w:val="32"/>
-          <w:lang w:bidi="ar-EG"/>
-          <w14:textFill>
-            <w14:solidFill>
-              <w14:schemeClr w14:val="tx1"/>
-            </w14:solidFill>
-          </w14:textFill>
+        </w:rPr>
+      </w:pPr>
+      <w:r>
+        <w:rPr>
+          <w:b/>
+          <w:bCs/>
+          <w:color w:val="000000" w:themeColor="text1"/>
+          <w:sz w:val="32"/>
+          <w:szCs w:val="32"/>
+          <w:lang w:bidi="ar-EG"/>
         </w:rPr>
         <w:t>Eng. Ahmed Abdelmonem</w:t>
       </w:r>
@@ -631,47 +479,32 @@
           <w:szCs w:val="32"/>
           <w:rtl/>
           <w:lang w:bidi="ar-EG"/>
-          <w14:textFill>
-            <w14:solidFill>
-              <w14:schemeClr w14:val="tx1"/>
-            </w14:solidFill>
-          </w14:textFill>
-        </w:rPr>
-      </w:pPr>
-    </w:p>
-    <w:p>
-      <w:pPr>
-        <w:tabs>
-          <w:tab w:val="left" w:pos="4050"/>
-        </w:tabs>
-        <w:jc w:val="center"/>
-        <w:rPr>
-          <w:b/>
-          <w:bCs/>
-          <w:color w:val="000000" w:themeColor="text1"/>
-          <w:sz w:val="32"/>
-          <w:szCs w:val="32"/>
-          <w:lang w:bidi="ar-EG"/>
-          <w14:textFill>
-            <w14:solidFill>
-              <w14:schemeClr w14:val="tx1"/>
-            </w14:solidFill>
-          </w14:textFill>
-        </w:rPr>
-      </w:pPr>
-      <w:r>
-        <w:rPr>
-          <w:b/>
-          <w:bCs/>
-          <w:color w:val="000000" w:themeColor="text1"/>
-          <w:sz w:val="32"/>
-          <w:szCs w:val="32"/>
-          <w:lang w:bidi="ar-EG"/>
-          <w14:textFill>
-            <w14:solidFill>
-              <w14:schemeClr w14:val="tx1"/>
-            </w14:solidFill>
-          </w14:textFill>
+        </w:rPr>
+      </w:pPr>
+    </w:p>
+    <w:p>
+      <w:pPr>
+        <w:tabs>
+          <w:tab w:val="left" w:pos="4050"/>
+        </w:tabs>
+        <w:jc w:val="center"/>
+        <w:rPr>
+          <w:b/>
+          <w:bCs/>
+          <w:color w:val="000000" w:themeColor="text1"/>
+          <w:sz w:val="32"/>
+          <w:szCs w:val="32"/>
+          <w:lang w:bidi="ar-EG"/>
+        </w:rPr>
+      </w:pPr>
+      <w:r>
+        <w:rPr>
+          <w:b/>
+          <w:bCs/>
+          <w:color w:val="000000" w:themeColor="text1"/>
+          <w:sz w:val="32"/>
+          <w:szCs w:val="32"/>
+          <w:lang w:bidi="ar-EG"/>
         </w:rPr>
         <w:t>Egypt 2025</w:t>
       </w:r>
@@ -689,242 +522,182 @@
           <w:sz w:val="32"/>
           <w:szCs w:val="32"/>
           <w:lang w:bidi="ar-EG"/>
-          <w14:textFill>
-            <w14:solidFill>
-              <w14:schemeClr w14:val="tx1"/>
-            </w14:solidFill>
-          </w14:textFill>
-        </w:rPr>
-      </w:pPr>
-    </w:p>
-    <w:p>
-      <w:pPr>
-        <w:tabs>
-          <w:tab w:val="left" w:pos="4050"/>
-        </w:tabs>
-        <w:jc w:val="center"/>
-        <w:rPr>
-          <w:b/>
-          <w:bCs/>
-          <w:color w:val="000000" w:themeColor="text1"/>
-          <w:sz w:val="32"/>
-          <w:szCs w:val="32"/>
-          <w:lang w:bidi="ar-EG"/>
-          <w14:textFill>
-            <w14:solidFill>
-              <w14:schemeClr w14:val="tx1"/>
-            </w14:solidFill>
-          </w14:textFill>
-        </w:rPr>
-      </w:pPr>
-    </w:p>
-    <w:p>
-      <w:pPr>
-        <w:tabs>
-          <w:tab w:val="left" w:pos="4050"/>
-        </w:tabs>
-        <w:jc w:val="center"/>
-        <w:rPr>
-          <w:b/>
-          <w:bCs/>
-          <w:color w:val="000000" w:themeColor="text1"/>
-          <w:sz w:val="32"/>
-          <w:szCs w:val="32"/>
-          <w:lang w:bidi="ar-EG"/>
-          <w14:textFill>
-            <w14:solidFill>
-              <w14:schemeClr w14:val="tx1"/>
-            </w14:solidFill>
-          </w14:textFill>
-        </w:rPr>
-      </w:pPr>
-    </w:p>
-    <w:p>
-      <w:pPr>
-        <w:tabs>
-          <w:tab w:val="left" w:pos="4050"/>
-        </w:tabs>
-        <w:jc w:val="center"/>
-        <w:rPr>
-          <w:b/>
-          <w:bCs/>
-          <w:color w:val="000000" w:themeColor="text1"/>
-          <w:sz w:val="32"/>
-          <w:szCs w:val="32"/>
-          <w:lang w:bidi="ar-EG"/>
-          <w14:textFill>
-            <w14:solidFill>
-              <w14:schemeClr w14:val="tx1"/>
-            </w14:solidFill>
-          </w14:textFill>
-        </w:rPr>
-      </w:pPr>
-    </w:p>
-    <w:p>
-      <w:pPr>
-        <w:tabs>
-          <w:tab w:val="left" w:pos="4050"/>
-        </w:tabs>
-        <w:jc w:val="center"/>
-        <w:rPr>
-          <w:b/>
-          <w:bCs/>
-          <w:color w:val="000000" w:themeColor="text1"/>
-          <w:sz w:val="32"/>
-          <w:szCs w:val="32"/>
-          <w:lang w:bidi="ar-EG"/>
-          <w14:textFill>
-            <w14:solidFill>
-              <w14:schemeClr w14:val="tx1"/>
-            </w14:solidFill>
-          </w14:textFill>
-        </w:rPr>
-      </w:pPr>
-    </w:p>
-    <w:p>
-      <w:pPr>
-        <w:tabs>
-          <w:tab w:val="left" w:pos="4050"/>
-        </w:tabs>
-        <w:jc w:val="center"/>
-        <w:rPr>
-          <w:b/>
-          <w:bCs/>
-          <w:color w:val="000000" w:themeColor="text1"/>
-          <w:sz w:val="32"/>
-          <w:szCs w:val="32"/>
-          <w:lang w:bidi="ar-EG"/>
-          <w14:textFill>
-            <w14:solidFill>
-              <w14:schemeClr w14:val="tx1"/>
-            </w14:solidFill>
-          </w14:textFill>
-        </w:rPr>
-      </w:pPr>
-    </w:p>
-    <w:p>
-      <w:pPr>
-        <w:tabs>
-          <w:tab w:val="left" w:pos="4050"/>
-        </w:tabs>
-        <w:jc w:val="center"/>
-        <w:rPr>
-          <w:b/>
-          <w:bCs/>
-          <w:color w:val="000000" w:themeColor="text1"/>
-          <w:sz w:val="32"/>
-          <w:szCs w:val="32"/>
-          <w:lang w:bidi="ar-EG"/>
-          <w14:textFill>
-            <w14:solidFill>
-              <w14:schemeClr w14:val="tx1"/>
-            </w14:solidFill>
-          </w14:textFill>
-        </w:rPr>
-      </w:pPr>
-    </w:p>
-    <w:p>
-      <w:pPr>
-        <w:tabs>
-          <w:tab w:val="left" w:pos="4050"/>
-        </w:tabs>
-        <w:jc w:val="center"/>
-        <w:rPr>
-          <w:b/>
-          <w:bCs/>
-          <w:color w:val="000000" w:themeColor="text1"/>
-          <w:sz w:val="32"/>
-          <w:szCs w:val="32"/>
-          <w:lang w:bidi="ar-EG"/>
-          <w14:textFill>
-            <w14:solidFill>
-              <w14:schemeClr w14:val="tx1"/>
-            </w14:solidFill>
-          </w14:textFill>
-        </w:rPr>
-      </w:pPr>
-    </w:p>
-    <w:p>
-      <w:pPr>
-        <w:tabs>
-          <w:tab w:val="left" w:pos="4050"/>
-        </w:tabs>
-        <w:jc w:val="center"/>
-        <w:rPr>
-          <w:b/>
-          <w:bCs/>
-          <w:color w:val="000000" w:themeColor="text1"/>
-          <w:sz w:val="32"/>
-          <w:szCs w:val="32"/>
-          <w:lang w:bidi="ar-EG"/>
-          <w14:textFill>
-            <w14:solidFill>
-              <w14:schemeClr w14:val="tx1"/>
-            </w14:solidFill>
-          </w14:textFill>
-        </w:rPr>
-      </w:pPr>
-    </w:p>
-    <w:p>
-      <w:pPr>
-        <w:tabs>
-          <w:tab w:val="left" w:pos="4050"/>
-        </w:tabs>
-        <w:jc w:val="center"/>
-        <w:rPr>
-          <w:b/>
-          <w:bCs/>
-          <w:color w:val="000000" w:themeColor="text1"/>
-          <w:sz w:val="32"/>
-          <w:szCs w:val="32"/>
-          <w:lang w:bidi="ar-EG"/>
-          <w14:textFill>
-            <w14:solidFill>
-              <w14:schemeClr w14:val="tx1"/>
-            </w14:solidFill>
-          </w14:textFill>
-        </w:rPr>
-      </w:pPr>
-    </w:p>
-    <w:p>
-      <w:pPr>
-        <w:tabs>
-          <w:tab w:val="left" w:pos="4050"/>
-        </w:tabs>
-        <w:jc w:val="center"/>
-        <w:rPr>
-          <w:b/>
-          <w:bCs/>
-          <w:color w:val="000000" w:themeColor="text1"/>
-          <w:sz w:val="32"/>
-          <w:szCs w:val="32"/>
-          <w:lang w:bidi="ar-EG"/>
-          <w14:textFill>
-            <w14:solidFill>
-              <w14:schemeClr w14:val="tx1"/>
-            </w14:solidFill>
-          </w14:textFill>
-        </w:rPr>
-      </w:pPr>
-    </w:p>
-    <w:p>
-      <w:pPr>
-        <w:tabs>
-          <w:tab w:val="left" w:pos="4050"/>
-        </w:tabs>
-        <w:jc w:val="center"/>
-        <w:rPr>
-          <w:b/>
-          <w:bCs/>
-          <w:color w:val="000000" w:themeColor="text1"/>
-          <w:sz w:val="32"/>
-          <w:szCs w:val="32"/>
-          <w:lang w:bidi="ar-EG"/>
-          <w14:textFill>
-            <w14:solidFill>
-              <w14:schemeClr w14:val="tx1"/>
-            </w14:solidFill>
-          </w14:textFill>
+        </w:rPr>
+      </w:pPr>
+    </w:p>
+    <w:p>
+      <w:pPr>
+        <w:tabs>
+          <w:tab w:val="left" w:pos="4050"/>
+        </w:tabs>
+        <w:jc w:val="center"/>
+        <w:rPr>
+          <w:b/>
+          <w:bCs/>
+          <w:color w:val="000000" w:themeColor="text1"/>
+          <w:sz w:val="32"/>
+          <w:szCs w:val="32"/>
+          <w:lang w:bidi="ar-EG"/>
+        </w:rPr>
+      </w:pPr>
+    </w:p>
+    <w:p>
+      <w:pPr>
+        <w:tabs>
+          <w:tab w:val="left" w:pos="4050"/>
+        </w:tabs>
+        <w:jc w:val="center"/>
+        <w:rPr>
+          <w:b/>
+          <w:bCs/>
+          <w:color w:val="000000" w:themeColor="text1"/>
+          <w:sz w:val="32"/>
+          <w:szCs w:val="32"/>
+          <w:lang w:bidi="ar-EG"/>
+        </w:rPr>
+      </w:pPr>
+    </w:p>
+    <w:p>
+      <w:pPr>
+        <w:tabs>
+          <w:tab w:val="left" w:pos="4050"/>
+        </w:tabs>
+        <w:jc w:val="center"/>
+        <w:rPr>
+          <w:b/>
+          <w:bCs/>
+          <w:color w:val="000000" w:themeColor="text1"/>
+          <w:sz w:val="32"/>
+          <w:szCs w:val="32"/>
+          <w:lang w:bidi="ar-EG"/>
+        </w:rPr>
+      </w:pPr>
+    </w:p>
+    <w:p>
+      <w:pPr>
+        <w:tabs>
+          <w:tab w:val="left" w:pos="4050"/>
+        </w:tabs>
+        <w:jc w:val="center"/>
+        <w:rPr>
+          <w:b/>
+          <w:bCs/>
+          <w:color w:val="000000" w:themeColor="text1"/>
+          <w:sz w:val="32"/>
+          <w:szCs w:val="32"/>
+          <w:lang w:bidi="ar-EG"/>
+        </w:rPr>
+      </w:pPr>
+    </w:p>
+    <w:p>
+      <w:pPr>
+        <w:tabs>
+          <w:tab w:val="left" w:pos="4050"/>
+        </w:tabs>
+        <w:jc w:val="center"/>
+        <w:rPr>
+          <w:b/>
+          <w:bCs/>
+          <w:color w:val="000000" w:themeColor="text1"/>
+          <w:sz w:val="32"/>
+          <w:szCs w:val="32"/>
+          <w:lang w:bidi="ar-EG"/>
+        </w:rPr>
+      </w:pPr>
+    </w:p>
+    <w:p>
+      <w:pPr>
+        <w:tabs>
+          <w:tab w:val="left" w:pos="4050"/>
+        </w:tabs>
+        <w:jc w:val="center"/>
+        <w:rPr>
+          <w:b/>
+          <w:bCs/>
+          <w:color w:val="000000" w:themeColor="text1"/>
+          <w:sz w:val="32"/>
+          <w:szCs w:val="32"/>
+          <w:lang w:bidi="ar-EG"/>
+        </w:rPr>
+      </w:pPr>
+    </w:p>
+    <w:p>
+      <w:pPr>
+        <w:tabs>
+          <w:tab w:val="left" w:pos="4050"/>
+        </w:tabs>
+        <w:jc w:val="center"/>
+        <w:rPr>
+          <w:b/>
+          <w:bCs/>
+          <w:color w:val="000000" w:themeColor="text1"/>
+          <w:sz w:val="32"/>
+          <w:szCs w:val="32"/>
+          <w:lang w:bidi="ar-EG"/>
+        </w:rPr>
+      </w:pPr>
+    </w:p>
+    <w:p>
+      <w:pPr>
+        <w:tabs>
+          <w:tab w:val="left" w:pos="4050"/>
+        </w:tabs>
+        <w:jc w:val="center"/>
+        <w:rPr>
+          <w:b/>
+          <w:bCs/>
+          <w:color w:val="000000" w:themeColor="text1"/>
+          <w:sz w:val="32"/>
+          <w:szCs w:val="32"/>
+          <w:lang w:bidi="ar-EG"/>
+        </w:rPr>
+      </w:pPr>
+    </w:p>
+    <w:p>
+      <w:pPr>
+        <w:tabs>
+          <w:tab w:val="left" w:pos="4050"/>
+        </w:tabs>
+        <w:jc w:val="center"/>
+        <w:rPr>
+          <w:b/>
+          <w:bCs/>
+          <w:color w:val="000000" w:themeColor="text1"/>
+          <w:sz w:val="32"/>
+          <w:szCs w:val="32"/>
+          <w:lang w:bidi="ar-EG"/>
+        </w:rPr>
+      </w:pPr>
+    </w:p>
+    <w:p>
+      <w:pPr>
+        <w:tabs>
+          <w:tab w:val="left" w:pos="4050"/>
+        </w:tabs>
+        <w:jc w:val="center"/>
+        <w:rPr>
+          <w:b/>
+          <w:bCs/>
+          <w:color w:val="000000" w:themeColor="text1"/>
+          <w:sz w:val="32"/>
+          <w:szCs w:val="32"/>
+          <w:lang w:bidi="ar-EG"/>
+        </w:rPr>
+      </w:pPr>
+    </w:p>
+    <w:p>
+      <w:pPr>
+        <w:tabs>
+          <w:tab w:val="left" w:pos="4050"/>
+        </w:tabs>
+        <w:jc w:val="center"/>
+        <w:rPr>
+          <w:b/>
+          <w:bCs/>
+          <w:color w:val="000000" w:themeColor="text1"/>
+          <w:sz w:val="32"/>
+          <w:szCs w:val="32"/>
+          <w:lang w:bidi="ar-EG"/>
         </w:rPr>
       </w:pPr>
     </w:p>
@@ -942,11 +715,6 @@
           <w:sz w:val="96"/>
           <w:szCs w:val="96"/>
           <w:lang w:bidi="ar-EG"/>
-          <w14:textFill>
-            <w14:solidFill>
-              <w14:schemeClr w14:val="tx1"/>
-            </w14:solidFill>
-          </w14:textFill>
         </w:rPr>
       </w:pPr>
       <w:r>
@@ -957,11 +725,6 @@
           <w:sz w:val="96"/>
           <w:szCs w:val="96"/>
           <w:lang w:bidi="ar-EG"/>
-          <w14:textFill>
-            <w14:solidFill>
-              <w14:schemeClr w14:val="tx1"/>
-            </w14:solidFill>
-          </w14:textFill>
         </w:rPr>
         <w:t>Table of Contents</w:t>
       </w:r>
@@ -981,11 +744,6 @@
           <w:szCs w:val="32"/>
           <w:rtl/>
           <w:lang w:bidi="ar-EG"/>
-          <w14:textFill>
-            <w14:solidFill>
-              <w14:schemeClr w14:val="tx1"/>
-            </w14:solidFill>
-          </w14:textFill>
         </w:rPr>
       </w:pPr>
     </w:p>
@@ -1004,11 +762,6 @@
           <w:szCs w:val="32"/>
           <w:rtl/>
           <w:lang w:bidi="ar-EG"/>
-          <w14:textFill>
-            <w14:solidFill>
-              <w14:schemeClr w14:val="tx1"/>
-            </w14:solidFill>
-          </w14:textFill>
         </w:rPr>
       </w:pPr>
     </w:p>
@@ -1027,11 +780,6 @@
           <w:szCs w:val="32"/>
           <w:rtl/>
           <w:lang w:bidi="ar-EG"/>
-          <w14:textFill>
-            <w14:solidFill>
-              <w14:schemeClr w14:val="tx1"/>
-            </w14:solidFill>
-          </w14:textFill>
         </w:rPr>
       </w:pPr>
     </w:p>
@@ -1049,11 +797,6 @@
           <w:sz w:val="32"/>
           <w:szCs w:val="32"/>
           <w:lang w:bidi="ar-EG"/>
-          <w14:textFill>
-            <w14:solidFill>
-              <w14:schemeClr w14:val="tx1"/>
-            </w14:solidFill>
-          </w14:textFill>
         </w:rPr>
       </w:pPr>
     </w:p>
@@ -1071,27 +814,18 @@
           <w:sz w:val="32"/>
           <w:szCs w:val="32"/>
           <w:lang w:bidi="ar-EG"/>
-          <w14:textFill>
-            <w14:solidFill>
-              <w14:schemeClr w14:val="tx1"/>
-            </w14:solidFill>
-          </w14:textFill>
-        </w:rPr>
-      </w:pPr>
-      <w:r>
-        <w:rPr>
-          <w:b/>
-          <w:bCs/>
-          <w:color w:val="000000" w:themeColor="text1"/>
-          <w:sz w:val="32"/>
-          <w:szCs w:val="32"/>
-          <w:lang w:bidi="ar-EG"/>
-          <w14:textFill>
-            <w14:solidFill>
-              <w14:schemeClr w14:val="tx1"/>
-            </w14:solidFill>
-          </w14:textFill>
-        </w:rPr>
+        </w:rPr>
+      </w:pPr>
+      <w:r>
+        <w:rPr>
+          <w:b/>
+          <w:bCs/>
+          <w:color w:val="000000" w:themeColor="text1"/>
+          <w:sz w:val="32"/>
+          <w:szCs w:val="32"/>
+          <w:lang w:bidi="ar-EG"/>
+        </w:rPr>
+        <w:lastRenderedPageBreak/>
         <w:t>Table of Contents</w:t>
       </w:r>
     </w:p>
@@ -1109,11 +843,6 @@
           <w:sz w:val="96"/>
           <w:szCs w:val="96"/>
           <w:lang w:bidi="ar-EG"/>
-          <w14:textFill>
-            <w14:solidFill>
-              <w14:schemeClr w14:val="tx1"/>
-            </w14:solidFill>
-          </w14:textFill>
         </w:rPr>
       </w:pPr>
     </w:p>
@@ -1131,11 +860,6 @@
           <w:sz w:val="96"/>
           <w:szCs w:val="96"/>
           <w:lang w:bidi="ar-EG"/>
-          <w14:textFill>
-            <w14:solidFill>
-              <w14:schemeClr w14:val="tx1"/>
-            </w14:solidFill>
-          </w14:textFill>
         </w:rPr>
       </w:pPr>
     </w:p>
@@ -1153,11 +877,6 @@
           <w:sz w:val="96"/>
           <w:szCs w:val="96"/>
           <w:lang w:bidi="ar-EG"/>
-          <w14:textFill>
-            <w14:solidFill>
-              <w14:schemeClr w14:val="tx1"/>
-            </w14:solidFill>
-          </w14:textFill>
         </w:rPr>
       </w:pPr>
     </w:p>
@@ -1175,11 +894,6 @@
           <w:sz w:val="96"/>
           <w:szCs w:val="96"/>
           <w:lang w:bidi="ar-EG"/>
-          <w14:textFill>
-            <w14:solidFill>
-              <w14:schemeClr w14:val="tx1"/>
-            </w14:solidFill>
-          </w14:textFill>
         </w:rPr>
       </w:pPr>
     </w:p>
@@ -1197,11 +911,6 @@
           <w:sz w:val="96"/>
           <w:szCs w:val="96"/>
           <w:lang w:bidi="ar-EG"/>
-          <w14:textFill>
-            <w14:solidFill>
-              <w14:schemeClr w14:val="tx1"/>
-            </w14:solidFill>
-          </w14:textFill>
         </w:rPr>
       </w:pPr>
     </w:p>
@@ -1219,11 +928,6 @@
           <w:sz w:val="96"/>
           <w:szCs w:val="96"/>
           <w:lang w:bidi="ar-EG"/>
-          <w14:textFill>
-            <w14:solidFill>
-              <w14:schemeClr w14:val="tx1"/>
-            </w14:solidFill>
-          </w14:textFill>
         </w:rPr>
       </w:pPr>
     </w:p>
@@ -1241,11 +945,6 @@
           <w:sz w:val="96"/>
           <w:szCs w:val="96"/>
           <w:lang w:bidi="ar-EG"/>
-          <w14:textFill>
-            <w14:solidFill>
-              <w14:schemeClr w14:val="tx1"/>
-            </w14:solidFill>
-          </w14:textFill>
         </w:rPr>
       </w:pPr>
     </w:p>
@@ -1263,11 +962,6 @@
           <w:sz w:val="96"/>
           <w:szCs w:val="96"/>
           <w:lang w:bidi="ar-EG"/>
-          <w14:textFill>
-            <w14:solidFill>
-              <w14:schemeClr w14:val="tx1"/>
-            </w14:solidFill>
-          </w14:textFill>
         </w:rPr>
       </w:pPr>
     </w:p>
@@ -1285,32 +979,22 @@
           <w:sz w:val="96"/>
           <w:szCs w:val="96"/>
           <w:lang w:bidi="ar-EG"/>
-          <w14:textFill>
-            <w14:solidFill>
-              <w14:schemeClr w14:val="tx1"/>
-            </w14:solidFill>
-          </w14:textFill>
-        </w:rPr>
-      </w:pPr>
-    </w:p>
-    <w:p>
-      <w:pPr>
-        <w:tabs>
-          <w:tab w:val="left" w:pos="4050"/>
-        </w:tabs>
-        <w:jc w:val="center"/>
-        <w:rPr>
-          <w:b/>
-          <w:bCs/>
-          <w:color w:val="000000" w:themeColor="text1"/>
-          <w:sz w:val="32"/>
-          <w:szCs w:val="32"/>
-          <w:lang w:bidi="ar-EG"/>
-          <w14:textFill>
-            <w14:solidFill>
-              <w14:schemeClr w14:val="tx1"/>
-            </w14:solidFill>
-          </w14:textFill>
+        </w:rPr>
+      </w:pPr>
+    </w:p>
+    <w:p>
+      <w:pPr>
+        <w:tabs>
+          <w:tab w:val="left" w:pos="4050"/>
+        </w:tabs>
+        <w:jc w:val="center"/>
+        <w:rPr>
+          <w:b/>
+          <w:bCs/>
+          <w:color w:val="000000" w:themeColor="text1"/>
+          <w:sz w:val="32"/>
+          <w:szCs w:val="32"/>
+          <w:lang w:bidi="ar-EG"/>
         </w:rPr>
       </w:pPr>
     </w:p>
@@ -1327,11 +1011,6 @@
           <w:sz w:val="72"/>
           <w:szCs w:val="72"/>
           <w:lang w:bidi="ar-EG"/>
-          <w14:textFill>
-            <w14:solidFill>
-              <w14:schemeClr w14:val="tx1"/>
-            </w14:solidFill>
-          </w14:textFill>
         </w:rPr>
       </w:pPr>
     </w:p>
@@ -1348,11 +1027,6 @@
           <w:sz w:val="72"/>
           <w:szCs w:val="72"/>
           <w:lang w:bidi="ar-EG"/>
-          <w14:textFill>
-            <w14:solidFill>
-              <w14:schemeClr w14:val="tx1"/>
-            </w14:solidFill>
-          </w14:textFill>
         </w:rPr>
       </w:pPr>
     </w:p>
@@ -1370,11 +1044,6 @@
           <w:szCs w:val="96"/>
           <w:rtl/>
           <w:lang w:bidi="ar-EG"/>
-          <w14:textFill>
-            <w14:solidFill>
-              <w14:schemeClr w14:val="tx1"/>
-            </w14:solidFill>
-          </w14:textFill>
         </w:rPr>
       </w:pPr>
     </w:p>
@@ -1391,11 +1060,6 @@
           <w:sz w:val="96"/>
           <w:szCs w:val="96"/>
           <w:lang w:bidi="ar-EG"/>
-          <w14:textFill>
-            <w14:solidFill>
-              <w14:schemeClr w14:val="tx1"/>
-            </w14:solidFill>
-          </w14:textFill>
         </w:rPr>
       </w:pPr>
       <w:r>
@@ -1406,11 +1070,6 @@
           <w:sz w:val="96"/>
           <w:szCs w:val="96"/>
           <w:lang w:bidi="ar-EG"/>
-          <w14:textFill>
-            <w14:solidFill>
-              <w14:schemeClr w14:val="tx1"/>
-            </w14:solidFill>
-          </w14:textFill>
         </w:rPr>
         <w:t>Table of Figures</w:t>
       </w:r>
@@ -1428,11 +1087,6 @@
           <w:sz w:val="32"/>
           <w:szCs w:val="32"/>
           <w:lang w:bidi="ar-EG"/>
-          <w14:textFill>
-            <w14:solidFill>
-              <w14:schemeClr w14:val="tx1"/>
-            </w14:solidFill>
-          </w14:textFill>
         </w:rPr>
       </w:pPr>
     </w:p>
@@ -1450,11 +1104,6 @@
           <w:szCs w:val="32"/>
           <w:rtl/>
           <w:lang w:bidi="ar-EG"/>
-          <w14:textFill>
-            <w14:solidFill>
-              <w14:schemeClr w14:val="tx1"/>
-            </w14:solidFill>
-          </w14:textFill>
         </w:rPr>
       </w:pPr>
     </w:p>
@@ -1472,11 +1121,6 @@
           <w:szCs w:val="32"/>
           <w:rtl/>
           <w:lang w:bidi="ar-EG"/>
-          <w14:textFill>
-            <w14:solidFill>
-              <w14:schemeClr w14:val="tx1"/>
-            </w14:solidFill>
-          </w14:textFill>
         </w:rPr>
       </w:pPr>
     </w:p>
@@ -1494,11 +1138,6 @@
           <w:szCs w:val="32"/>
           <w:rtl/>
           <w:lang w:bidi="ar-EG"/>
-          <w14:textFill>
-            <w14:solidFill>
-              <w14:schemeClr w14:val="tx1"/>
-            </w14:solidFill>
-          </w14:textFill>
         </w:rPr>
       </w:pPr>
     </w:p>
@@ -1516,11 +1155,6 @@
           <w:szCs w:val="32"/>
           <w:rtl/>
           <w:lang w:bidi="ar-EG"/>
-          <w14:textFill>
-            <w14:solidFill>
-              <w14:schemeClr w14:val="tx1"/>
-            </w14:solidFill>
-          </w14:textFill>
         </w:rPr>
       </w:pPr>
     </w:p>
@@ -1538,11 +1172,6 @@
           <w:szCs w:val="32"/>
           <w:rtl/>
           <w:lang w:bidi="ar-EG"/>
-          <w14:textFill>
-            <w14:solidFill>
-              <w14:schemeClr w14:val="tx1"/>
-            </w14:solidFill>
-          </w14:textFill>
         </w:rPr>
       </w:pPr>
     </w:p>
@@ -1560,11 +1189,6 @@
           <w:szCs w:val="32"/>
           <w:rtl/>
           <w:lang w:bidi="ar-EG"/>
-          <w14:textFill>
-            <w14:solidFill>
-              <w14:schemeClr w14:val="tx1"/>
-            </w14:solidFill>
-          </w14:textFill>
         </w:rPr>
       </w:pPr>
     </w:p>
@@ -1582,11 +1206,6 @@
           <w:szCs w:val="32"/>
           <w:rtl/>
           <w:lang w:bidi="ar-EG"/>
-          <w14:textFill>
-            <w14:solidFill>
-              <w14:schemeClr w14:val="tx1"/>
-            </w14:solidFill>
-          </w14:textFill>
         </w:rPr>
       </w:pPr>
     </w:p>
@@ -1604,11 +1223,6 @@
           <w:szCs w:val="32"/>
           <w:rtl/>
           <w:lang w:bidi="ar-EG"/>
-          <w14:textFill>
-            <w14:solidFill>
-              <w14:schemeClr w14:val="tx1"/>
-            </w14:solidFill>
-          </w14:textFill>
         </w:rPr>
       </w:pPr>
     </w:p>
@@ -1626,11 +1240,6 @@
           <w:szCs w:val="32"/>
           <w:rtl/>
           <w:lang w:bidi="ar-EG"/>
-          <w14:textFill>
-            <w14:solidFill>
-              <w14:schemeClr w14:val="tx1"/>
-            </w14:solidFill>
-          </w14:textFill>
         </w:rPr>
       </w:pPr>
     </w:p>
@@ -1648,27 +1257,18 @@
           <w:szCs w:val="32"/>
           <w:rtl/>
           <w:lang w:bidi="ar-EG"/>
-          <w14:textFill>
-            <w14:solidFill>
-              <w14:schemeClr w14:val="tx1"/>
-            </w14:solidFill>
-          </w14:textFill>
-        </w:rPr>
-      </w:pPr>
-      <w:r>
-        <w:rPr>
-          <w:b/>
-          <w:bCs/>
-          <w:color w:val="000000" w:themeColor="text1"/>
-          <w:sz w:val="32"/>
-          <w:szCs w:val="32"/>
-          <w:lang w:bidi="ar-EG"/>
-          <w14:textFill>
-            <w14:solidFill>
-              <w14:schemeClr w14:val="tx1"/>
-            </w14:solidFill>
-          </w14:textFill>
-        </w:rPr>
+        </w:rPr>
+      </w:pPr>
+      <w:r>
+        <w:rPr>
+          <w:b/>
+          <w:bCs/>
+          <w:color w:val="000000" w:themeColor="text1"/>
+          <w:sz w:val="32"/>
+          <w:szCs w:val="32"/>
+          <w:lang w:bidi="ar-EG"/>
+        </w:rPr>
+        <w:lastRenderedPageBreak/>
         <w:t>Table of Figures</w:t>
       </w:r>
     </w:p>
@@ -1686,11 +1286,6 @@
           <w:szCs w:val="32"/>
           <w:rtl/>
           <w:lang w:bidi="ar-EG"/>
-          <w14:textFill>
-            <w14:solidFill>
-              <w14:schemeClr w14:val="tx1"/>
-            </w14:solidFill>
-          </w14:textFill>
         </w:rPr>
       </w:pPr>
     </w:p>
@@ -1708,11 +1303,6 @@
           <w:szCs w:val="32"/>
           <w:rtl/>
           <w:lang w:bidi="ar-EG"/>
-          <w14:textFill>
-            <w14:solidFill>
-              <w14:schemeClr w14:val="tx1"/>
-            </w14:solidFill>
-          </w14:textFill>
         </w:rPr>
       </w:pPr>
     </w:p>
@@ -1730,11 +1320,6 @@
           <w:szCs w:val="32"/>
           <w:rtl/>
           <w:lang w:bidi="ar-EG"/>
-          <w14:textFill>
-            <w14:solidFill>
-              <w14:schemeClr w14:val="tx1"/>
-            </w14:solidFill>
-          </w14:textFill>
         </w:rPr>
       </w:pPr>
     </w:p>
@@ -1752,11 +1337,6 @@
           <w:szCs w:val="32"/>
           <w:rtl/>
           <w:lang w:bidi="ar-EG"/>
-          <w14:textFill>
-            <w14:solidFill>
-              <w14:schemeClr w14:val="tx1"/>
-            </w14:solidFill>
-          </w14:textFill>
         </w:rPr>
       </w:pPr>
     </w:p>
@@ -1774,11 +1354,6 @@
           <w:szCs w:val="32"/>
           <w:rtl/>
           <w:lang w:bidi="ar-EG"/>
-          <w14:textFill>
-            <w14:solidFill>
-              <w14:schemeClr w14:val="tx1"/>
-            </w14:solidFill>
-          </w14:textFill>
         </w:rPr>
       </w:pPr>
     </w:p>
@@ -1796,11 +1371,6 @@
           <w:szCs w:val="32"/>
           <w:rtl/>
           <w:lang w:bidi="ar-EG"/>
-          <w14:textFill>
-            <w14:solidFill>
-              <w14:schemeClr w14:val="tx1"/>
-            </w14:solidFill>
-          </w14:textFill>
         </w:rPr>
       </w:pPr>
     </w:p>
@@ -1818,11 +1388,6 @@
           <w:szCs w:val="32"/>
           <w:rtl/>
           <w:lang w:bidi="ar-EG"/>
-          <w14:textFill>
-            <w14:solidFill>
-              <w14:schemeClr w14:val="tx1"/>
-            </w14:solidFill>
-          </w14:textFill>
         </w:rPr>
       </w:pPr>
     </w:p>
@@ -1840,11 +1405,6 @@
           <w:szCs w:val="32"/>
           <w:rtl/>
           <w:lang w:bidi="ar-EG"/>
-          <w14:textFill>
-            <w14:solidFill>
-              <w14:schemeClr w14:val="tx1"/>
-            </w14:solidFill>
-          </w14:textFill>
         </w:rPr>
       </w:pPr>
     </w:p>
@@ -1862,11 +1422,6 @@
           <w:szCs w:val="32"/>
           <w:rtl/>
           <w:lang w:bidi="ar-EG"/>
-          <w14:textFill>
-            <w14:solidFill>
-              <w14:schemeClr w14:val="tx1"/>
-            </w14:solidFill>
-          </w14:textFill>
         </w:rPr>
       </w:pPr>
     </w:p>
@@ -1884,11 +1439,6 @@
           <w:szCs w:val="32"/>
           <w:rtl/>
           <w:lang w:bidi="ar-EG"/>
-          <w14:textFill>
-            <w14:solidFill>
-              <w14:schemeClr w14:val="tx1"/>
-            </w14:solidFill>
-          </w14:textFill>
         </w:rPr>
       </w:pPr>
     </w:p>
@@ -1906,11 +1456,6 @@
           <w:szCs w:val="32"/>
           <w:rtl/>
           <w:lang w:bidi="ar-EG"/>
-          <w14:textFill>
-            <w14:solidFill>
-              <w14:schemeClr w14:val="tx1"/>
-            </w14:solidFill>
-          </w14:textFill>
         </w:rPr>
       </w:pPr>
     </w:p>
@@ -1928,11 +1473,6 @@
           <w:szCs w:val="32"/>
           <w:rtl/>
           <w:lang w:bidi="ar-EG"/>
-          <w14:textFill>
-            <w14:solidFill>
-              <w14:schemeClr w14:val="tx1"/>
-            </w14:solidFill>
-          </w14:textFill>
         </w:rPr>
       </w:pPr>
     </w:p>
@@ -1950,11 +1490,6 @@
           <w:szCs w:val="32"/>
           <w:rtl/>
           <w:lang w:bidi="ar-EG"/>
-          <w14:textFill>
-            <w14:solidFill>
-              <w14:schemeClr w14:val="tx1"/>
-            </w14:solidFill>
-          </w14:textFill>
         </w:rPr>
       </w:pPr>
     </w:p>
@@ -1972,11 +1507,6 @@
           <w:szCs w:val="32"/>
           <w:rtl/>
           <w:lang w:bidi="ar-EG"/>
-          <w14:textFill>
-            <w14:solidFill>
-              <w14:schemeClr w14:val="tx1"/>
-            </w14:solidFill>
-          </w14:textFill>
         </w:rPr>
       </w:pPr>
     </w:p>
@@ -1994,11 +1524,6 @@
           <w:szCs w:val="32"/>
           <w:rtl/>
           <w:lang w:bidi="ar-EG"/>
-          <w14:textFill>
-            <w14:solidFill>
-              <w14:schemeClr w14:val="tx1"/>
-            </w14:solidFill>
-          </w14:textFill>
         </w:rPr>
       </w:pPr>
     </w:p>
@@ -2016,11 +1541,6 @@
           <w:szCs w:val="32"/>
           <w:rtl/>
           <w:lang w:bidi="ar-EG"/>
-          <w14:textFill>
-            <w14:solidFill>
-              <w14:schemeClr w14:val="tx1"/>
-            </w14:solidFill>
-          </w14:textFill>
         </w:rPr>
       </w:pPr>
     </w:p>
@@ -2038,11 +1558,6 @@
           <w:szCs w:val="32"/>
           <w:rtl/>
           <w:lang w:bidi="ar-EG"/>
-          <w14:textFill>
-            <w14:solidFill>
-              <w14:schemeClr w14:val="tx1"/>
-            </w14:solidFill>
-          </w14:textFill>
         </w:rPr>
       </w:pPr>
     </w:p>
@@ -2060,11 +1575,6 @@
           <w:szCs w:val="32"/>
           <w:rtl/>
           <w:lang w:bidi="ar-EG"/>
-          <w14:textFill>
-            <w14:solidFill>
-              <w14:schemeClr w14:val="tx1"/>
-            </w14:solidFill>
-          </w14:textFill>
         </w:rPr>
       </w:pPr>
     </w:p>
@@ -2082,11 +1592,6 @@
           <w:szCs w:val="32"/>
           <w:rtl/>
           <w:lang w:bidi="ar-EG"/>
-          <w14:textFill>
-            <w14:solidFill>
-              <w14:schemeClr w14:val="tx1"/>
-            </w14:solidFill>
-          </w14:textFill>
         </w:rPr>
       </w:pPr>
     </w:p>
@@ -2104,11 +1609,6 @@
           <w:szCs w:val="32"/>
           <w:rtl/>
           <w:lang w:bidi="ar-EG"/>
-          <w14:textFill>
-            <w14:solidFill>
-              <w14:schemeClr w14:val="tx1"/>
-            </w14:solidFill>
-          </w14:textFill>
         </w:rPr>
       </w:pPr>
     </w:p>
@@ -2126,11 +1626,6 @@
           <w:szCs w:val="32"/>
           <w:rtl/>
           <w:lang w:bidi="ar-EG"/>
-          <w14:textFill>
-            <w14:solidFill>
-              <w14:schemeClr w14:val="tx1"/>
-            </w14:solidFill>
-          </w14:textFill>
         </w:rPr>
       </w:pPr>
     </w:p>
@@ -2148,11 +1643,6 @@
           <w:szCs w:val="32"/>
           <w:rtl/>
           <w:lang w:bidi="ar-EG"/>
-          <w14:textFill>
-            <w14:solidFill>
-              <w14:schemeClr w14:val="tx1"/>
-            </w14:solidFill>
-          </w14:textFill>
         </w:rPr>
       </w:pPr>
     </w:p>
@@ -2170,11 +1660,6 @@
           <w:szCs w:val="32"/>
           <w:rtl/>
           <w:lang w:bidi="ar-EG"/>
-          <w14:textFill>
-            <w14:solidFill>
-              <w14:schemeClr w14:val="tx1"/>
-            </w14:solidFill>
-          </w14:textFill>
         </w:rPr>
       </w:pPr>
     </w:p>
@@ -2192,11 +1677,6 @@
           <w:szCs w:val="32"/>
           <w:rtl/>
           <w:lang w:bidi="ar-EG"/>
-          <w14:textFill>
-            <w14:solidFill>
-              <w14:schemeClr w14:val="tx1"/>
-            </w14:solidFill>
-          </w14:textFill>
         </w:rPr>
       </w:pPr>
     </w:p>
@@ -2214,11 +1694,6 @@
           <w:szCs w:val="32"/>
           <w:rtl/>
           <w:lang w:bidi="ar-EG"/>
-          <w14:textFill>
-            <w14:solidFill>
-              <w14:schemeClr w14:val="tx1"/>
-            </w14:solidFill>
-          </w14:textFill>
         </w:rPr>
       </w:pPr>
     </w:p>
@@ -2236,11 +1711,6 @@
           <w:szCs w:val="32"/>
           <w:rtl/>
           <w:lang w:bidi="ar-EG"/>
-          <w14:textFill>
-            <w14:solidFill>
-              <w14:schemeClr w14:val="tx1"/>
-            </w14:solidFill>
-          </w14:textFill>
         </w:rPr>
       </w:pPr>
     </w:p>
@@ -2258,32 +1728,22 @@
           <w:szCs w:val="32"/>
           <w:rtl/>
           <w:lang w:bidi="ar-EG"/>
-          <w14:textFill>
-            <w14:solidFill>
-              <w14:schemeClr w14:val="tx1"/>
-            </w14:solidFill>
-          </w14:textFill>
-        </w:rPr>
-      </w:pPr>
-    </w:p>
-    <w:p>
-      <w:pPr>
-        <w:tabs>
-          <w:tab w:val="left" w:pos="4050"/>
-        </w:tabs>
-        <w:jc w:val="center"/>
-        <w:rPr>
-          <w:b/>
-          <w:bCs/>
-          <w:color w:val="000000" w:themeColor="text1"/>
-          <w:sz w:val="32"/>
-          <w:szCs w:val="32"/>
-          <w:lang w:bidi="ar-EG"/>
-          <w14:textFill>
-            <w14:solidFill>
-              <w14:schemeClr w14:val="tx1"/>
-            </w14:solidFill>
-          </w14:textFill>
+        </w:rPr>
+      </w:pPr>
+    </w:p>
+    <w:p>
+      <w:pPr>
+        <w:tabs>
+          <w:tab w:val="left" w:pos="4050"/>
+        </w:tabs>
+        <w:jc w:val="center"/>
+        <w:rPr>
+          <w:b/>
+          <w:bCs/>
+          <w:color w:val="000000" w:themeColor="text1"/>
+          <w:sz w:val="32"/>
+          <w:szCs w:val="32"/>
+          <w:lang w:bidi="ar-EG"/>
         </w:rPr>
       </w:pPr>
     </w:p>
@@ -2301,11 +1761,6 @@
           <w:sz w:val="32"/>
           <w:szCs w:val="32"/>
           <w:lang w:bidi="ar-EG"/>
-          <w14:textFill>
-            <w14:solidFill>
-              <w14:schemeClr w14:val="tx1"/>
-            </w14:solidFill>
-          </w14:textFill>
         </w:rPr>
       </w:pPr>
     </w:p>
@@ -2640,13 +2095,14 @@
           <w:szCs w:val="40"/>
           <w:lang w:bidi="ar-EG"/>
         </w:rPr>
+        <w:lastRenderedPageBreak/>
         <w:t>Chapter One</w:t>
       </w:r>
     </w:p>
     <w:p>
       <w:pPr>
         <w:pBdr>
-          <w:bottom w:val="single" w:color="auto" w:sz="6" w:space="1"/>
+          <w:bottom w:val="single" w:sz="6" w:space="1" w:color="auto"/>
         </w:pBdr>
         <w:jc w:val="center"/>
         <w:rPr>
@@ -2837,21 +2293,67 @@
     <w:p>
       <w:pPr>
         <w:rPr>
-          <w:b/>
-          <w:bCs/>
-          <w:sz w:val="32"/>
-          <w:szCs w:val="32"/>
-          <w:lang w:bidi="ar-EG"/>
-        </w:rPr>
-      </w:pPr>
-      <w:r>
-        <w:rPr>
-          <w:b/>
-          <w:bCs/>
-          <w:sz w:val="32"/>
-          <w:szCs w:val="32"/>
-          <w:lang w:bidi="ar-EG"/>
-        </w:rPr>
+          <w:sz w:val="28"/>
+          <w:szCs w:val="28"/>
+          <w:lang w:bidi="ar-EG"/>
+        </w:rPr>
+      </w:pPr>
+    </w:p>
+    <w:p>
+      <w:pPr>
+        <w:rPr>
+          <w:sz w:val="28"/>
+          <w:szCs w:val="28"/>
+          <w:lang w:bidi="ar-EG"/>
+        </w:rPr>
+      </w:pPr>
+    </w:p>
+    <w:p>
+      <w:pPr>
+        <w:rPr>
+          <w:sz w:val="28"/>
+          <w:szCs w:val="28"/>
+          <w:lang w:bidi="ar-EG"/>
+        </w:rPr>
+      </w:pPr>
+    </w:p>
+    <w:p>
+      <w:pPr>
+        <w:rPr>
+          <w:sz w:val="28"/>
+          <w:szCs w:val="28"/>
+          <w:lang w:bidi="ar-EG"/>
+        </w:rPr>
+      </w:pPr>
+    </w:p>
+    <w:p>
+      <w:pPr>
+        <w:rPr>
+          <w:sz w:val="28"/>
+          <w:szCs w:val="28"/>
+          <w:lang w:bidi="ar-EG"/>
+        </w:rPr>
+      </w:pPr>
+    </w:p>
+    <w:p>
+      <w:pPr>
+        <w:rPr>
+          <w:b/>
+          <w:bCs/>
+          <w:sz w:val="32"/>
+          <w:szCs w:val="32"/>
+          <w:lang w:bidi="ar-EG"/>
+        </w:rPr>
+      </w:pPr>
+      <w:r>
+        <w:rPr>
+          <w:b/>
+          <w:bCs/>
+          <w:sz w:val="32"/>
+          <w:szCs w:val="32"/>
+          <w:lang w:bidi="ar-EG"/>
+        </w:rPr>
+        <w:lastRenderedPageBreak/>
         <w:t>1.2 Proposed Solution:</w:t>
       </w:r>
     </w:p>
@@ -2912,7 +2414,25 @@
           <w:szCs w:val="28"/>
           <w:lang w:bidi="ar-EG"/>
         </w:rPr>
-        <w:t>Visual guidance for the visually impaired: Cameras and sensors detect obstacles, directional cues, and important environmental features, providing audio alerts and instructions such as “move forward,” “obstacle ahead,” or “turn left.”</w:t>
+        <w:t xml:space="preserve">Visual guidance for the visually impaired: Cameras and sensors </w:t>
+      </w:r>
+      <w:proofErr w:type="gramStart"/>
+      <w:r>
+        <w:rPr>
+          <w:sz w:val="28"/>
+          <w:szCs w:val="28"/>
+          <w:lang w:bidi="ar-EG"/>
+        </w:rPr>
+        <w:t>detect</w:t>
+      </w:r>
+      <w:proofErr w:type="gramEnd"/>
+      <w:r>
+        <w:rPr>
+          <w:sz w:val="28"/>
+          <w:szCs w:val="28"/>
+          <w:lang w:bidi="ar-EG"/>
+        </w:rPr>
+        <w:t xml:space="preserve"> obstacles, directional cues, and important environmental features, providing audio alerts and instructions such as “move forward,” “obstacle ahead,” or “turn left.”</w:t>
       </w:r>
     </w:p>
     <w:p>
@@ -3057,7 +2577,34 @@
           <w:szCs w:val="28"/>
           <w:lang w:bidi="ar-EG"/>
         </w:rPr>
-        <w:t>Empower users with visual, hearing, and speech impairments to navigate and           interact safely within their physical surroundings. Deliver instant, real-time alerts and guidance to help users avoid obstacles,  hazards, and unsafe situations.</w:t>
+        <w:t xml:space="preserve">Empower users with visual, hearing, and speech impairments to navigate and           interact safely within their physical surroundings. Deliver instant, real-time </w:t>
+      </w:r>
+      <w:r>
+        <w:rPr>
+          <w:sz w:val="28"/>
+          <w:szCs w:val="28"/>
+          <w:lang w:bidi="ar-EG"/>
+        </w:rPr>
+        <w:lastRenderedPageBreak/>
+        <w:t xml:space="preserve">alerts and guidance to help users avoid </w:t>
+      </w:r>
+      <w:proofErr w:type="gramStart"/>
+      <w:r>
+        <w:rPr>
+          <w:sz w:val="28"/>
+          <w:szCs w:val="28"/>
+          <w:lang w:bidi="ar-EG"/>
+        </w:rPr>
+        <w:t>obstacles,  hazards</w:t>
+      </w:r>
+      <w:proofErr w:type="gramEnd"/>
+      <w:r>
+        <w:rPr>
+          <w:sz w:val="28"/>
+          <w:szCs w:val="28"/>
+          <w:lang w:bidi="ar-EG"/>
+        </w:rPr>
+        <w:t>, and unsafe situations.</w:t>
       </w:r>
     </w:p>
     <w:p>
@@ -3091,7 +2638,25 @@
           <w:szCs w:val="28"/>
           <w:lang w:bidi="ar-EG"/>
         </w:rPr>
-        <w:t>Implement a multi-modal feedback system, including audio, visual, and haptic signals, tailored to each individual’s accessibility needs.</w:t>
+        <w:t xml:space="preserve">Implement a multi-modal feedback system, including audio, visual, and haptic signals, tailored to </w:t>
+      </w:r>
+      <w:proofErr w:type="gramStart"/>
+      <w:r>
+        <w:rPr>
+          <w:sz w:val="28"/>
+          <w:szCs w:val="28"/>
+          <w:lang w:bidi="ar-EG"/>
+        </w:rPr>
+        <w:t>each individual’s</w:t>
+      </w:r>
+      <w:proofErr w:type="gramEnd"/>
+      <w:r>
+        <w:rPr>
+          <w:sz w:val="28"/>
+          <w:szCs w:val="28"/>
+          <w:lang w:bidi="ar-EG"/>
+        </w:rPr>
+        <w:t xml:space="preserve"> accessibility needs.</w:t>
       </w:r>
     </w:p>
     <w:p>
@@ -3290,11 +2855,35 @@
     </w:p>
     <w:p>
       <w:pPr>
+        <w:pStyle w:val="ListParagraph"/>
+        <w:numPr>
+          <w:ilvl w:val="0"/>
+          <w:numId w:val="4"/>
+        </w:numPr>
         <w:spacing w:beforeAutospacing="1" w:after="100" w:afterAutospacing="1" w:line="240" w:lineRule="auto"/>
         <w:rPr>
+          <w:sz w:val="28"/>
+          <w:szCs w:val="28"/>
+        </w:rPr>
+      </w:pPr>
+      <w:r>
+        <w:rPr>
+          <w:sz w:val="28"/>
+          <w:szCs w:val="28"/>
+        </w:rPr>
+        <w:t>Git &amp; GitHub for version control</w:t>
+      </w:r>
+    </w:p>
+    <w:p>
+      <w:pPr>
+        <w:pStyle w:val="ListParagraph"/>
+        <w:numPr>
+          <w:ilvl w:val="0"/>
+          <w:numId w:val="4"/>
+        </w:numPr>
+        <w:spacing w:beforeAutospacing="1" w:after="100" w:afterAutospacing="1" w:line="240" w:lineRule="auto"/>
+        <w:rPr>
           <w:rFonts w:eastAsia="Times New Roman" w:cs="Times New Roman"/>
-          <w:b/>
-          <w:bCs/>
           <w:kern w:val="0"/>
           <w:sz w:val="28"/>
           <w:szCs w:val="28"/>
@@ -3303,10 +2892,13 @@
       </w:pPr>
       <w:r>
         <w:rPr>
-          <w:sz w:val="28"/>
-          <w:szCs w:val="28"/>
-        </w:rPr>
-        <w:t>Git &amp; GitHub for version control</w:t>
+          <w:rFonts w:eastAsia="Times New Roman" w:cs="Times New Roman"/>
+          <w:kern w:val="0"/>
+          <w:sz w:val="28"/>
+          <w:szCs w:val="28"/>
+          <w14:ligatures w14:val="none"/>
+        </w:rPr>
+        <w:t>draw.io</w:t>
       </w:r>
     </w:p>
     <w:p>
@@ -3334,7 +2926,6 @@
     </w:p>
     <w:p>
       <w:pPr>
-        <w:jc w:val="center"/>
         <w:rPr>
           <w:b/>
           <w:bCs/>
@@ -3346,7 +2937,6 @@
     </w:p>
     <w:p>
       <w:pPr>
-        <w:jc w:val="center"/>
         <w:rPr>
           <w:b/>
           <w:bCs/>
@@ -3358,43 +2948,6 @@
     </w:p>
     <w:p>
       <w:pPr>
-        <w:jc w:val="center"/>
-        <w:rPr>
-          <w:b/>
-          <w:bCs/>
-          <w:sz w:val="56"/>
-          <w:szCs w:val="56"/>
-          <w:lang w:bidi="ar-EG"/>
-        </w:rPr>
-      </w:pPr>
-    </w:p>
-    <w:p>
-      <w:pPr>
-        <w:jc w:val="center"/>
-        <w:rPr>
-          <w:b/>
-          <w:bCs/>
-          <w:sz w:val="56"/>
-          <w:szCs w:val="56"/>
-          <w:lang w:bidi="ar-EG"/>
-        </w:rPr>
-      </w:pPr>
-    </w:p>
-    <w:p>
-      <w:pPr>
-        <w:jc w:val="center"/>
-        <w:rPr>
-          <w:b/>
-          <w:bCs/>
-          <w:sz w:val="56"/>
-          <w:szCs w:val="56"/>
-          <w:lang w:bidi="ar-EG"/>
-        </w:rPr>
-      </w:pPr>
-    </w:p>
-    <w:p>
-      <w:pPr>
-        <w:jc w:val="center"/>
         <w:rPr>
           <w:b/>
           <w:bCs/>
@@ -3530,12 +3083,12 @@
     </w:p>
     <w:p>
       <w:pPr>
+        <w:jc w:val="center"/>
         <w:rPr>
           <w:b/>
           <w:bCs/>
           <w:sz w:val="56"/>
           <w:szCs w:val="56"/>
-          <w:rtl/>
           <w:lang w:bidi="ar-EG"/>
         </w:rPr>
       </w:pPr>
@@ -3577,7 +3130,7 @@
     <w:p>
       <w:pPr>
         <w:pBdr>
-          <w:bottom w:val="single" w:color="auto" w:sz="6" w:space="1"/>
+          <w:bottom w:val="single" w:sz="6" w:space="1" w:color="auto"/>
         </w:pBdr>
         <w:jc w:val="center"/>
         <w:rPr>
@@ -3835,7 +3388,7 @@
     </w:p>
     <w:p>
       <w:pPr>
-        <w:ind w:left="600" w:leftChars="200" w:hanging="120" w:hangingChars="50"/>
+        <w:ind w:leftChars="200" w:left="600" w:hangingChars="50" w:hanging="120"/>
         <w:rPr>
           <w:b/>
           <w:bCs/>
@@ -3851,7 +3404,7 @@
     </w:p>
     <w:p>
       <w:pPr>
-        <w:ind w:left="600" w:leftChars="200" w:hanging="120" w:hangingChars="50"/>
+        <w:ind w:leftChars="200" w:left="600" w:hangingChars="50" w:hanging="120"/>
         <w:rPr>
           <w:b/>
           <w:bCs/>
@@ -3867,7 +3420,7 @@
     </w:p>
     <w:p>
       <w:pPr>
-        <w:ind w:left="600" w:leftChars="200" w:hanging="120" w:hangingChars="50"/>
+        <w:ind w:leftChars="200" w:left="600" w:hangingChars="50" w:hanging="120"/>
         <w:rPr>
           <w:b/>
           <w:bCs/>
@@ -3883,23 +3436,24 @@
     </w:p>
     <w:p>
       <w:pPr>
-        <w:ind w:left="600" w:leftChars="200" w:hanging="120" w:hangingChars="50"/>
-        <w:rPr>
-          <w:b/>
-          <w:bCs/>
-        </w:rPr>
-      </w:pPr>
-      <w:r>
-        <w:rPr>
-          <w:b/>
-          <w:bCs/>
-        </w:rPr>
+        <w:ind w:leftChars="200" w:left="600" w:hangingChars="50" w:hanging="120"/>
+        <w:rPr>
+          <w:b/>
+          <w:bCs/>
+        </w:rPr>
+      </w:pPr>
+      <w:r>
+        <w:rPr>
+          <w:b/>
+          <w:bCs/>
+        </w:rPr>
+        <w:lastRenderedPageBreak/>
         <w:t>4-Assistive Communication Tools: Real-time captions, speech-to-text, and text-to-speech for better communication.</w:t>
       </w:r>
     </w:p>
     <w:p>
       <w:pPr>
-        <w:ind w:firstLine="480" w:firstLineChars="200"/>
+        <w:ind w:firstLineChars="200" w:firstLine="482"/>
         <w:rPr>
           <w:b/>
           <w:bCs/>
@@ -3915,7 +3469,7 @@
     </w:p>
     <w:p>
       <w:pPr>
-        <w:ind w:left="600" w:leftChars="200" w:hanging="120" w:hangingChars="50"/>
+        <w:ind w:leftChars="200" w:left="600" w:hangingChars="50" w:hanging="120"/>
         <w:rPr>
           <w:b/>
           <w:bCs/>
@@ -3931,7 +3485,7 @@
     </w:p>
     <w:p>
       <w:pPr>
-        <w:ind w:left="600" w:leftChars="200" w:hanging="120" w:hangingChars="50"/>
+        <w:ind w:leftChars="200" w:left="600" w:hangingChars="50" w:hanging="120"/>
         <w:rPr>
           <w:b/>
           <w:bCs/>
@@ -3947,7 +3501,7 @@
     </w:p>
     <w:p>
       <w:pPr>
-        <w:ind w:firstLine="360" w:firstLineChars="150"/>
+        <w:ind w:firstLineChars="150" w:firstLine="361"/>
         <w:rPr>
           <w:b/>
           <w:bCs/>
@@ -3963,7 +3517,7 @@
     </w:p>
     <w:p>
       <w:pPr>
-        <w:ind w:left="480" w:leftChars="200"/>
+        <w:ind w:leftChars="200" w:left="480"/>
         <w:rPr>
           <w:b/>
           <w:bCs/>
@@ -4041,7 +3595,7 @@
     </w:p>
     <w:p>
       <w:pPr>
-        <w:ind w:left="480" w:leftChars="200"/>
+        <w:ind w:leftChars="200" w:left="480"/>
         <w:rPr>
           <w:b/>
           <w:bCs/>
@@ -4057,23 +3611,39 @@
     </w:p>
     <w:p>
       <w:pPr>
-        <w:ind w:left="480" w:leftChars="200"/>
-        <w:rPr>
-          <w:b/>
-          <w:bCs/>
-        </w:rPr>
-      </w:pPr>
-      <w:r>
-        <w:rPr>
-          <w:b/>
-          <w:bCs/>
-        </w:rPr>
-        <w:t>2-Performance: Messages should load instantly, and video/audio calls should run smoothly with minimal latency.</w:t>
-      </w:r>
-    </w:p>
-    <w:p>
-      <w:pPr>
-        <w:ind w:firstLine="360" w:firstLineChars="150"/>
+        <w:ind w:leftChars="200" w:left="480"/>
+        <w:rPr>
+          <w:b/>
+          <w:bCs/>
+        </w:rPr>
+      </w:pPr>
+      <w:r>
+        <w:rPr>
+          <w:b/>
+          <w:bCs/>
+        </w:rPr>
+        <w:t xml:space="preserve">2-Performance: Messages should </w:t>
+      </w:r>
+      <w:proofErr w:type="gramStart"/>
+      <w:r>
+        <w:rPr>
+          <w:b/>
+          <w:bCs/>
+        </w:rPr>
+        <w:t>load</w:t>
+      </w:r>
+      <w:proofErr w:type="gramEnd"/>
+      <w:r>
+        <w:rPr>
+          <w:b/>
+          <w:bCs/>
+        </w:rPr>
+        <w:t xml:space="preserve"> instantly, and video/audio calls should run smoothly with minimal latency.</w:t>
+      </w:r>
+    </w:p>
+    <w:p>
+      <w:pPr>
+        <w:ind w:firstLineChars="150" w:firstLine="361"/>
         <w:rPr>
           <w:b/>
           <w:bCs/>
@@ -4089,7 +3659,7 @@
     </w:p>
     <w:p>
       <w:pPr>
-        <w:ind w:firstLine="240" w:firstLineChars="100"/>
+        <w:ind w:firstLineChars="100" w:firstLine="241"/>
         <w:rPr>
           <w:b/>
           <w:bCs/>
@@ -4105,7 +3675,7 @@
     </w:p>
     <w:p>
       <w:pPr>
-        <w:ind w:left="360" w:leftChars="100" w:hanging="120" w:hangingChars="50"/>
+        <w:ind w:leftChars="100" w:left="360" w:hangingChars="50" w:hanging="120"/>
         <w:rPr>
           <w:b/>
           <w:bCs/>
@@ -4121,7 +3691,7 @@
     </w:p>
     <w:p>
       <w:pPr>
-        <w:ind w:left="360" w:leftChars="100" w:hanging="120" w:hangingChars="50"/>
+        <w:ind w:leftChars="100" w:left="360" w:hangingChars="50" w:hanging="120"/>
         <w:rPr>
           <w:b/>
           <w:bCs/>
@@ -4137,7 +3707,7 @@
     </w:p>
     <w:p>
       <w:pPr>
-        <w:ind w:left="360" w:leftChars="100" w:hanging="120" w:hangingChars="50"/>
+        <w:ind w:leftChars="100" w:left="360" w:hangingChars="50" w:hanging="120"/>
         <w:rPr>
           <w:b/>
           <w:bCs/>
@@ -4153,7 +3723,7 @@
     </w:p>
     <w:p>
       <w:pPr>
-        <w:ind w:left="360" w:leftChars="100" w:hanging="120" w:hangingChars="50"/>
+        <w:ind w:leftChars="100" w:left="360" w:hangingChars="50" w:hanging="120"/>
         <w:rPr>
           <w:b/>
           <w:bCs/>
@@ -4169,7 +3739,7 @@
     </w:p>
     <w:p>
       <w:pPr>
-        <w:ind w:left="360" w:leftChars="100" w:hanging="120" w:hangingChars="50"/>
+        <w:ind w:leftChars="100" w:left="360" w:hangingChars="50" w:hanging="120"/>
         <w:rPr>
           <w:b/>
           <w:bCs/>
@@ -4211,41 +3781,20 @@
         <w:rPr>
           <w:b/>
           <w:bCs/>
-          <w:sz w:val="32"/>
-          <w:szCs w:val="32"/>
-          <w:lang w:bidi="ar-EG"/>
-        </w:rPr>
-      </w:pPr>
-    </w:p>
-    <w:p>
-      <w:pPr>
-        <w:rPr>
-          <w:b/>
-          <w:bCs/>
-          <w:sz w:val="32"/>
-          <w:szCs w:val="32"/>
-          <w:lang w:bidi="ar-EG"/>
-        </w:rPr>
-      </w:pPr>
-    </w:p>
-    <w:p>
-      <w:pPr>
-        <w:rPr>
-          <w:b/>
-          <w:bCs/>
-          <w:sz w:val="28"/>
-          <w:szCs w:val="28"/>
-          <w:lang w:bidi="ar-EG"/>
-        </w:rPr>
-      </w:pPr>
-      <w:r>
-        <w:rPr>
-          <w:b/>
-          <w:bCs/>
-          <w:sz w:val="28"/>
-          <w:szCs w:val="28"/>
-          <w:lang w:bidi="ar-EG"/>
-        </w:rPr>
+          <w:sz w:val="28"/>
+          <w:szCs w:val="28"/>
+          <w:lang w:bidi="ar-EG"/>
+        </w:rPr>
+      </w:pPr>
+      <w:r>
+        <w:rPr>
+          <w:b/>
+          <w:bCs/>
+          <w:sz w:val="28"/>
+          <w:szCs w:val="28"/>
+          <w:lang w:bidi="ar-EG"/>
+        </w:rPr>
+        <w:lastRenderedPageBreak/>
         <w:t xml:space="preserve">  2.1.3 Software Process Model:</w:t>
       </w:r>
     </w:p>
@@ -4293,7 +3842,7 @@
       </w:r>
       <w:r>
         <w:rPr>
-          <w:rFonts w:hint="cs" w:cstheme="majorBidi"/>
+          <w:rFonts w:cstheme="majorBidi" w:hint="cs"/>
           <w:b/>
           <w:bCs/>
           <w:sz w:val="22"/>
@@ -4315,7 +3864,7 @@
       </w:r>
       <w:r>
         <w:rPr>
-          <w:rFonts w:hint="cs" w:cstheme="majorBidi"/>
+          <w:rFonts w:cstheme="majorBidi" w:hint="cs"/>
           <w:b/>
           <w:bCs/>
           <w:sz w:val="22"/>
@@ -4420,18 +3969,19 @@
           <w:szCs w:val="22"/>
           <w:lang w:bidi="ar-EG"/>
         </w:rPr>
-        <w:t xml:space="preserve">       the complete system is delivered. Early increments may contain core functionality, and subsequent  </w:t>
-      </w:r>
-    </w:p>
-    <w:p>
-      <w:pPr>
+        <w:t xml:space="preserve">       </w:t>
+      </w:r>
+      <w:proofErr w:type="gramStart"/>
+      <w:r>
         <w:rPr>
           <w:rFonts w:asciiTheme="majorBidi" w:hAnsiTheme="majorBidi" w:cstheme="majorBidi"/>
           <w:sz w:val="22"/>
           <w:szCs w:val="22"/>
           <w:lang w:bidi="ar-EG"/>
         </w:rPr>
-      </w:pPr>
+        <w:t>the</w:t>
+      </w:r>
+      <w:proofErr w:type="gramEnd"/>
       <w:r>
         <w:rPr>
           <w:rFonts w:asciiTheme="majorBidi" w:hAnsiTheme="majorBidi" w:cstheme="majorBidi"/>
@@ -4439,15 +3989,13 @@
           <w:szCs w:val="22"/>
           <w:lang w:bidi="ar-EG"/>
         </w:rPr>
-        <w:t xml:space="preserve">       increments enhance the system with additional features.</w:t>
-      </w:r>
-    </w:p>
-    <w:p>
-      <w:pPr>
-        <w:rPr>
-          <w:rFonts w:cstheme="majorBidi"/>
-          <w:b/>
-          <w:bCs/>
+        <w:t xml:space="preserve"> complete system is delivered. Early increments may contain core functionality, and subsequent  </w:t>
+      </w:r>
+    </w:p>
+    <w:p>
+      <w:pPr>
+        <w:rPr>
+          <w:rFonts w:asciiTheme="majorBidi" w:hAnsiTheme="majorBidi" w:cstheme="majorBidi"/>
           <w:sz w:val="22"/>
           <w:szCs w:val="22"/>
           <w:lang w:bidi="ar-EG"/>
@@ -4455,19 +4003,40 @@
       </w:pPr>
       <w:r>
         <w:rPr>
-          <w:rFonts w:cstheme="majorBidi"/>
-          <w:b/>
-          <w:bCs/>
+          <w:rFonts w:asciiTheme="majorBidi" w:hAnsiTheme="majorBidi" w:cstheme="majorBidi"/>
           <w:sz w:val="22"/>
           <w:szCs w:val="22"/>
           <w:lang w:bidi="ar-EG"/>
         </w:rPr>
+        <w:t xml:space="preserve">       increments enhance the system with additional features.</w:t>
+      </w:r>
+    </w:p>
+    <w:p>
+      <w:pPr>
+        <w:rPr>
+          <w:rFonts w:cstheme="majorBidi"/>
+          <w:b/>
+          <w:bCs/>
+          <w:sz w:val="22"/>
+          <w:szCs w:val="22"/>
+          <w:lang w:bidi="ar-EG"/>
+        </w:rPr>
+      </w:pPr>
+      <w:r>
+        <w:rPr>
+          <w:rFonts w:cstheme="majorBidi"/>
+          <w:b/>
+          <w:bCs/>
+          <w:sz w:val="22"/>
+          <w:szCs w:val="22"/>
+          <w:lang w:bidi="ar-EG"/>
+        </w:rPr>
         <w:t xml:space="preserve">        2.1.3.1 Phases of Incremental Model</w:t>
       </w:r>
     </w:p>
     <w:p>
       <w:pPr>
-        <w:pStyle w:val="29"/>
+        <w:pStyle w:val="ListParagraph"/>
         <w:numPr>
           <w:ilvl w:val="0"/>
           <w:numId w:val="1"/>
@@ -4495,7 +4064,7 @@
     </w:p>
     <w:p>
       <w:pPr>
-        <w:pStyle w:val="29"/>
+        <w:pStyle w:val="ListParagraph"/>
         <w:numPr>
           <w:ilvl w:val="0"/>
           <w:numId w:val="1"/>
@@ -4523,7 +4092,7 @@
     </w:p>
     <w:p>
       <w:pPr>
-        <w:pStyle w:val="29"/>
+        <w:pStyle w:val="ListParagraph"/>
         <w:numPr>
           <w:ilvl w:val="0"/>
           <w:numId w:val="1"/>
@@ -4551,7 +4120,7 @@
     </w:p>
     <w:p>
       <w:pPr>
-        <w:pStyle w:val="29"/>
+        <w:pStyle w:val="ListParagraph"/>
         <w:numPr>
           <w:ilvl w:val="0"/>
           <w:numId w:val="1"/>
@@ -4579,7 +4148,7 @@
     </w:p>
     <w:p>
       <w:pPr>
-        <w:pStyle w:val="29"/>
+        <w:pStyle w:val="ListParagraph"/>
         <w:ind w:left="1164"/>
         <w:rPr>
           <w:rFonts w:cstheme="majorBidi"/>
@@ -4607,12 +4176,13 @@
           <w:rFonts w:cstheme="majorBidi"/>
           <w:b/>
           <w:bCs/>
+          <w:noProof/>
           <w:sz w:val="22"/>
           <w:szCs w:val="22"/>
           <w:lang w:bidi="ar-EG"/>
         </w:rPr>
         <w:drawing>
-          <wp:inline distT="0" distB="0" distL="0" distR="0">
+          <wp:inline distT="0" distB="0" distL="0" distR="0" wp14:anchorId="09C2151A" wp14:editId="09C2151B">
             <wp:extent cx="3406140" cy="2346325"/>
             <wp:effectExtent l="0" t="0" r="3810" b="0"/>
             <wp:docPr id="1063580867" name="Picture 5" descr="A diagram of a process&#10;&#10;AI-generated content may be incorrect."/>
@@ -4629,7 +4199,7 @@
                     </pic:cNvPicPr>
                   </pic:nvPicPr>
                   <pic:blipFill>
-                    <a:blip r:embed="rId8">
+                    <a:blip r:embed="rId12">
                       <a:extLst>
                         <a:ext uri="{28A0092B-C50C-407E-A947-70E740481C1C}">
                           <a14:useLocalDpi xmlns:a14="http://schemas.microsoft.com/office/drawing/2010/main" val="0"/>
@@ -4718,7 +4288,7 @@
     </w:p>
     <w:p>
       <w:pPr>
-        <w:pStyle w:val="29"/>
+        <w:pStyle w:val="ListParagraph"/>
         <w:numPr>
           <w:ilvl w:val="0"/>
           <w:numId w:val="2"/>
@@ -4742,7 +4312,7 @@
     </w:p>
     <w:p>
       <w:pPr>
-        <w:pStyle w:val="29"/>
+        <w:pStyle w:val="ListParagraph"/>
         <w:numPr>
           <w:ilvl w:val="0"/>
           <w:numId w:val="2"/>
@@ -4766,7 +4336,7 @@
     </w:p>
     <w:p>
       <w:pPr>
-        <w:pStyle w:val="13"/>
+        <w:pStyle w:val="NormalWeb"/>
         <w:numPr>
           <w:ilvl w:val="0"/>
           <w:numId w:val="2"/>
@@ -4788,7 +4358,7 @@
     </w:p>
     <w:p>
       <w:pPr>
-        <w:pStyle w:val="13"/>
+        <w:pStyle w:val="NormalWeb"/>
         <w:rPr>
           <w:rFonts w:asciiTheme="minorHAnsi" w:hAnsiTheme="minorHAnsi"/>
           <w:b/>
@@ -4810,7 +4380,7 @@
     </w:p>
     <w:p>
       <w:pPr>
-        <w:pStyle w:val="13"/>
+        <w:pStyle w:val="NormalWeb"/>
         <w:numPr>
           <w:ilvl w:val="0"/>
           <w:numId w:val="3"/>
@@ -4822,7 +4392,7 @@
     </w:p>
     <w:p>
       <w:pPr>
-        <w:pStyle w:val="13"/>
+        <w:pStyle w:val="NormalWeb"/>
         <w:numPr>
           <w:ilvl w:val="0"/>
           <w:numId w:val="3"/>
@@ -4842,7 +4412,7 @@
     </w:p>
     <w:p>
       <w:pPr>
-        <w:pStyle w:val="13"/>
+        <w:pStyle w:val="NormalWeb"/>
         <w:numPr>
           <w:ilvl w:val="0"/>
           <w:numId w:val="3"/>
@@ -4852,32 +4422,42 @@
           <w:szCs w:val="22"/>
         </w:rPr>
       </w:pPr>
+      <w:proofErr w:type="gramStart"/>
       <w:r>
         <w:rPr>
           <w:sz w:val="22"/>
           <w:szCs w:val="22"/>
         </w:rPr>
-        <w:t>Can become costly if initial design is not flexible enough for changes.</w:t>
-      </w:r>
-    </w:p>
-    <w:p>
-      <w:pPr>
-        <w:rPr>
-          <w:b/>
-          <w:bCs/>
-          <w:sz w:val="32"/>
-          <w:szCs w:val="32"/>
-          <w:lang w:bidi="ar-EG"/>
-        </w:rPr>
-      </w:pPr>
-      <w:r>
-        <w:rPr>
-          <w:b/>
-          <w:bCs/>
-          <w:sz w:val="32"/>
-          <w:szCs w:val="32"/>
-          <w:lang w:bidi="ar-EG"/>
-        </w:rPr>
+        <w:t>Can</w:t>
+      </w:r>
+      <w:proofErr w:type="gramEnd"/>
+      <w:r>
+        <w:rPr>
+          <w:sz w:val="22"/>
+          <w:szCs w:val="22"/>
+        </w:rPr>
+        <w:t xml:space="preserve"> become costly if initial design is not flexible enough for changes.</w:t>
+      </w:r>
+    </w:p>
+    <w:p>
+      <w:pPr>
+        <w:rPr>
+          <w:b/>
+          <w:bCs/>
+          <w:sz w:val="32"/>
+          <w:szCs w:val="32"/>
+          <w:lang w:bidi="ar-EG"/>
+        </w:rPr>
+      </w:pPr>
+      <w:r>
+        <w:rPr>
+          <w:b/>
+          <w:bCs/>
+          <w:sz w:val="32"/>
+          <w:szCs w:val="32"/>
+          <w:lang w:bidi="ar-EG"/>
+        </w:rPr>
+        <w:lastRenderedPageBreak/>
         <w:t>2.2 System Models</w:t>
       </w:r>
     </w:p>
@@ -4914,22 +4494,23 @@
         <w:rPr>
           <w:b/>
           <w:bCs/>
+          <w:noProof/>
           <w:sz w:val="32"/>
           <w:szCs w:val="32"/>
           <w:lang w:bidi="ar-EG"/>
           <w14:ligatures w14:val="none"/>
         </w:rPr>
         <w:drawing>
-          <wp:anchor distT="0" distB="0" distL="114300" distR="114300" simplePos="0" relativeHeight="251661312" behindDoc="0" locked="0" layoutInCell="1" allowOverlap="1">
+          <wp:anchor distT="0" distB="0" distL="114300" distR="114300" simplePos="0" relativeHeight="251661312" behindDoc="0" locked="0" layoutInCell="1" allowOverlap="1" wp14:anchorId="09C2151C" wp14:editId="33DA3491">
             <wp:simplePos x="0" y="0"/>
             <wp:positionH relativeFrom="column">
               <wp:posOffset>-266700</wp:posOffset>
             </wp:positionH>
             <wp:positionV relativeFrom="paragraph">
-              <wp:posOffset>228600</wp:posOffset>
+              <wp:posOffset>226060</wp:posOffset>
             </wp:positionV>
-            <wp:extent cx="6484620" cy="3977005"/>
-            <wp:effectExtent l="0" t="0" r="0" b="4445"/>
+            <wp:extent cx="6696710" cy="4107180"/>
+            <wp:effectExtent l="0" t="0" r="8890" b="7620"/>
             <wp:wrapTopAndBottom/>
             <wp:docPr id="549842672" name="Picture 1"/>
             <wp:cNvGraphicFramePr>
@@ -4945,7 +4526,7 @@
                     </pic:cNvPicPr>
                   </pic:nvPicPr>
                   <pic:blipFill>
-                    <a:blip r:embed="rId9">
+                    <a:blip r:embed="rId13">
                       <a:extLst>
                         <a:ext uri="{28A0092B-C50C-407E-A947-70E740481C1C}">
                           <a14:useLocalDpi xmlns:a14="http://schemas.microsoft.com/office/drawing/2010/main" val="0"/>
@@ -4959,7 +4540,7 @@
                   <pic:spPr>
                     <a:xfrm>
                       <a:off x="0" y="0"/>
-                      <a:ext cx="6484620" cy="3977005"/>
+                      <a:ext cx="6696710" cy="4107180"/>
                     </a:xfrm>
                     <a:prstGeom prst="rect">
                       <a:avLst/>
@@ -4968,6 +4549,12 @@
                 </pic:pic>
               </a:graphicData>
             </a:graphic>
+            <wp14:sizeRelH relativeFrom="margin">
+              <wp14:pctWidth>0</wp14:pctWidth>
+            </wp14:sizeRelH>
+            <wp14:sizeRelV relativeFrom="margin">
+              <wp14:pctHeight>0</wp14:pctHeight>
+            </wp14:sizeRelV>
           </wp:anchor>
         </w:drawing>
       </w:r>
@@ -4995,27 +4582,117 @@
         <w:rPr>
           <w:b/>
           <w:bCs/>
-          <w:lang w:bidi="ar-EG"/>
-        </w:rPr>
-      </w:pPr>
-    </w:p>
-    <w:p>
-      <w:pPr>
-        <w:rPr>
-          <w:b/>
-          <w:bCs/>
-          <w:lang w:bidi="ar-EG"/>
-        </w:rPr>
-      </w:pPr>
-      <w:r>
-        <w:rPr>
-          <w:b/>
-          <w:bCs/>
-          <w:sz w:val="32"/>
-          <w:szCs w:val="32"/>
-          <w:lang w:bidi="ar-EG"/>
-        </w:rPr>
-        <w:t xml:space="preserve">       </w:t>
+          <w:sz w:val="32"/>
+          <w:szCs w:val="32"/>
+          <w:lang w:bidi="ar-EG"/>
+        </w:rPr>
+      </w:pPr>
+      <w:r>
+        <w:rPr>
+          <w:b/>
+          <w:bCs/>
+          <w:sz w:val="32"/>
+          <w:szCs w:val="32"/>
+          <w:lang w:bidi="ar-EG"/>
+        </w:rPr>
+        <w:t xml:space="preserve">  </w:t>
+      </w:r>
+    </w:p>
+    <w:p>
+      <w:pPr>
+        <w:rPr>
+          <w:b/>
+          <w:bCs/>
+          <w:sz w:val="32"/>
+          <w:szCs w:val="32"/>
+          <w:lang w:bidi="ar-EG"/>
+        </w:rPr>
+      </w:pPr>
+    </w:p>
+    <w:p>
+      <w:pPr>
+        <w:rPr>
+          <w:b/>
+          <w:bCs/>
+          <w:sz w:val="32"/>
+          <w:szCs w:val="32"/>
+          <w:lang w:bidi="ar-EG"/>
+        </w:rPr>
+      </w:pPr>
+    </w:p>
+    <w:p>
+      <w:pPr>
+        <w:rPr>
+          <w:b/>
+          <w:bCs/>
+          <w:sz w:val="32"/>
+          <w:szCs w:val="32"/>
+          <w:lang w:bidi="ar-EG"/>
+        </w:rPr>
+      </w:pPr>
+    </w:p>
+    <w:p>
+      <w:pPr>
+        <w:rPr>
+          <w:b/>
+          <w:bCs/>
+          <w:sz w:val="32"/>
+          <w:szCs w:val="32"/>
+          <w:lang w:bidi="ar-EG"/>
+        </w:rPr>
+      </w:pPr>
+    </w:p>
+    <w:p>
+      <w:pPr>
+        <w:rPr>
+          <w:b/>
+          <w:bCs/>
+          <w:sz w:val="32"/>
+          <w:szCs w:val="32"/>
+          <w:lang w:bidi="ar-EG"/>
+        </w:rPr>
+      </w:pPr>
+    </w:p>
+    <w:p>
+      <w:pPr>
+        <w:rPr>
+          <w:b/>
+          <w:bCs/>
+          <w:sz w:val="32"/>
+          <w:szCs w:val="32"/>
+          <w:lang w:bidi="ar-EG"/>
+        </w:rPr>
+      </w:pPr>
+    </w:p>
+    <w:p>
+      <w:pPr>
+        <w:rPr>
+          <w:b/>
+          <w:bCs/>
+          <w:sz w:val="32"/>
+          <w:szCs w:val="32"/>
+          <w:lang w:bidi="ar-EG"/>
+        </w:rPr>
+      </w:pPr>
+    </w:p>
+    <w:p>
+      <w:pPr>
+        <w:rPr>
+          <w:b/>
+          <w:bCs/>
+          <w:lang w:bidi="ar-EG"/>
+        </w:rPr>
+      </w:pPr>
+      <w:r>
+        <w:rPr>
+          <w:b/>
+          <w:bCs/>
+          <w:sz w:val="32"/>
+          <w:szCs w:val="32"/>
+          <w:lang w:bidi="ar-EG"/>
+        </w:rPr>
+        <w:lastRenderedPageBreak/>
+        <w:t xml:space="preserve">     </w:t>
       </w:r>
       <w:r>
         <w:rPr>
@@ -5040,70 +4717,61 @@
           <w:bCs/>
           <w:lang w:bidi="ar-EG"/>
         </w:rPr>
-        <w:t xml:space="preserve">Blind SequenceD </w:t>
-      </w:r>
-    </w:p>
-    <w:p>
-      <w:pPr>
-        <w:rPr>
-          <w:b/>
-          <w:bCs/>
-          <w:lang w:bidi="ar-EG"/>
-        </w:rPr>
-      </w:pPr>
-      <w:r>
-        <w:rPr>
-          <w:b/>
-          <w:bCs/>
+        <w:t xml:space="preserve">         </w:t>
+      </w:r>
+      <w:r>
+        <w:rPr>
+          <w:b/>
+          <w:bCs/>
+          <w:lang w:bidi="ar-EG"/>
+        </w:rPr>
+        <w:t xml:space="preserve">Blind </w:t>
+      </w:r>
+      <w:r>
+        <w:rPr>
+          <w:b/>
+          <w:bCs/>
+          <w:lang w:bidi="ar-EG"/>
+        </w:rPr>
+        <w:t xml:space="preserve">Sequence </w:t>
+      </w:r>
+      <w:r>
+        <w:rPr>
+          <w:b/>
+          <w:bCs/>
+          <w:lang w:bidi="ar-EG"/>
+        </w:rPr>
+        <w:t>Diagram</w:t>
+      </w:r>
+    </w:p>
+    <w:p>
+      <w:pPr>
+        <w:rPr>
+          <w:b/>
+          <w:bCs/>
+          <w:lang w:bidi="ar-EG"/>
+        </w:rPr>
+      </w:pPr>
+      <w:r>
+        <w:rPr>
+          <w:b/>
+          <w:bCs/>
+          <w:noProof/>
           <w:lang w:bidi="ar-EG"/>
           <w14:ligatures w14:val="none"/>
         </w:rPr>
         <w:drawing>
-          <wp:anchor distT="0" distB="0" distL="114300" distR="114300" simplePos="0" relativeHeight="251662336" behindDoc="1" locked="0" layoutInCell="1" allowOverlap="1">
+          <wp:anchor distT="0" distB="0" distL="114300" distR="114300" simplePos="0" relativeHeight="251662336" behindDoc="1" locked="0" layoutInCell="1" allowOverlap="1" wp14:anchorId="09C2151E" wp14:editId="04EB2BE7">
             <wp:simplePos x="0" y="0"/>
             <wp:positionH relativeFrom="margin">
-              <wp:posOffset>160020</wp:posOffset>
+              <wp:align>left</wp:align>
             </wp:positionH>
             <wp:positionV relativeFrom="paragraph">
-              <wp:posOffset>-214630</wp:posOffset>
+              <wp:posOffset>0</wp:posOffset>
             </wp:positionV>
             <wp:extent cx="6278880" cy="3208020"/>
             <wp:effectExtent l="0" t="0" r="0" b="0"/>
-            <wp:wrapTight wrapText="bothSides">
-              <wp:wrapPolygon>
-                <wp:start x="3604" y="128"/>
-                <wp:lineTo x="3539" y="2052"/>
-                <wp:lineTo x="10813" y="2437"/>
-                <wp:lineTo x="1114" y="2950"/>
-                <wp:lineTo x="917" y="4874"/>
-                <wp:lineTo x="983" y="5515"/>
-                <wp:lineTo x="1245" y="6542"/>
-                <wp:lineTo x="1245" y="8594"/>
-                <wp:lineTo x="983" y="9620"/>
-                <wp:lineTo x="917" y="12698"/>
-                <wp:lineTo x="655" y="13853"/>
-                <wp:lineTo x="590" y="18342"/>
-                <wp:lineTo x="786" y="18855"/>
-                <wp:lineTo x="1245" y="18855"/>
-                <wp:lineTo x="1245" y="20523"/>
-                <wp:lineTo x="20381" y="21292"/>
-                <wp:lineTo x="20840" y="21292"/>
-                <wp:lineTo x="20905" y="14751"/>
-                <wp:lineTo x="21233" y="12955"/>
-                <wp:lineTo x="21167" y="9620"/>
-                <wp:lineTo x="20905" y="8466"/>
-                <wp:lineTo x="9568" y="6542"/>
-                <wp:lineTo x="10879" y="6542"/>
-                <wp:lineTo x="17760" y="4874"/>
-                <wp:lineTo x="21495" y="4489"/>
-                <wp:lineTo x="21299" y="3078"/>
-                <wp:lineTo x="10813" y="2437"/>
-                <wp:lineTo x="13697" y="2437"/>
-                <wp:lineTo x="14745" y="1924"/>
-                <wp:lineTo x="14680" y="128"/>
-                <wp:lineTo x="3604" y="128"/>
-              </wp:wrapPolygon>
-            </wp:wrapTight>
+            <wp:wrapTopAndBottom/>
             <wp:docPr id="1" name="Picture 1"/>
             <wp:cNvGraphicFramePr>
               <a:graphicFrameLocks xmlns:a="http://schemas.openxmlformats.org/drawingml/2006/main" noChangeAspect="1"/>
@@ -5118,7 +4786,7 @@
                     </pic:cNvPicPr>
                   </pic:nvPicPr>
                   <pic:blipFill>
-                    <a:blip r:embed="rId10" cstate="print">
+                    <a:blip r:embed="rId14" cstate="print">
                       <a:extLst>
                         <a:ext uri="{28A0092B-C50C-407E-A947-70E740481C1C}">
                           <a14:useLocalDpi xmlns:a14="http://schemas.microsoft.com/office/drawing/2010/main" val="0"/>
@@ -5144,96 +4812,58 @@
           </wp:anchor>
         </w:drawing>
       </w:r>
-    </w:p>
-    <w:p>
-      <w:pPr>
-        <w:rPr>
-          <w:b/>
-          <w:bCs/>
-          <w:sz w:val="32"/>
-          <w:szCs w:val="32"/>
-          <w:lang w:bidi="ar-EG"/>
-        </w:rPr>
-      </w:pPr>
-    </w:p>
-    <w:p>
-      <w:pPr>
-        <w:rPr>
-          <w:b/>
-          <w:bCs/>
-          <w:sz w:val="32"/>
-          <w:szCs w:val="32"/>
-          <w:lang w:bidi="ar-EG"/>
-        </w:rPr>
-      </w:pPr>
-    </w:p>
-    <w:p>
-      <w:pPr>
-        <w:rPr>
-          <w:b/>
-          <w:bCs/>
-          <w:sz w:val="32"/>
-          <w:szCs w:val="32"/>
-          <w:lang w:bidi="ar-EG"/>
-        </w:rPr>
-      </w:pPr>
-    </w:p>
-    <w:p>
-      <w:pPr>
-        <w:rPr>
-          <w:b/>
-          <w:bCs/>
-          <w:sz w:val="32"/>
-          <w:szCs w:val="32"/>
-          <w:lang w:bidi="ar-EG"/>
-        </w:rPr>
-      </w:pPr>
-    </w:p>
-    <w:p>
-      <w:pPr>
-        <w:rPr>
-          <w:b/>
-          <w:bCs/>
-          <w:sz w:val="32"/>
-          <w:szCs w:val="32"/>
-          <w:lang w:bidi="ar-EG"/>
-        </w:rPr>
-      </w:pPr>
-    </w:p>
-    <w:p>
-      <w:pPr>
-        <w:rPr>
-          <w:b/>
-          <w:bCs/>
-          <w:lang w:bidi="ar-EG"/>
-        </w:rPr>
-      </w:pPr>
-      <w:r>
-        <w:rPr>
-          <w:b/>
-          <w:bCs/>
-          <w:lang w:bidi="ar-EG"/>
-        </w:rPr>
-        <w:t>DeafMuteUser SequenceD:</w:t>
-      </w:r>
-    </w:p>
-    <w:p>
-      <w:pPr>
-        <w:rPr>
-          <w:b/>
-          <w:bCs/>
-          <w:lang w:bidi="ar-EG"/>
-        </w:rPr>
-      </w:pPr>
-      <w:r>
-        <w:rPr>
-          <w:b/>
-          <w:bCs/>
+      <w:r>
+        <w:rPr>
+          <w:b/>
+          <w:bCs/>
+          <w:lang w:bidi="ar-EG"/>
+        </w:rPr>
+        <w:t xml:space="preserve">       </w:t>
+      </w:r>
+      <w:r>
+        <w:rPr>
+          <w:b/>
+          <w:bCs/>
+          <w:lang w:bidi="ar-EG"/>
+        </w:rPr>
+        <w:t xml:space="preserve">DeafMuteUser </w:t>
+      </w:r>
+      <w:r>
+        <w:rPr>
+          <w:b/>
+          <w:bCs/>
+          <w:lang w:bidi="ar-EG"/>
+        </w:rPr>
+        <w:t>Sequence Diagram</w:t>
+      </w:r>
+      <w:r>
+        <w:rPr>
+          <w:b/>
+          <w:bCs/>
+          <w:lang w:bidi="ar-EG"/>
+        </w:rPr>
+        <w:t>:</w:t>
+      </w:r>
+    </w:p>
+    <w:p>
+      <w:pPr>
+        <w:rPr>
+          <w:b/>
+          <w:bCs/>
+          <w:lang w:bidi="ar-EG"/>
+        </w:rPr>
+      </w:pPr>
+      <w:r>
+        <w:rPr>
+          <w:b/>
+          <w:bCs/>
+          <w:noProof/>
           <w:lang w:bidi="ar-EG"/>
           <w14:ligatures w14:val="none"/>
         </w:rPr>
+        <w:lastRenderedPageBreak/>
         <w:drawing>
-          <wp:inline distT="0" distB="0" distL="0" distR="0">
+          <wp:inline distT="0" distB="0" distL="0" distR="0" wp14:anchorId="09C21520" wp14:editId="09C21521">
             <wp:extent cx="5943600" cy="5499100"/>
             <wp:effectExtent l="0" t="0" r="0" b="6350"/>
             <wp:docPr id="2" name="Picture 2"/>
@@ -5250,7 +4880,7 @@
                     </pic:cNvPicPr>
                   </pic:nvPicPr>
                   <pic:blipFill>
-                    <a:blip r:embed="rId11" cstate="print">
+                    <a:blip r:embed="rId15" cstate="print">
                       <a:extLst>
                         <a:ext uri="{28A0092B-C50C-407E-A947-70E740481C1C}">
                           <a14:useLocalDpi xmlns:a14="http://schemas.microsoft.com/office/drawing/2010/main" val="0"/>
@@ -5343,53 +4973,45 @@
           <w:bCs/>
           <w:lang w:bidi="ar-EG"/>
         </w:rPr>
-        <w:t>2.2.2.1 Context Diagr</w:t>
-      </w:r>
-      <w:bookmarkStart w:id="0" w:name="_GoBack"/>
-      <w:bookmarkEnd w:id="0"/>
-      <w:r>
-        <w:rPr>
-          <w:b/>
-          <w:bCs/>
-          <w:lang w:bidi="ar-EG"/>
-        </w:rPr>
-        <w:t>am</w:t>
-      </w:r>
-    </w:p>
-    <w:p>
-      <w:pPr>
-        <w:rPr>
-          <w:b/>
-          <w:bCs/>
-          <w:sz w:val="28"/>
-          <w:szCs w:val="28"/>
-          <w:lang w:bidi="ar-EG"/>
-        </w:rPr>
-      </w:pPr>
-      <w:r>
-        <w:rPr>
-          <w:b/>
-          <w:bCs/>
-          <w:sz w:val="28"/>
-          <w:szCs w:val="28"/>
-          <w:lang w:bidi="ar-EG"/>
-        </w:rPr>
+        <w:t>2.2.2.1 Context Diagram</w:t>
+      </w:r>
+    </w:p>
+    <w:p>
+      <w:pPr>
+        <w:rPr>
+          <w:b/>
+          <w:bCs/>
+          <w:sz w:val="28"/>
+          <w:szCs w:val="28"/>
+          <w:lang w:bidi="ar-EG"/>
+        </w:rPr>
+      </w:pPr>
+      <w:r>
+        <w:rPr>
+          <w:b/>
+          <w:bCs/>
+          <w:sz w:val="28"/>
+          <w:szCs w:val="28"/>
+          <w:lang w:bidi="ar-EG"/>
+        </w:rPr>
+        <w:lastRenderedPageBreak/>
         <w:t xml:space="preserve">       </w:t>
       </w:r>
       <w:r>
         <w:rPr>
-          <w:rFonts w:hint="default"/>
-          <w:b/>
-          <w:bCs/>
-          <w:sz w:val="28"/>
-          <w:szCs w:val="28"/>
-          <w:lang w:val="en-US" w:bidi="ar-EG"/>
+          <w:b/>
+          <w:bCs/>
+          <w:noProof/>
+          <w:sz w:val="28"/>
+          <w:szCs w:val="28"/>
+          <w:lang w:bidi="ar-EG"/>
+          <w14:ligatures w14:val="none"/>
         </w:rPr>
         <w:drawing>
-          <wp:inline distT="0" distB="0" distL="114300" distR="114300">
-            <wp:extent cx="4775200" cy="1887855"/>
-            <wp:effectExtent l="0" t="0" r="10160" b="1905"/>
-            <wp:docPr id="4" name="Picture 4" descr="context.drawio (1)"/>
+          <wp:inline distT="0" distB="0" distL="0" distR="0" wp14:anchorId="218BFBA7" wp14:editId="1D0082FB">
+            <wp:extent cx="4851400" cy="1917700"/>
+            <wp:effectExtent l="0" t="0" r="6350" b="6350"/>
+            <wp:docPr id="1112815829" name="Picture 3" descr="A diagram of a phone&#10;&#10;AI-generated content may be incorrect."/>
             <wp:cNvGraphicFramePr>
               <a:graphicFrameLocks xmlns:a="http://schemas.openxmlformats.org/drawingml/2006/main" noChangeAspect="1"/>
             </wp:cNvGraphicFramePr>
@@ -5397,13 +5019,17 @@
               <a:graphicData uri="http://schemas.openxmlformats.org/drawingml/2006/picture">
                 <pic:pic xmlns:pic="http://schemas.openxmlformats.org/drawingml/2006/picture">
                   <pic:nvPicPr>
-                    <pic:cNvPr id="4" name="Picture 4" descr="context.drawio (1)"/>
-                    <pic:cNvPicPr>
-                      <a:picLocks noChangeAspect="1"/>
-                    </pic:cNvPicPr>
+                    <pic:cNvPr id="1112815829" name="Picture 3" descr="A diagram of a phone&#10;&#10;AI-generated content may be incorrect."/>
+                    <pic:cNvPicPr/>
                   </pic:nvPicPr>
                   <pic:blipFill>
-                    <a:blip r:embed="rId12"/>
+                    <a:blip r:embed="rId16">
+                      <a:extLst>
+                        <a:ext uri="{28A0092B-C50C-407E-A947-70E740481C1C}">
+                          <a14:useLocalDpi xmlns:a14="http://schemas.microsoft.com/office/drawing/2010/main" val="0"/>
+                        </a:ext>
+                      </a:extLst>
+                    </a:blip>
                     <a:stretch>
                       <a:fillRect/>
                     </a:stretch>
@@ -5411,7 +5037,7 @@
                   <pic:spPr>
                     <a:xfrm>
                       <a:off x="0" y="0"/>
-                      <a:ext cx="4775200" cy="1887855"/>
+                      <a:ext cx="4851400" cy="1917700"/>
                     </a:xfrm>
                     <a:prstGeom prst="rect">
                       <a:avLst/>
@@ -5517,20 +5143,13 @@
       </w:pPr>
       <w:r>
         <w:rPr>
-          <w:color w:val="215F9A" w:themeColor="text2" w:themeTint="BF"/>
+          <w:noProof/>
+          <w:color w:val="215E99" w:themeColor="text2" w:themeTint="BF"/>
           <w:sz w:val="48"/>
           <w:szCs w:val="48"/>
-          <w14:textFill>
-            <w14:solidFill>
-              <w14:schemeClr w14:val="tx2">
-                <w14:lumMod w14:val="75000"/>
-                <w14:lumOff w14:val="25000"/>
-              </w14:schemeClr>
-            </w14:solidFill>
-          </w14:textFill>
         </w:rPr>
         <w:drawing>
-          <wp:inline distT="0" distB="0" distL="114300" distR="114300">
+          <wp:inline distT="0" distB="0" distL="114300" distR="114300" wp14:anchorId="09C21524" wp14:editId="09C21525">
             <wp:extent cx="5936615" cy="3558540"/>
             <wp:effectExtent l="0" t="0" r="6985" b="7620"/>
             <wp:docPr id="3" name="Picture 3" descr="dfd level 1.drawio"/>
@@ -5547,7 +5166,7 @@
                     </pic:cNvPicPr>
                   </pic:nvPicPr>
                   <pic:blipFill>
-                    <a:blip r:embed="rId13"/>
+                    <a:blip r:embed="rId17"/>
                     <a:stretch>
                       <a:fillRect/>
                     </a:stretch>
@@ -5595,61 +5214,18 @@
         <w:rPr>
           <w:b/>
           <w:bCs/>
-          <w:sz w:val="28"/>
-          <w:szCs w:val="28"/>
-          <w:lang w:bidi="ar-EG"/>
-        </w:rPr>
-      </w:pPr>
-    </w:p>
-    <w:p>
-      <w:pPr>
-        <w:rPr>
-          <w:b/>
-          <w:bCs/>
-          <w:sz w:val="28"/>
-          <w:szCs w:val="28"/>
-          <w:lang w:bidi="ar-EG"/>
-        </w:rPr>
-      </w:pPr>
-    </w:p>
-    <w:p>
-      <w:pPr>
-        <w:rPr>
-          <w:b/>
-          <w:bCs/>
-          <w:sz w:val="28"/>
-          <w:szCs w:val="28"/>
-          <w:lang w:bidi="ar-EG"/>
-        </w:rPr>
-      </w:pPr>
-    </w:p>
-    <w:p>
-      <w:pPr>
-        <w:rPr>
-          <w:b/>
-          <w:bCs/>
-          <w:sz w:val="28"/>
-          <w:szCs w:val="28"/>
-          <w:lang w:bidi="ar-EG"/>
-        </w:rPr>
-      </w:pPr>
-    </w:p>
-    <w:p>
-      <w:pPr>
-        <w:rPr>
-          <w:b/>
-          <w:bCs/>
-          <w:lang w:bidi="ar-EG"/>
-        </w:rPr>
-      </w:pPr>
-      <w:r>
-        <w:rPr>
-          <w:b/>
-          <w:bCs/>
-          <w:sz w:val="28"/>
-          <w:szCs w:val="28"/>
-          <w:lang w:bidi="ar-EG"/>
-        </w:rPr>
+          <w:lang w:bidi="ar-EG"/>
+        </w:rPr>
+      </w:pPr>
+      <w:r>
+        <w:rPr>
+          <w:b/>
+          <w:bCs/>
+          <w:sz w:val="28"/>
+          <w:szCs w:val="28"/>
+          <w:lang w:bidi="ar-EG"/>
+        </w:rPr>
+        <w:lastRenderedPageBreak/>
         <w:t xml:space="preserve">       </w:t>
       </w:r>
       <w:r>
@@ -5715,6 +5291,50 @@
           <w:lang w:bidi="ar-EG"/>
         </w:rPr>
       </w:pPr>
+    </w:p>
+    <w:p>
+      <w:pPr>
+        <w:rPr>
+          <w:b/>
+          <w:bCs/>
+          <w:sz w:val="28"/>
+          <w:szCs w:val="28"/>
+          <w:lang w:bidi="ar-EG"/>
+        </w:rPr>
+      </w:pPr>
+    </w:p>
+    <w:p>
+      <w:pPr>
+        <w:rPr>
+          <w:b/>
+          <w:bCs/>
+          <w:sz w:val="28"/>
+          <w:szCs w:val="28"/>
+          <w:lang w:bidi="ar-EG"/>
+        </w:rPr>
+      </w:pPr>
+    </w:p>
+    <w:p>
+      <w:pPr>
+        <w:rPr>
+          <w:b/>
+          <w:bCs/>
+          <w:sz w:val="28"/>
+          <w:szCs w:val="28"/>
+          <w:lang w:bidi="ar-EG"/>
+        </w:rPr>
+      </w:pPr>
+    </w:p>
+    <w:p>
+      <w:pPr>
+        <w:rPr>
+          <w:b/>
+          <w:bCs/>
+          <w:sz w:val="28"/>
+          <w:szCs w:val="28"/>
+          <w:lang w:bidi="ar-EG"/>
+        </w:rPr>
+      </w:pPr>
       <w:r>
         <w:rPr>
           <w:b/>
@@ -5747,6 +5367,182 @@
           <w:lang w:bidi="ar-EG"/>
         </w:rPr>
       </w:pPr>
+    </w:p>
+    <w:p>
+      <w:pPr>
+        <w:rPr>
+          <w:b/>
+          <w:bCs/>
+          <w:sz w:val="28"/>
+          <w:szCs w:val="28"/>
+          <w:lang w:bidi="ar-EG"/>
+        </w:rPr>
+      </w:pPr>
+    </w:p>
+    <w:p>
+      <w:pPr>
+        <w:rPr>
+          <w:b/>
+          <w:bCs/>
+          <w:sz w:val="28"/>
+          <w:szCs w:val="28"/>
+          <w:lang w:bidi="ar-EG"/>
+        </w:rPr>
+      </w:pPr>
+    </w:p>
+    <w:p>
+      <w:pPr>
+        <w:rPr>
+          <w:b/>
+          <w:bCs/>
+          <w:sz w:val="28"/>
+          <w:szCs w:val="28"/>
+          <w:lang w:bidi="ar-EG"/>
+        </w:rPr>
+      </w:pPr>
+    </w:p>
+    <w:p>
+      <w:pPr>
+        <w:rPr>
+          <w:b/>
+          <w:bCs/>
+          <w:sz w:val="28"/>
+          <w:szCs w:val="28"/>
+          <w:lang w:bidi="ar-EG"/>
+        </w:rPr>
+      </w:pPr>
+    </w:p>
+    <w:p>
+      <w:pPr>
+        <w:rPr>
+          <w:b/>
+          <w:bCs/>
+          <w:sz w:val="28"/>
+          <w:szCs w:val="28"/>
+          <w:lang w:bidi="ar-EG"/>
+        </w:rPr>
+      </w:pPr>
+    </w:p>
+    <w:p>
+      <w:pPr>
+        <w:rPr>
+          <w:b/>
+          <w:bCs/>
+          <w:sz w:val="28"/>
+          <w:szCs w:val="28"/>
+          <w:lang w:bidi="ar-EG"/>
+        </w:rPr>
+      </w:pPr>
+    </w:p>
+    <w:p>
+      <w:pPr>
+        <w:rPr>
+          <w:b/>
+          <w:bCs/>
+          <w:sz w:val="28"/>
+          <w:szCs w:val="28"/>
+          <w:lang w:bidi="ar-EG"/>
+        </w:rPr>
+      </w:pPr>
+    </w:p>
+    <w:p>
+      <w:pPr>
+        <w:rPr>
+          <w:b/>
+          <w:bCs/>
+          <w:sz w:val="28"/>
+          <w:szCs w:val="28"/>
+          <w:lang w:bidi="ar-EG"/>
+        </w:rPr>
+      </w:pPr>
+    </w:p>
+    <w:p>
+      <w:pPr>
+        <w:rPr>
+          <w:b/>
+          <w:bCs/>
+          <w:sz w:val="28"/>
+          <w:szCs w:val="28"/>
+          <w:lang w:bidi="ar-EG"/>
+        </w:rPr>
+      </w:pPr>
+    </w:p>
+    <w:p>
+      <w:pPr>
+        <w:rPr>
+          <w:b/>
+          <w:bCs/>
+          <w:sz w:val="28"/>
+          <w:szCs w:val="28"/>
+          <w:lang w:bidi="ar-EG"/>
+        </w:rPr>
+      </w:pPr>
+    </w:p>
+    <w:p>
+      <w:pPr>
+        <w:rPr>
+          <w:b/>
+          <w:bCs/>
+          <w:sz w:val="28"/>
+          <w:szCs w:val="28"/>
+          <w:lang w:bidi="ar-EG"/>
+        </w:rPr>
+      </w:pPr>
+    </w:p>
+    <w:p>
+      <w:pPr>
+        <w:rPr>
+          <w:b/>
+          <w:bCs/>
+          <w:sz w:val="28"/>
+          <w:szCs w:val="28"/>
+          <w:lang w:bidi="ar-EG"/>
+        </w:rPr>
+      </w:pPr>
+    </w:p>
+    <w:p>
+      <w:pPr>
+        <w:rPr>
+          <w:b/>
+          <w:bCs/>
+          <w:sz w:val="28"/>
+          <w:szCs w:val="28"/>
+          <w:lang w:bidi="ar-EG"/>
+        </w:rPr>
+      </w:pPr>
+    </w:p>
+    <w:p>
+      <w:pPr>
+        <w:rPr>
+          <w:b/>
+          <w:bCs/>
+          <w:sz w:val="28"/>
+          <w:szCs w:val="28"/>
+          <w:lang w:bidi="ar-EG"/>
+        </w:rPr>
+      </w:pPr>
+    </w:p>
+    <w:p>
+      <w:pPr>
+        <w:rPr>
+          <w:b/>
+          <w:bCs/>
+          <w:sz w:val="28"/>
+          <w:szCs w:val="28"/>
+          <w:lang w:bidi="ar-EG"/>
+        </w:rPr>
+      </w:pPr>
+    </w:p>
+    <w:p>
+      <w:pPr>
+        <w:rPr>
+          <w:b/>
+          <w:bCs/>
+          <w:sz w:val="28"/>
+          <w:szCs w:val="28"/>
+          <w:lang w:bidi="ar-EG"/>
+        </w:rPr>
+      </w:pPr>
       <w:r>
         <w:rPr>
           <w:b/>
@@ -5806,70 +5602,138 @@
           <w:lang w:bidi="ar-EG"/>
         </w:rPr>
       </w:pPr>
-    </w:p>
-    <w:p>
-      <w:pPr>
-        <w:rPr>
-          <w:b/>
-          <w:bCs/>
-          <w:sz w:val="32"/>
-          <w:szCs w:val="32"/>
-          <w:lang w:bidi="ar-EG"/>
-        </w:rPr>
-      </w:pPr>
-    </w:p>
-    <w:p>
-      <w:pPr>
-        <w:rPr>
-          <w:b/>
-          <w:bCs/>
-          <w:sz w:val="32"/>
-          <w:szCs w:val="32"/>
-          <w:lang w:bidi="ar-EG"/>
-        </w:rPr>
-      </w:pPr>
-    </w:p>
-    <w:p>
-      <w:pPr>
-        <w:rPr>
-          <w:b/>
-          <w:bCs/>
-          <w:sz w:val="32"/>
-          <w:szCs w:val="32"/>
-          <w:lang w:bidi="ar-EG"/>
-        </w:rPr>
-      </w:pPr>
-    </w:p>
-    <w:p>
-      <w:pPr>
-        <w:rPr>
-          <w:b/>
-          <w:bCs/>
-          <w:sz w:val="32"/>
-          <w:szCs w:val="32"/>
-          <w:lang w:bidi="ar-EG"/>
-        </w:rPr>
-      </w:pPr>
-    </w:p>
-    <w:p>
-      <w:pPr>
-        <w:rPr>
-          <w:b/>
-          <w:bCs/>
-          <w:sz w:val="28"/>
-          <w:szCs w:val="28"/>
-          <w:lang w:bidi="ar-EG"/>
-        </w:rPr>
-      </w:pPr>
-      <w:r>
-        <w:rPr>
-          <w:b/>
-          <w:bCs/>
-          <w:sz w:val="28"/>
-          <w:szCs w:val="28"/>
-          <w:lang w:bidi="ar-EG"/>
-        </w:rPr>
-        <w:t xml:space="preserve">   2.2.5 Entity Relationship Diagram (ERD)</w:t>
+      <w:r>
+        <w:rPr>
+          <w:b/>
+          <w:bCs/>
+          <w:sz w:val="32"/>
+          <w:szCs w:val="32"/>
+          <w:lang w:bidi="ar-EG"/>
+        </w:rPr>
+        <w:drawing>
+          <wp:inline distT="0" distB="0" distL="0" distR="0" wp14:anchorId="16AC24AF" wp14:editId="1CBCE2DA">
+            <wp:extent cx="5959929" cy="4473701"/>
+            <wp:effectExtent l="0" t="0" r="3175" b="3175"/>
+            <wp:docPr id="1354319659" name="Picture 2" descr="A white background with black text&#10;&#10;AI-generated content may be incorrect."/>
+            <wp:cNvGraphicFramePr>
+              <a:graphicFrameLocks xmlns:a="http://schemas.openxmlformats.org/drawingml/2006/main" noChangeAspect="1"/>
+            </wp:cNvGraphicFramePr>
+            <a:graphic xmlns:a="http://schemas.openxmlformats.org/drawingml/2006/main">
+              <a:graphicData uri="http://schemas.openxmlformats.org/drawingml/2006/picture">
+                <pic:pic xmlns:pic="http://schemas.openxmlformats.org/drawingml/2006/picture">
+                  <pic:nvPicPr>
+                    <pic:cNvPr id="1354319659" name="Picture 2" descr="A white background with black text&#10;&#10;AI-generated content may be incorrect."/>
+                    <pic:cNvPicPr>
+                      <a:picLocks noChangeAspect="1" noChangeArrowheads="1"/>
+                    </pic:cNvPicPr>
+                  </pic:nvPicPr>
+                  <pic:blipFill>
+                    <a:blip r:embed="rId18" cstate="print">
+                      <a:extLst>
+                        <a:ext uri="{28A0092B-C50C-407E-A947-70E740481C1C}">
+                          <a14:useLocalDpi xmlns:a14="http://schemas.microsoft.com/office/drawing/2010/main" val="0"/>
+                        </a:ext>
+                      </a:extLst>
+                    </a:blip>
+                    <a:srcRect/>
+                    <a:stretch>
+                      <a:fillRect/>
+                    </a:stretch>
+                  </pic:blipFill>
+                  <pic:spPr bwMode="auto">
+                    <a:xfrm>
+                      <a:off x="0" y="0"/>
+                      <a:ext cx="5981511" cy="4489901"/>
+                    </a:xfrm>
+                    <a:prstGeom prst="rect">
+                      <a:avLst/>
+                    </a:prstGeom>
+                    <a:noFill/>
+                    <a:ln>
+                      <a:noFill/>
+                    </a:ln>
+                  </pic:spPr>
+                </pic:pic>
+              </a:graphicData>
+            </a:graphic>
+          </wp:inline>
+        </w:drawing>
+      </w:r>
+    </w:p>
+    <w:p>
+      <w:pPr>
+        <w:rPr>
+          <w:b/>
+          <w:bCs/>
+          <w:sz w:val="32"/>
+          <w:szCs w:val="32"/>
+          <w:lang w:bidi="ar-EG"/>
+        </w:rPr>
+      </w:pPr>
+    </w:p>
+    <w:p>
+      <w:pPr>
+        <w:rPr>
+          <w:b/>
+          <w:bCs/>
+          <w:sz w:val="32"/>
+          <w:szCs w:val="32"/>
+          <w:lang w:bidi="ar-EG"/>
+        </w:rPr>
+      </w:pPr>
+    </w:p>
+    <w:p>
+      <w:pPr>
+        <w:rPr>
+          <w:b/>
+          <w:bCs/>
+          <w:sz w:val="32"/>
+          <w:szCs w:val="32"/>
+          <w:lang w:bidi="ar-EG"/>
+        </w:rPr>
+      </w:pPr>
+    </w:p>
+    <w:p>
+      <w:pPr>
+        <w:rPr>
+          <w:b/>
+          <w:bCs/>
+          <w:sz w:val="32"/>
+          <w:szCs w:val="32"/>
+          <w:lang w:bidi="ar-EG"/>
+        </w:rPr>
+      </w:pPr>
+    </w:p>
+    <w:p>
+      <w:pPr>
+        <w:rPr>
+          <w:b/>
+          <w:bCs/>
+          <w:sz w:val="32"/>
+          <w:szCs w:val="32"/>
+          <w:lang w:bidi="ar-EG"/>
+        </w:rPr>
+      </w:pPr>
+    </w:p>
+    <w:p>
+      <w:pPr>
+        <w:rPr>
+          <w:b/>
+          <w:bCs/>
+          <w:sz w:val="28"/>
+          <w:szCs w:val="28"/>
+          <w:lang w:bidi="ar-EG"/>
+        </w:rPr>
+      </w:pPr>
+      <w:r>
+        <w:rPr>
+          <w:b/>
+          <w:bCs/>
+          <w:sz w:val="28"/>
+          <w:szCs w:val="28"/>
+          <w:lang w:bidi="ar-EG"/>
+        </w:rPr>
+        <w:t xml:space="preserve">  </w:t>
       </w:r>
     </w:p>
     <w:p>
@@ -6149,7 +6013,7 @@
     <w:p>
       <w:pPr>
         <w:pBdr>
-          <w:bottom w:val="single" w:color="auto" w:sz="6" w:space="1"/>
+          <w:bottom w:val="single" w:sz="6" w:space="1" w:color="auto"/>
         </w:pBdr>
         <w:tabs>
           <w:tab w:val="left" w:pos="3792"/>
@@ -6174,15 +6038,6 @@
           <w:lang w:bidi="ar-EG"/>
         </w:rPr>
         <w:tab/>
-      </w:r>
-      <w:r>
-        <w:rPr>
-          <w:b/>
-          <w:bCs/>
-          <w:sz w:val="36"/>
-          <w:szCs w:val="36"/>
-          <w:lang w:bidi="ar-EG"/>
-        </w:rPr>
         <w:t>References</w:t>
       </w:r>
     </w:p>
@@ -6246,21 +6101,21 @@
       <w:pgSz w:w="12240" w:h="15840"/>
       <w:pgMar w:top="1440" w:right="1440" w:bottom="1440" w:left="1440" w:header="720" w:footer="720" w:gutter="0"/>
       <w:pgBorders w:offsetFrom="page">
-        <w:top w:val="inset" w:color="000000" w:themeColor="text1" w:sz="18" w:space="24"/>
-        <w:left w:val="inset" w:color="000000" w:themeColor="text1" w:sz="18" w:space="24"/>
-        <w:bottom w:val="outset" w:color="000000" w:themeColor="text1" w:sz="18" w:space="24"/>
-        <w:right w:val="outset" w:color="000000" w:themeColor="text1" w:sz="18" w:space="24"/>
+        <w:top w:val="inset" w:sz="18" w:space="24" w:color="000000" w:themeColor="text1"/>
+        <w:left w:val="inset" w:sz="18" w:space="24" w:color="000000" w:themeColor="text1"/>
+        <w:bottom w:val="outset" w:sz="18" w:space="24" w:color="000000" w:themeColor="text1"/>
+        <w:right w:val="outset" w:sz="18" w:space="24" w:color="000000" w:themeColor="text1"/>
       </w:pgBorders>
-      <w:cols w:space="720" w:num="1"/>
-      <w:docGrid w:linePitch="360" w:charSpace="0"/>
+      <w:cols w:space="720"/>
+      <w:docGrid w:linePitch="360"/>
     </w:sectPr>
   </w:body>
 </w:document>
 </file>
 
 <file path=word/endnotes.xml><?xml version="1.0" encoding="utf-8"?>
-<w:endnotes xmlns:wpc="http://schemas.microsoft.com/office/word/2010/wordprocessingCanvas" xmlns:mc="http://schemas.openxmlformats.org/markup-compatibility/2006" xmlns:o="urn:schemas-microsoft-com:office:office" xmlns:r="http://schemas.openxmlformats.org/officeDocument/2006/relationships" xmlns:m="http://schemas.openxmlformats.org/officeDocument/2006/math" xmlns:v="urn:schemas-microsoft-com:vml" xmlns:wp14="http://schemas.microsoft.com/office/word/2010/wordprocessingDrawing" xmlns:wp="http://schemas.openxmlformats.org/drawingml/2006/wordprocessingDrawing" xmlns:w="http://schemas.openxmlformats.org/wordprocessingml/2006/main" xmlns:w14="http://schemas.microsoft.com/office/word/2010/wordml" xmlns:w15="http://schemas.microsoft.com/office/word/2012/wordml" xmlns:w10="urn:schemas-microsoft-com:office:word" xmlns:wpg="http://schemas.microsoft.com/office/word/2010/wordprocessingGroup" xmlns:wpi="http://schemas.microsoft.com/office/word/2010/wordprocessingInk" xmlns:wne="http://schemas.microsoft.com/office/word/2006/wordml" xmlns:wps="http://schemas.microsoft.com/office/word/2010/wordprocessingShape" xmlns:wpsCustomData="http://www.wps.cn/officeDocument/2013/wpsCustomData" mc:Ignorable="w14 w15 wp14">
-  <w:endnote w:type="separator" w:id="0">
+<w:endnotes xmlns:wpc="http://schemas.microsoft.com/office/word/2010/wordprocessingCanvas" xmlns:cx="http://schemas.microsoft.com/office/drawing/2014/chartex" xmlns:cx1="http://schemas.microsoft.com/office/drawing/2015/9/8/chartex" xmlns:cx2="http://schemas.microsoft.com/office/drawing/2015/10/21/chartex" xmlns:cx3="http://schemas.microsoft.com/office/drawing/2016/5/9/chartex" xmlns:cx4="http://schemas.microsoft.com/office/drawing/2016/5/10/chartex" xmlns:cx5="http://schemas.microsoft.com/office/drawing/2016/5/11/chartex" xmlns:cx6="http://schemas.microsoft.com/office/drawing/2016/5/12/chartex" xmlns:cx7="http://schemas.microsoft.com/office/drawing/2016/5/13/chartex" xmlns:cx8="http://schemas.microsoft.com/office/drawing/2016/5/14/chartex" xmlns:mc="http://schemas.openxmlformats.org/markup-compatibility/2006" xmlns:aink="http://schemas.microsoft.com/office/drawing/2016/ink" xmlns:am3d="http://schemas.microsoft.com/office/drawing/2017/model3d" xmlns:o="urn:schemas-microsoft-com:office:office" xmlns:oel="http://schemas.microsoft.com/office/2019/extlst" xmlns:r="http://schemas.openxmlformats.org/officeDocument/2006/relationships" xmlns:m="http://schemas.openxmlformats.org/officeDocument/2006/math" xmlns:v="urn:schemas-microsoft-com:vml" xmlns:wp14="http://schemas.microsoft.com/office/word/2010/wordprocessingDrawing" xmlns:wp="http://schemas.openxmlformats.org/drawingml/2006/wordprocessingDrawing" xmlns:w10="urn:schemas-microsoft-com:office:word" xmlns:w="http://schemas.openxmlformats.org/wordprocessingml/2006/main" xmlns:w14="http://schemas.microsoft.com/office/word/2010/wordml" xmlns:w15="http://schemas.microsoft.com/office/word/2012/wordml" xmlns:w16cex="http://schemas.microsoft.com/office/word/2018/wordml/cex" xmlns:w16cid="http://schemas.microsoft.com/office/word/2016/wordml/cid" xmlns:w16="http://schemas.microsoft.com/office/word/2018/wordml" xmlns:w16du="http://schemas.microsoft.com/office/word/2023/wordml/word16du" xmlns:w16sdtdh="http://schemas.microsoft.com/office/word/2020/wordml/sdtdatahash" xmlns:w16sdtfl="http://schemas.microsoft.com/office/word/2024/wordml/sdtformatlock" xmlns:w16se="http://schemas.microsoft.com/office/word/2015/wordml/symex" xmlns:wpg="http://schemas.microsoft.com/office/word/2010/wordprocessingGroup" xmlns:wpi="http://schemas.microsoft.com/office/word/2010/wordprocessingInk" xmlns:wne="http://schemas.microsoft.com/office/word/2006/wordml" xmlns:wps="http://schemas.microsoft.com/office/word/2010/wordprocessingShape" mc:Ignorable="w14 w15 w16se w16cid w16 w16cex w16sdtdh w16sdtfl w16du wp14">
+  <w:endnote w:type="separator" w:id="-1">
     <w:p>
       <w:pPr>
         <w:spacing w:line="240" w:lineRule="auto"/>
@@ -6270,7 +6125,7 @@
       </w:r>
     </w:p>
   </w:endnote>
-  <w:endnote w:type="continuationSeparator" w:id="1">
+  <w:endnote w:type="continuationSeparator" w:id="0">
     <w:p>
       <w:pPr>
         <w:spacing w:line="240" w:lineRule="auto"/>
@@ -6284,21 +6139,21 @@
 </file>
 
 <file path=word/footnotes.xml><?xml version="1.0" encoding="utf-8"?>
-<w:footnotes xmlns:wpc="http://schemas.microsoft.com/office/word/2010/wordprocessingCanvas" xmlns:mc="http://schemas.openxmlformats.org/markup-compatibility/2006" xmlns:o="urn:schemas-microsoft-com:office:office" xmlns:r="http://schemas.openxmlformats.org/officeDocument/2006/relationships" xmlns:m="http://schemas.openxmlformats.org/officeDocument/2006/math" xmlns:v="urn:schemas-microsoft-com:vml" xmlns:wp14="http://schemas.microsoft.com/office/word/2010/wordprocessingDrawing" xmlns:wp="http://schemas.openxmlformats.org/drawingml/2006/wordprocessingDrawing" xmlns:w="http://schemas.openxmlformats.org/wordprocessingml/2006/main" xmlns:w14="http://schemas.microsoft.com/office/word/2010/wordml" xmlns:w15="http://schemas.microsoft.com/office/word/2012/wordml" xmlns:w10="urn:schemas-microsoft-com:office:word" xmlns:wpg="http://schemas.microsoft.com/office/word/2010/wordprocessingGroup" xmlns:wpi="http://schemas.microsoft.com/office/word/2010/wordprocessingInk" xmlns:wne="http://schemas.microsoft.com/office/word/2006/wordml" xmlns:wps="http://schemas.microsoft.com/office/word/2010/wordprocessingShape" xmlns:wpsCustomData="http://www.wps.cn/officeDocument/2013/wpsCustomData" mc:Ignorable="w14 w15 wp14">
-  <w:footnote w:type="separator" w:id="0">
-    <w:p>
-      <w:pPr>
-        <w:spacing w:before="0" w:after="0" w:line="278" w:lineRule="auto"/>
+<w:footnotes xmlns:wpc="http://schemas.microsoft.com/office/word/2010/wordprocessingCanvas" xmlns:cx="http://schemas.microsoft.com/office/drawing/2014/chartex" xmlns:cx1="http://schemas.microsoft.com/office/drawing/2015/9/8/chartex" xmlns:cx2="http://schemas.microsoft.com/office/drawing/2015/10/21/chartex" xmlns:cx3="http://schemas.microsoft.com/office/drawing/2016/5/9/chartex" xmlns:cx4="http://schemas.microsoft.com/office/drawing/2016/5/10/chartex" xmlns:cx5="http://schemas.microsoft.com/office/drawing/2016/5/11/chartex" xmlns:cx6="http://schemas.microsoft.com/office/drawing/2016/5/12/chartex" xmlns:cx7="http://schemas.microsoft.com/office/drawing/2016/5/13/chartex" xmlns:cx8="http://schemas.microsoft.com/office/drawing/2016/5/14/chartex" xmlns:mc="http://schemas.openxmlformats.org/markup-compatibility/2006" xmlns:aink="http://schemas.microsoft.com/office/drawing/2016/ink" xmlns:am3d="http://schemas.microsoft.com/office/drawing/2017/model3d" xmlns:o="urn:schemas-microsoft-com:office:office" xmlns:oel="http://schemas.microsoft.com/office/2019/extlst" xmlns:r="http://schemas.openxmlformats.org/officeDocument/2006/relationships" xmlns:m="http://schemas.openxmlformats.org/officeDocument/2006/math" xmlns:v="urn:schemas-microsoft-com:vml" xmlns:wp14="http://schemas.microsoft.com/office/word/2010/wordprocessingDrawing" xmlns:wp="http://schemas.openxmlformats.org/drawingml/2006/wordprocessingDrawing" xmlns:w10="urn:schemas-microsoft-com:office:word" xmlns:w="http://schemas.openxmlformats.org/wordprocessingml/2006/main" xmlns:w14="http://schemas.microsoft.com/office/word/2010/wordml" xmlns:w15="http://schemas.microsoft.com/office/word/2012/wordml" xmlns:w16cex="http://schemas.microsoft.com/office/word/2018/wordml/cex" xmlns:w16cid="http://schemas.microsoft.com/office/word/2016/wordml/cid" xmlns:w16="http://schemas.microsoft.com/office/word/2018/wordml" xmlns:w16du="http://schemas.microsoft.com/office/word/2023/wordml/word16du" xmlns:w16sdtdh="http://schemas.microsoft.com/office/word/2020/wordml/sdtdatahash" xmlns:w16sdtfl="http://schemas.microsoft.com/office/word/2024/wordml/sdtformatlock" xmlns:w16se="http://schemas.microsoft.com/office/word/2015/wordml/symex" xmlns:wpg="http://schemas.microsoft.com/office/word/2010/wordprocessingGroup" xmlns:wpi="http://schemas.microsoft.com/office/word/2010/wordprocessingInk" xmlns:wne="http://schemas.microsoft.com/office/word/2006/wordml" xmlns:wps="http://schemas.microsoft.com/office/word/2010/wordprocessingShape" mc:Ignorable="w14 w15 w16se w16cid w16 w16cex w16sdtdh w16sdtfl w16du wp14">
+  <w:footnote w:type="separator" w:id="-1">
+    <w:p>
+      <w:pPr>
+        <w:spacing w:after="0"/>
       </w:pPr>
       <w:r>
         <w:separator/>
       </w:r>
     </w:p>
   </w:footnote>
-  <w:footnote w:type="continuationSeparator" w:id="1">
-    <w:p>
-      <w:pPr>
-        <w:spacing w:before="0" w:after="0" w:line="278" w:lineRule="auto"/>
+  <w:footnote w:type="continuationSeparator" w:id="0">
+    <w:p>
+      <w:pPr>
+        <w:spacing w:after="0"/>
       </w:pPr>
       <w:r>
         <w:continuationSeparator/>
@@ -6309,12 +6164,12 @@
 </file>
 
 <file path=word/numbering.xml><?xml version="1.0" encoding="utf-8"?>
-<w:numbering xmlns:wpc="http://schemas.microsoft.com/office/word/2010/wordprocessingCanvas" xmlns:mc="http://schemas.openxmlformats.org/markup-compatibility/2006" xmlns:o="urn:schemas-microsoft-com:office:office" xmlns:r="http://schemas.openxmlformats.org/officeDocument/2006/relationships" xmlns:m="http://schemas.openxmlformats.org/officeDocument/2006/math" xmlns:v="urn:schemas-microsoft-com:vml" xmlns:wp14="http://schemas.microsoft.com/office/word/2010/wordprocessingDrawing" xmlns:wp="http://schemas.openxmlformats.org/drawingml/2006/wordprocessingDrawing" xmlns:w10="urn:schemas-microsoft-com:office:word" xmlns:w="http://schemas.openxmlformats.org/wordprocessingml/2006/main" xmlns:w14="http://schemas.microsoft.com/office/word/2010/wordml" xmlns:wpg="http://schemas.microsoft.com/office/word/2010/wordprocessingGroup" xmlns:wpi="http://schemas.microsoft.com/office/word/2010/wordprocessingInk" xmlns:wne="http://schemas.microsoft.com/office/word/2006/wordml" xmlns:wps="http://schemas.microsoft.com/office/word/2010/wordprocessingShape" xmlns:wpsCustomData="http://www.wps.cn/officeDocument/2013/wpsCustomData" mc:Ignorable="w14 wp14">
-  <w:abstractNum w:abstractNumId="0">
+<w:numbering xmlns:wpc="http://schemas.microsoft.com/office/word/2010/wordprocessingCanvas" xmlns:cx="http://schemas.microsoft.com/office/drawing/2014/chartex" xmlns:cx1="http://schemas.microsoft.com/office/drawing/2015/9/8/chartex" xmlns:cx2="http://schemas.microsoft.com/office/drawing/2015/10/21/chartex" xmlns:cx3="http://schemas.microsoft.com/office/drawing/2016/5/9/chartex" xmlns:cx4="http://schemas.microsoft.com/office/drawing/2016/5/10/chartex" xmlns:cx5="http://schemas.microsoft.com/office/drawing/2016/5/11/chartex" xmlns:cx6="http://schemas.microsoft.com/office/drawing/2016/5/12/chartex" xmlns:cx7="http://schemas.microsoft.com/office/drawing/2016/5/13/chartex" xmlns:cx8="http://schemas.microsoft.com/office/drawing/2016/5/14/chartex" xmlns:mc="http://schemas.openxmlformats.org/markup-compatibility/2006" xmlns:aink="http://schemas.microsoft.com/office/drawing/2016/ink" xmlns:am3d="http://schemas.microsoft.com/office/drawing/2017/model3d" xmlns:o="urn:schemas-microsoft-com:office:office" xmlns:oel="http://schemas.microsoft.com/office/2019/extlst" xmlns:r="http://schemas.openxmlformats.org/officeDocument/2006/relationships" xmlns:m="http://schemas.openxmlformats.org/officeDocument/2006/math" xmlns:v="urn:schemas-microsoft-com:vml" xmlns:wp14="http://schemas.microsoft.com/office/word/2010/wordprocessingDrawing" xmlns:wp="http://schemas.openxmlformats.org/drawingml/2006/wordprocessingDrawing" xmlns:w10="urn:schemas-microsoft-com:office:word" xmlns:w="http://schemas.openxmlformats.org/wordprocessingml/2006/main" xmlns:w14="http://schemas.microsoft.com/office/word/2010/wordml" xmlns:w15="http://schemas.microsoft.com/office/word/2012/wordml" xmlns:w16cex="http://schemas.microsoft.com/office/word/2018/wordml/cex" xmlns:w16cid="http://schemas.microsoft.com/office/word/2016/wordml/cid" xmlns:w16="http://schemas.microsoft.com/office/word/2018/wordml" xmlns:w16du="http://schemas.microsoft.com/office/word/2023/wordml/word16du" xmlns:w16sdtdh="http://schemas.microsoft.com/office/word/2020/wordml/sdtdatahash" xmlns:w16sdtfl="http://schemas.microsoft.com/office/word/2024/wordml/sdtformatlock" xmlns:w16se="http://schemas.microsoft.com/office/word/2015/wordml/symex" xmlns:wpg="http://schemas.microsoft.com/office/word/2010/wordprocessingGroup" xmlns:wpi="http://schemas.microsoft.com/office/word/2010/wordprocessingInk" xmlns:wne="http://schemas.microsoft.com/office/word/2006/wordml" xmlns:wps="http://schemas.microsoft.com/office/word/2010/wordprocessingShape" mc:Ignorable="w14 w15 w16se w16cid w16 w16cex w16sdtdh w16sdtfl w16du wp14">
+  <w:abstractNum w:abstractNumId="0" w15:restartNumberingAfterBreak="0">
     <w:nsid w:val="18F817FD"/>
     <w:multiLevelType w:val="multilevel"/>
     <w:tmpl w:val="18F817FD"/>
-    <w:lvl w:ilvl="0" w:tentative="0">
+    <w:lvl w:ilvl="0">
       <w:start w:val="1"/>
       <w:numFmt w:val="bullet"/>
       <w:lvlText w:val=""/>
@@ -6323,10 +6178,10 @@
         <w:ind w:left="1524" w:hanging="360"/>
       </w:pPr>
       <w:rPr>
-        <w:rFonts w:hint="default" w:ascii="Symbol" w:hAnsi="Symbol"/>
+        <w:rFonts w:ascii="Symbol" w:hAnsi="Symbol" w:hint="default"/>
       </w:rPr>
     </w:lvl>
-    <w:lvl w:ilvl="1" w:tentative="0">
+    <w:lvl w:ilvl="1">
       <w:start w:val="1"/>
       <w:numFmt w:val="bullet"/>
       <w:lvlText w:val="o"/>
@@ -6335,10 +6190,10 @@
         <w:ind w:left="2160" w:hanging="360"/>
       </w:pPr>
       <w:rPr>
-        <w:rFonts w:hint="default" w:ascii="Courier New" w:hAnsi="Courier New" w:cs="Courier New"/>
+        <w:rFonts w:ascii="Courier New" w:hAnsi="Courier New" w:cs="Courier New" w:hint="default"/>
       </w:rPr>
     </w:lvl>
-    <w:lvl w:ilvl="2" w:tentative="0">
+    <w:lvl w:ilvl="2">
       <w:start w:val="1"/>
       <w:numFmt w:val="bullet"/>
       <w:lvlText w:val=""/>
@@ -6347,10 +6202,10 @@
         <w:ind w:left="2880" w:hanging="360"/>
       </w:pPr>
       <w:rPr>
-        <w:rFonts w:hint="default" w:ascii="Wingdings" w:hAnsi="Wingdings"/>
+        <w:rFonts w:ascii="Wingdings" w:hAnsi="Wingdings" w:hint="default"/>
       </w:rPr>
     </w:lvl>
-    <w:lvl w:ilvl="3" w:tentative="0">
+    <w:lvl w:ilvl="3">
       <w:start w:val="1"/>
       <w:numFmt w:val="bullet"/>
       <w:lvlText w:val=""/>
@@ -6359,10 +6214,10 @@
         <w:ind w:left="3600" w:hanging="360"/>
       </w:pPr>
       <w:rPr>
-        <w:rFonts w:hint="default" w:ascii="Symbol" w:hAnsi="Symbol"/>
+        <w:rFonts w:ascii="Symbol" w:hAnsi="Symbol" w:hint="default"/>
       </w:rPr>
     </w:lvl>
-    <w:lvl w:ilvl="4" w:tentative="0">
+    <w:lvl w:ilvl="4">
       <w:start w:val="1"/>
       <w:numFmt w:val="bullet"/>
       <w:lvlText w:val="o"/>
@@ -6371,10 +6226,10 @@
         <w:ind w:left="4320" w:hanging="360"/>
       </w:pPr>
       <w:rPr>
-        <w:rFonts w:hint="default" w:ascii="Courier New" w:hAnsi="Courier New" w:cs="Courier New"/>
+        <w:rFonts w:ascii="Courier New" w:hAnsi="Courier New" w:cs="Courier New" w:hint="default"/>
       </w:rPr>
     </w:lvl>
-    <w:lvl w:ilvl="5" w:tentative="0">
+    <w:lvl w:ilvl="5">
       <w:start w:val="1"/>
       <w:numFmt w:val="bullet"/>
       <w:lvlText w:val=""/>
@@ -6383,10 +6238,10 @@
         <w:ind w:left="5040" w:hanging="360"/>
       </w:pPr>
       <w:rPr>
-        <w:rFonts w:hint="default" w:ascii="Wingdings" w:hAnsi="Wingdings"/>
+        <w:rFonts w:ascii="Wingdings" w:hAnsi="Wingdings" w:hint="default"/>
       </w:rPr>
     </w:lvl>
-    <w:lvl w:ilvl="6" w:tentative="0">
+    <w:lvl w:ilvl="6">
       <w:start w:val="1"/>
       <w:numFmt w:val="bullet"/>
       <w:lvlText w:val=""/>
@@ -6395,10 +6250,10 @@
         <w:ind w:left="5760" w:hanging="360"/>
       </w:pPr>
       <w:rPr>
-        <w:rFonts w:hint="default" w:ascii="Symbol" w:hAnsi="Symbol"/>
+        <w:rFonts w:ascii="Symbol" w:hAnsi="Symbol" w:hint="default"/>
       </w:rPr>
     </w:lvl>
-    <w:lvl w:ilvl="7" w:tentative="0">
+    <w:lvl w:ilvl="7">
       <w:start w:val="1"/>
       <w:numFmt w:val="bullet"/>
       <w:lvlText w:val="o"/>
@@ -6407,10 +6262,10 @@
         <w:ind w:left="6480" w:hanging="360"/>
       </w:pPr>
       <w:rPr>
-        <w:rFonts w:hint="default" w:ascii="Courier New" w:hAnsi="Courier New" w:cs="Courier New"/>
+        <w:rFonts w:ascii="Courier New" w:hAnsi="Courier New" w:cs="Courier New" w:hint="default"/>
       </w:rPr>
     </w:lvl>
-    <w:lvl w:ilvl="8" w:tentative="0">
+    <w:lvl w:ilvl="8">
       <w:start w:val="1"/>
       <w:numFmt w:val="bullet"/>
       <w:lvlText w:val=""/>
@@ -6419,15 +6274,15 @@
         <w:ind w:left="7200" w:hanging="360"/>
       </w:pPr>
       <w:rPr>
-        <w:rFonts w:hint="default" w:ascii="Wingdings" w:hAnsi="Wingdings"/>
+        <w:rFonts w:ascii="Wingdings" w:hAnsi="Wingdings" w:hint="default"/>
       </w:rPr>
     </w:lvl>
   </w:abstractNum>
-  <w:abstractNum w:abstractNumId="1">
+  <w:abstractNum w:abstractNumId="1" w15:restartNumberingAfterBreak="0">
     <w:nsid w:val="1D796A31"/>
     <w:multiLevelType w:val="multilevel"/>
     <w:tmpl w:val="1D796A31"/>
-    <w:lvl w:ilvl="0" w:tentative="0">
+    <w:lvl w:ilvl="0">
       <w:start w:val="1"/>
       <w:numFmt w:val="bullet"/>
       <w:lvlText w:val=""/>
@@ -6436,10 +6291,10 @@
         <w:ind w:left="1164" w:hanging="360"/>
       </w:pPr>
       <w:rPr>
-        <w:rFonts w:hint="default" w:ascii="Symbol" w:hAnsi="Symbol"/>
+        <w:rFonts w:ascii="Symbol" w:hAnsi="Symbol" w:hint="default"/>
       </w:rPr>
     </w:lvl>
-    <w:lvl w:ilvl="1" w:tentative="0">
+    <w:lvl w:ilvl="1">
       <w:start w:val="1"/>
       <w:numFmt w:val="bullet"/>
       <w:lvlText w:val="o"/>
@@ -6448,10 +6303,10 @@
         <w:ind w:left="1884" w:hanging="360"/>
       </w:pPr>
       <w:rPr>
-        <w:rFonts w:hint="default" w:ascii="Courier New" w:hAnsi="Courier New" w:cs="Courier New"/>
+        <w:rFonts w:ascii="Courier New" w:hAnsi="Courier New" w:cs="Courier New" w:hint="default"/>
       </w:rPr>
     </w:lvl>
-    <w:lvl w:ilvl="2" w:tentative="0">
+    <w:lvl w:ilvl="2">
       <w:start w:val="1"/>
       <w:numFmt w:val="bullet"/>
       <w:lvlText w:val=""/>
@@ -6460,10 +6315,10 @@
         <w:ind w:left="2604" w:hanging="360"/>
       </w:pPr>
       <w:rPr>
-        <w:rFonts w:hint="default" w:ascii="Wingdings" w:hAnsi="Wingdings"/>
+        <w:rFonts w:ascii="Wingdings" w:hAnsi="Wingdings" w:hint="default"/>
       </w:rPr>
     </w:lvl>
-    <w:lvl w:ilvl="3" w:tentative="0">
+    <w:lvl w:ilvl="3">
       <w:start w:val="1"/>
       <w:numFmt w:val="bullet"/>
       <w:lvlText w:val=""/>
@@ -6472,10 +6327,10 @@
         <w:ind w:left="3324" w:hanging="360"/>
       </w:pPr>
       <w:rPr>
-        <w:rFonts w:hint="default" w:ascii="Symbol" w:hAnsi="Symbol"/>
+        <w:rFonts w:ascii="Symbol" w:hAnsi="Symbol" w:hint="default"/>
       </w:rPr>
     </w:lvl>
-    <w:lvl w:ilvl="4" w:tentative="0">
+    <w:lvl w:ilvl="4">
       <w:start w:val="1"/>
       <w:numFmt w:val="bullet"/>
       <w:lvlText w:val="o"/>
@@ -6484,10 +6339,10 @@
         <w:ind w:left="4044" w:hanging="360"/>
       </w:pPr>
       <w:rPr>
-        <w:rFonts w:hint="default" w:ascii="Courier New" w:hAnsi="Courier New" w:cs="Courier New"/>
+        <w:rFonts w:ascii="Courier New" w:hAnsi="Courier New" w:cs="Courier New" w:hint="default"/>
       </w:rPr>
     </w:lvl>
-    <w:lvl w:ilvl="5" w:tentative="0">
+    <w:lvl w:ilvl="5">
       <w:start w:val="1"/>
       <w:numFmt w:val="bullet"/>
       <w:lvlText w:val=""/>
@@ -6496,10 +6351,10 @@
         <w:ind w:left="4764" w:hanging="360"/>
       </w:pPr>
       <w:rPr>
-        <w:rFonts w:hint="default" w:ascii="Wingdings" w:hAnsi="Wingdings"/>
+        <w:rFonts w:ascii="Wingdings" w:hAnsi="Wingdings" w:hint="default"/>
       </w:rPr>
     </w:lvl>
-    <w:lvl w:ilvl="6" w:tentative="0">
+    <w:lvl w:ilvl="6">
       <w:start w:val="1"/>
       <w:numFmt w:val="bullet"/>
       <w:lvlText w:val=""/>
@@ -6508,10 +6363,10 @@
         <w:ind w:left="5484" w:hanging="360"/>
       </w:pPr>
       <w:rPr>
-        <w:rFonts w:hint="default" w:ascii="Symbol" w:hAnsi="Symbol"/>
+        <w:rFonts w:ascii="Symbol" w:hAnsi="Symbol" w:hint="default"/>
       </w:rPr>
     </w:lvl>
-    <w:lvl w:ilvl="7" w:tentative="0">
+    <w:lvl w:ilvl="7">
       <w:start w:val="1"/>
       <w:numFmt w:val="bullet"/>
       <w:lvlText w:val="o"/>
@@ -6520,10 +6375,10 @@
         <w:ind w:left="6204" w:hanging="360"/>
       </w:pPr>
       <w:rPr>
-        <w:rFonts w:hint="default" w:ascii="Courier New" w:hAnsi="Courier New" w:cs="Courier New"/>
+        <w:rFonts w:ascii="Courier New" w:hAnsi="Courier New" w:cs="Courier New" w:hint="default"/>
       </w:rPr>
     </w:lvl>
-    <w:lvl w:ilvl="8" w:tentative="0">
+    <w:lvl w:ilvl="8">
       <w:start w:val="1"/>
       <w:numFmt w:val="bullet"/>
       <w:lvlText w:val=""/>
@@ -6532,15 +6387,15 @@
         <w:ind w:left="6924" w:hanging="360"/>
       </w:pPr>
       <w:rPr>
-        <w:rFonts w:hint="default" w:ascii="Wingdings" w:hAnsi="Wingdings"/>
+        <w:rFonts w:ascii="Wingdings" w:hAnsi="Wingdings" w:hint="default"/>
       </w:rPr>
     </w:lvl>
   </w:abstractNum>
-  <w:abstractNum w:abstractNumId="2">
+  <w:abstractNum w:abstractNumId="2" w15:restartNumberingAfterBreak="0">
     <w:nsid w:val="3CCC0D79"/>
     <w:multiLevelType w:val="multilevel"/>
     <w:tmpl w:val="3CCC0D79"/>
-    <w:lvl w:ilvl="0" w:tentative="0">
+    <w:lvl w:ilvl="0">
       <w:start w:val="1"/>
       <w:numFmt w:val="bullet"/>
       <w:lvlText w:val=""/>
@@ -6549,10 +6404,10 @@
         <w:ind w:left="1380" w:hanging="360"/>
       </w:pPr>
       <w:rPr>
-        <w:rFonts w:hint="default" w:ascii="Symbol" w:hAnsi="Symbol"/>
+        <w:rFonts w:ascii="Symbol" w:hAnsi="Symbol" w:hint="default"/>
       </w:rPr>
     </w:lvl>
-    <w:lvl w:ilvl="1" w:tentative="0">
+    <w:lvl w:ilvl="1">
       <w:start w:val="1"/>
       <w:numFmt w:val="bullet"/>
       <w:lvlText w:val="o"/>
@@ -6561,10 +6416,10 @@
         <w:ind w:left="2100" w:hanging="360"/>
       </w:pPr>
       <w:rPr>
-        <w:rFonts w:hint="default" w:ascii="Courier New" w:hAnsi="Courier New" w:cs="Courier New"/>
+        <w:rFonts w:ascii="Courier New" w:hAnsi="Courier New" w:cs="Courier New" w:hint="default"/>
       </w:rPr>
     </w:lvl>
-    <w:lvl w:ilvl="2" w:tentative="0">
+    <w:lvl w:ilvl="2">
       <w:start w:val="1"/>
       <w:numFmt w:val="bullet"/>
       <w:lvlText w:val=""/>
@@ -6573,10 +6428,10 @@
         <w:ind w:left="2820" w:hanging="360"/>
       </w:pPr>
       <w:rPr>
-        <w:rFonts w:hint="default" w:ascii="Wingdings" w:hAnsi="Wingdings"/>
+        <w:rFonts w:ascii="Wingdings" w:hAnsi="Wingdings" w:hint="default"/>
       </w:rPr>
     </w:lvl>
-    <w:lvl w:ilvl="3" w:tentative="0">
+    <w:lvl w:ilvl="3">
       <w:start w:val="1"/>
       <w:numFmt w:val="bullet"/>
       <w:lvlText w:val=""/>
@@ -6585,10 +6440,10 @@
         <w:ind w:left="3540" w:hanging="360"/>
       </w:pPr>
       <w:rPr>
-        <w:rFonts w:hint="default" w:ascii="Symbol" w:hAnsi="Symbol"/>
+        <w:rFonts w:ascii="Symbol" w:hAnsi="Symbol" w:hint="default"/>
       </w:rPr>
     </w:lvl>
-    <w:lvl w:ilvl="4" w:tentative="0">
+    <w:lvl w:ilvl="4">
       <w:start w:val="1"/>
       <w:numFmt w:val="bullet"/>
       <w:lvlText w:val="o"/>
@@ -6597,10 +6452,10 @@
         <w:ind w:left="4260" w:hanging="360"/>
       </w:pPr>
       <w:rPr>
-        <w:rFonts w:hint="default" w:ascii="Courier New" w:hAnsi="Courier New" w:cs="Courier New"/>
+        <w:rFonts w:ascii="Courier New" w:hAnsi="Courier New" w:cs="Courier New" w:hint="default"/>
       </w:rPr>
     </w:lvl>
-    <w:lvl w:ilvl="5" w:tentative="0">
+    <w:lvl w:ilvl="5">
       <w:start w:val="1"/>
       <w:numFmt w:val="bullet"/>
       <w:lvlText w:val=""/>
@@ -6609,10 +6464,10 @@
         <w:ind w:left="4980" w:hanging="360"/>
       </w:pPr>
       <w:rPr>
-        <w:rFonts w:hint="default" w:ascii="Wingdings" w:hAnsi="Wingdings"/>
+        <w:rFonts w:ascii="Wingdings" w:hAnsi="Wingdings" w:hint="default"/>
       </w:rPr>
     </w:lvl>
-    <w:lvl w:ilvl="6" w:tentative="0">
+    <w:lvl w:ilvl="6">
       <w:start w:val="1"/>
       <w:numFmt w:val="bullet"/>
       <w:lvlText w:val=""/>
@@ -6621,10 +6476,10 @@
         <w:ind w:left="5700" w:hanging="360"/>
       </w:pPr>
       <w:rPr>
-        <w:rFonts w:hint="default" w:ascii="Symbol" w:hAnsi="Symbol"/>
+        <w:rFonts w:ascii="Symbol" w:hAnsi="Symbol" w:hint="default"/>
       </w:rPr>
     </w:lvl>
-    <w:lvl w:ilvl="7" w:tentative="0">
+    <w:lvl w:ilvl="7">
       <w:start w:val="1"/>
       <w:numFmt w:val="bullet"/>
       <w:lvlText w:val="o"/>
@@ -6633,10 +6488,10 @@
         <w:ind w:left="6420" w:hanging="360"/>
       </w:pPr>
       <w:rPr>
-        <w:rFonts w:hint="default" w:ascii="Courier New" w:hAnsi="Courier New" w:cs="Courier New"/>
+        <w:rFonts w:ascii="Courier New" w:hAnsi="Courier New" w:cs="Courier New" w:hint="default"/>
       </w:rPr>
     </w:lvl>
-    <w:lvl w:ilvl="8" w:tentative="0">
+    <w:lvl w:ilvl="8">
       <w:start w:val="1"/>
       <w:numFmt w:val="bullet"/>
       <w:lvlText w:val=""/>
@@ -6645,308 +6500,547 @@
         <w:ind w:left="7140" w:hanging="360"/>
       </w:pPr>
       <w:rPr>
-        <w:rFonts w:hint="default" w:ascii="Wingdings" w:hAnsi="Wingdings"/>
+        <w:rFonts w:ascii="Wingdings" w:hAnsi="Wingdings" w:hint="default"/>
       </w:rPr>
     </w:lvl>
   </w:abstractNum>
-  <w:num w:numId="1">
+  <w:abstractNum w:abstractNumId="3" w15:restartNumberingAfterBreak="0">
+    <w:nsid w:val="53372741"/>
+    <w:multiLevelType w:val="hybridMultilevel"/>
+    <w:tmpl w:val="635C5C0E"/>
+    <w:lvl w:ilvl="0" w:tplc="04090001">
+      <w:start w:val="1"/>
+      <w:numFmt w:val="bullet"/>
+      <w:lvlText w:val=""/>
+      <w:lvlJc w:val="left"/>
+      <w:pPr>
+        <w:ind w:left="720" w:hanging="360"/>
+      </w:pPr>
+      <w:rPr>
+        <w:rFonts w:ascii="Symbol" w:hAnsi="Symbol" w:hint="default"/>
+      </w:rPr>
+    </w:lvl>
+    <w:lvl w:ilvl="1" w:tplc="04090003" w:tentative="1">
+      <w:start w:val="1"/>
+      <w:numFmt w:val="bullet"/>
+      <w:lvlText w:val="o"/>
+      <w:lvlJc w:val="left"/>
+      <w:pPr>
+        <w:ind w:left="1440" w:hanging="360"/>
+      </w:pPr>
+      <w:rPr>
+        <w:rFonts w:ascii="Courier New" w:hAnsi="Courier New" w:cs="Courier New" w:hint="default"/>
+      </w:rPr>
+    </w:lvl>
+    <w:lvl w:ilvl="2" w:tplc="04090005" w:tentative="1">
+      <w:start w:val="1"/>
+      <w:numFmt w:val="bullet"/>
+      <w:lvlText w:val=""/>
+      <w:lvlJc w:val="left"/>
+      <w:pPr>
+        <w:ind w:left="2160" w:hanging="360"/>
+      </w:pPr>
+      <w:rPr>
+        <w:rFonts w:ascii="Wingdings" w:hAnsi="Wingdings" w:hint="default"/>
+      </w:rPr>
+    </w:lvl>
+    <w:lvl w:ilvl="3" w:tplc="04090001" w:tentative="1">
+      <w:start w:val="1"/>
+      <w:numFmt w:val="bullet"/>
+      <w:lvlText w:val=""/>
+      <w:lvlJc w:val="left"/>
+      <w:pPr>
+        <w:ind w:left="2880" w:hanging="360"/>
+      </w:pPr>
+      <w:rPr>
+        <w:rFonts w:ascii="Symbol" w:hAnsi="Symbol" w:hint="default"/>
+      </w:rPr>
+    </w:lvl>
+    <w:lvl w:ilvl="4" w:tplc="04090003" w:tentative="1">
+      <w:start w:val="1"/>
+      <w:numFmt w:val="bullet"/>
+      <w:lvlText w:val="o"/>
+      <w:lvlJc w:val="left"/>
+      <w:pPr>
+        <w:ind w:left="3600" w:hanging="360"/>
+      </w:pPr>
+      <w:rPr>
+        <w:rFonts w:ascii="Courier New" w:hAnsi="Courier New" w:cs="Courier New" w:hint="default"/>
+      </w:rPr>
+    </w:lvl>
+    <w:lvl w:ilvl="5" w:tplc="04090005" w:tentative="1">
+      <w:start w:val="1"/>
+      <w:numFmt w:val="bullet"/>
+      <w:lvlText w:val=""/>
+      <w:lvlJc w:val="left"/>
+      <w:pPr>
+        <w:ind w:left="4320" w:hanging="360"/>
+      </w:pPr>
+      <w:rPr>
+        <w:rFonts w:ascii="Wingdings" w:hAnsi="Wingdings" w:hint="default"/>
+      </w:rPr>
+    </w:lvl>
+    <w:lvl w:ilvl="6" w:tplc="04090001" w:tentative="1">
+      <w:start w:val="1"/>
+      <w:numFmt w:val="bullet"/>
+      <w:lvlText w:val=""/>
+      <w:lvlJc w:val="left"/>
+      <w:pPr>
+        <w:ind w:left="5040" w:hanging="360"/>
+      </w:pPr>
+      <w:rPr>
+        <w:rFonts w:ascii="Symbol" w:hAnsi="Symbol" w:hint="default"/>
+      </w:rPr>
+    </w:lvl>
+    <w:lvl w:ilvl="7" w:tplc="04090003" w:tentative="1">
+      <w:start w:val="1"/>
+      <w:numFmt w:val="bullet"/>
+      <w:lvlText w:val="o"/>
+      <w:lvlJc w:val="left"/>
+      <w:pPr>
+        <w:ind w:left="5760" w:hanging="360"/>
+      </w:pPr>
+      <w:rPr>
+        <w:rFonts w:ascii="Courier New" w:hAnsi="Courier New" w:cs="Courier New" w:hint="default"/>
+      </w:rPr>
+    </w:lvl>
+    <w:lvl w:ilvl="8" w:tplc="04090005" w:tentative="1">
+      <w:start w:val="1"/>
+      <w:numFmt w:val="bullet"/>
+      <w:lvlText w:val=""/>
+      <w:lvlJc w:val="left"/>
+      <w:pPr>
+        <w:ind w:left="6480" w:hanging="360"/>
+      </w:pPr>
+      <w:rPr>
+        <w:rFonts w:ascii="Wingdings" w:hAnsi="Wingdings" w:hint="default"/>
+      </w:rPr>
+    </w:lvl>
+  </w:abstractNum>
+  <w:num w:numId="1" w16cid:durableId="551159382">
     <w:abstractNumId w:val="1"/>
   </w:num>
-  <w:num w:numId="2">
+  <w:num w:numId="2" w16cid:durableId="449204886">
     <w:abstractNumId w:val="0"/>
   </w:num>
-  <w:num w:numId="3">
+  <w:num w:numId="3" w16cid:durableId="1524126669">
     <w:abstractNumId w:val="2"/>
+  </w:num>
+  <w:num w:numId="4" w16cid:durableId="1127772376">
+    <w:abstractNumId w:val="3"/>
   </w:num>
 </w:numbering>
 </file>
 
 <file path=word/styles.xml><?xml version="1.0" encoding="utf-8"?>
-<w:styles xmlns:mc="http://schemas.openxmlformats.org/markup-compatibility/2006" xmlns:o="urn:schemas-microsoft-com:office:office" xmlns:r="http://schemas.openxmlformats.org/officeDocument/2006/relationships" xmlns:m="http://schemas.openxmlformats.org/officeDocument/2006/math" xmlns:v="urn:schemas-microsoft-com:vml" xmlns:w="http://schemas.openxmlformats.org/wordprocessingml/2006/main" xmlns:w14="http://schemas.microsoft.com/office/word/2010/wordml" xmlns:w10="urn:schemas-microsoft-com:office:word" xmlns:sl="http://schemas.openxmlformats.org/schemaLibrary/2006/main" xmlns:wpsCustomData="http://www.wps.cn/officeDocument/2013/wpsCustomData" mc:Ignorable="w14">
+<w:styles xmlns:mc="http://schemas.openxmlformats.org/markup-compatibility/2006" xmlns:r="http://schemas.openxmlformats.org/officeDocument/2006/relationships" xmlns:w="http://schemas.openxmlformats.org/wordprocessingml/2006/main" xmlns:w14="http://schemas.microsoft.com/office/word/2010/wordml" xmlns:w15="http://schemas.microsoft.com/office/word/2012/wordml" xmlns:w16cex="http://schemas.microsoft.com/office/word/2018/wordml/cex" xmlns:w16cid="http://schemas.microsoft.com/office/word/2016/wordml/cid" xmlns:w16="http://schemas.microsoft.com/office/word/2018/wordml" xmlns:w16du="http://schemas.microsoft.com/office/word/2023/wordml/word16du" xmlns:w16sdtdh="http://schemas.microsoft.com/office/word/2020/wordml/sdtdatahash" xmlns:w16sdtfl="http://schemas.microsoft.com/office/word/2024/wordml/sdtformatlock" xmlns:w16se="http://schemas.microsoft.com/office/word/2015/wordml/symex" mc:Ignorable="w14 w15 w16se w16cid w16 w16cex w16sdtdh w16sdtfl w16du">
   <w:docDefaults>
     <w:rPrDefault>
       <w:rPr>
-        <w:rFonts w:asciiTheme="minorHAnsi" w:hAnsiTheme="minorHAnsi" w:eastAsiaTheme="minorHAnsi" w:cstheme="minorBidi"/>
+        <w:rFonts w:asciiTheme="minorHAnsi" w:eastAsiaTheme="minorHAnsi" w:hAnsiTheme="minorHAnsi" w:cstheme="minorBidi"/>
+        <w:lang w:val="en-US" w:eastAsia="en-US" w:bidi="ar-SA"/>
       </w:rPr>
     </w:rPrDefault>
     <w:pPrDefault/>
   </w:docDefaults>
-  <w:latentStyles w:count="260" w:defQFormat="0" w:defUnhideWhenUsed="1" w:defSemiHidden="1" w:defUIPriority="99" w:defLockedState="0">
-    <w:lsdException w:qFormat="1" w:unhideWhenUsed="0" w:uiPriority="0" w:semiHidden="0" w:name="Normal"/>
-    <w:lsdException w:qFormat="1" w:unhideWhenUsed="0" w:uiPriority="9" w:semiHidden="0" w:name="heading 1"/>
-    <w:lsdException w:qFormat="1" w:uiPriority="9" w:name="heading 2"/>
-    <w:lsdException w:qFormat="1" w:uiPriority="9" w:name="heading 3"/>
-    <w:lsdException w:qFormat="1" w:uiPriority="9" w:name="heading 4"/>
-    <w:lsdException w:qFormat="1" w:uiPriority="9" w:name="heading 5"/>
-    <w:lsdException w:qFormat="1" w:uiPriority="9" w:name="heading 6"/>
-    <w:lsdException w:qFormat="1" w:uiPriority="9" w:name="heading 7"/>
-    <w:lsdException w:qFormat="1" w:uiPriority="9" w:name="heading 8"/>
-    <w:lsdException w:qFormat="1" w:uiPriority="9" w:name="heading 9"/>
-    <w:lsdException w:uiPriority="99" w:name="index 1"/>
-    <w:lsdException w:uiPriority="99" w:name="index 2"/>
-    <w:lsdException w:uiPriority="99" w:name="index 3"/>
-    <w:lsdException w:uiPriority="99" w:name="index 4"/>
-    <w:lsdException w:uiPriority="99" w:name="index 5"/>
-    <w:lsdException w:uiPriority="99" w:name="index 6"/>
-    <w:lsdException w:uiPriority="99" w:name="index 7"/>
-    <w:lsdException w:uiPriority="99" w:name="index 8"/>
-    <w:lsdException w:uiPriority="99" w:name="index 9"/>
-    <w:lsdException w:uiPriority="39" w:name="toc 1"/>
-    <w:lsdException w:uiPriority="39" w:name="toc 2"/>
-    <w:lsdException w:uiPriority="39" w:name="toc 3"/>
-    <w:lsdException w:uiPriority="39" w:name="toc 4"/>
-    <w:lsdException w:uiPriority="39" w:name="toc 5"/>
-    <w:lsdException w:uiPriority="39" w:name="toc 6"/>
-    <w:lsdException w:uiPriority="39" w:name="toc 7"/>
-    <w:lsdException w:uiPriority="39" w:name="toc 8"/>
-    <w:lsdException w:uiPriority="39" w:name="toc 9"/>
-    <w:lsdException w:uiPriority="99" w:name="Normal Indent"/>
-    <w:lsdException w:uiPriority="99" w:name="footnote text"/>
-    <w:lsdException w:uiPriority="99" w:name="annotation text"/>
-    <w:lsdException w:uiPriority="99" w:name="header"/>
-    <w:lsdException w:uiPriority="99" w:name="footer"/>
-    <w:lsdException w:uiPriority="99" w:name="index heading"/>
-    <w:lsdException w:qFormat="1" w:uiPriority="35" w:name="caption"/>
-    <w:lsdException w:uiPriority="99" w:name="table of figures"/>
-    <w:lsdException w:uiPriority="99" w:name="envelope address"/>
-    <w:lsdException w:uiPriority="99" w:name="envelope return"/>
-    <w:lsdException w:uiPriority="99" w:name="footnote reference"/>
-    <w:lsdException w:uiPriority="99" w:name="annotation reference"/>
-    <w:lsdException w:uiPriority="99" w:name="line number"/>
-    <w:lsdException w:uiPriority="99" w:name="page number"/>
-    <w:lsdException w:uiPriority="99" w:name="endnote reference"/>
-    <w:lsdException w:uiPriority="99" w:name="endnote text"/>
-    <w:lsdException w:uiPriority="99" w:name="table of authorities"/>
-    <w:lsdException w:uiPriority="99" w:name="macro"/>
-    <w:lsdException w:uiPriority="99" w:name="toa heading"/>
-    <w:lsdException w:uiPriority="99" w:name="List"/>
-    <w:lsdException w:uiPriority="99" w:name="List Bullet"/>
-    <w:lsdException w:uiPriority="99" w:name="List Number"/>
-    <w:lsdException w:uiPriority="99" w:name="List 2"/>
-    <w:lsdException w:uiPriority="99" w:name="List 3"/>
-    <w:lsdException w:uiPriority="99" w:name="List 4"/>
-    <w:lsdException w:uiPriority="99" w:name="List 5"/>
-    <w:lsdException w:uiPriority="99" w:name="List Bullet 2"/>
-    <w:lsdException w:uiPriority="99" w:name="List Bullet 3"/>
-    <w:lsdException w:uiPriority="99" w:name="List Bullet 4"/>
-    <w:lsdException w:uiPriority="99" w:name="List Bullet 5"/>
-    <w:lsdException w:uiPriority="99" w:name="List Number 2"/>
-    <w:lsdException w:uiPriority="99" w:name="List Number 3"/>
-    <w:lsdException w:uiPriority="99" w:name="List Number 4"/>
-    <w:lsdException w:uiPriority="99" w:name="List Number 5"/>
-    <w:lsdException w:qFormat="1" w:unhideWhenUsed="0" w:uiPriority="10" w:semiHidden="0" w:name="Title"/>
-    <w:lsdException w:uiPriority="99" w:name="Closing"/>
-    <w:lsdException w:uiPriority="99" w:name="Signature"/>
-    <w:lsdException w:qFormat="1" w:uiPriority="1" w:name="Default Paragraph Font"/>
-    <w:lsdException w:uiPriority="99" w:name="Body Text"/>
-    <w:lsdException w:uiPriority="99" w:name="Body Text Indent"/>
-    <w:lsdException w:uiPriority="99" w:name="List Continue"/>
-    <w:lsdException w:uiPriority="99" w:name="List Continue 2"/>
-    <w:lsdException w:uiPriority="99" w:name="List Continue 3"/>
-    <w:lsdException w:uiPriority="99" w:name="List Continue 4"/>
-    <w:lsdException w:uiPriority="99" w:name="List Continue 5"/>
-    <w:lsdException w:uiPriority="99" w:name="Message Header"/>
-    <w:lsdException w:qFormat="1" w:unhideWhenUsed="0" w:uiPriority="11" w:semiHidden="0" w:name="Subtitle"/>
-    <w:lsdException w:uiPriority="99" w:name="Salutation"/>
-    <w:lsdException w:uiPriority="99" w:name="Date"/>
-    <w:lsdException w:uiPriority="99" w:name="Body Text First Indent"/>
-    <w:lsdException w:uiPriority="99" w:name="Body Text First Indent 2"/>
-    <w:lsdException w:uiPriority="99" w:name="Note Heading"/>
-    <w:lsdException w:uiPriority="99" w:name="Body Text 2"/>
-    <w:lsdException w:uiPriority="99" w:name="Body Text 3"/>
-    <w:lsdException w:uiPriority="99" w:name="Body Text Indent 2"/>
-    <w:lsdException w:uiPriority="99" w:name="Body Text Indent 3"/>
-    <w:lsdException w:uiPriority="99" w:name="Block Text"/>
-    <w:lsdException w:uiPriority="99" w:name="Hyperlink"/>
-    <w:lsdException w:uiPriority="99" w:name="FollowedHyperlink"/>
-    <w:lsdException w:qFormat="1" w:unhideWhenUsed="0" w:uiPriority="22" w:semiHidden="0" w:name="Strong"/>
-    <w:lsdException w:qFormat="1" w:unhideWhenUsed="0" w:uiPriority="20" w:semiHidden="0" w:name="Emphasis"/>
-    <w:lsdException w:uiPriority="99" w:name="Document Map"/>
-    <w:lsdException w:uiPriority="99" w:name="Plain Text"/>
-    <w:lsdException w:uiPriority="99" w:name="E-mail Signature"/>
-    <w:lsdException w:qFormat="1" w:uiPriority="99" w:semiHidden="0" w:name="Normal (Web)"/>
-    <w:lsdException w:uiPriority="99" w:name="HTML Acronym"/>
-    <w:lsdException w:uiPriority="99" w:name="HTML Address"/>
-    <w:lsdException w:uiPriority="99" w:name="HTML Cite"/>
-    <w:lsdException w:uiPriority="99" w:name="HTML Code"/>
-    <w:lsdException w:uiPriority="99" w:name="HTML Definition"/>
-    <w:lsdException w:uiPriority="99" w:name="HTML Keyboard"/>
-    <w:lsdException w:uiPriority="99" w:name="HTML Preformatted"/>
-    <w:lsdException w:uiPriority="99" w:name="HTML Sample"/>
-    <w:lsdException w:uiPriority="99" w:name="HTML Typewriter"/>
-    <w:lsdException w:uiPriority="99" w:name="HTML Variable"/>
-    <w:lsdException w:qFormat="1" w:uiPriority="99" w:name="Normal Table"/>
-    <w:lsdException w:uiPriority="99" w:name="annotation subject"/>
-    <w:lsdException w:uiPriority="99" w:name="Table Simple 1"/>
-    <w:lsdException w:uiPriority="99" w:name="Table Simple 2"/>
-    <w:lsdException w:uiPriority="99" w:name="Table Simple 3"/>
-    <w:lsdException w:uiPriority="99" w:name="Table Classic 1"/>
-    <w:lsdException w:uiPriority="99" w:name="Table Classic 2"/>
-    <w:lsdException w:uiPriority="99" w:name="Table Classic 3"/>
-    <w:lsdException w:uiPriority="99" w:name="Table Classic 4"/>
-    <w:lsdException w:uiPriority="99" w:name="Table Colorful 1"/>
-    <w:lsdException w:uiPriority="99" w:name="Table Colorful 2"/>
-    <w:lsdException w:uiPriority="99" w:name="Table Colorful 3"/>
-    <w:lsdException w:uiPriority="99" w:name="Table Columns 1"/>
-    <w:lsdException w:uiPriority="99" w:name="Table Columns 2"/>
-    <w:lsdException w:uiPriority="99" w:name="Table Columns 3"/>
-    <w:lsdException w:uiPriority="99" w:name="Table Columns 4"/>
-    <w:lsdException w:uiPriority="99" w:name="Table Columns 5"/>
-    <w:lsdException w:uiPriority="99" w:name="Table Grid 1"/>
-    <w:lsdException w:uiPriority="99" w:name="Table Grid 2"/>
-    <w:lsdException w:uiPriority="99" w:name="Table Grid 3"/>
-    <w:lsdException w:uiPriority="99" w:name="Table Grid 4"/>
-    <w:lsdException w:uiPriority="99" w:name="Table Grid 5"/>
-    <w:lsdException w:uiPriority="99" w:name="Table Grid 6"/>
-    <w:lsdException w:uiPriority="99" w:name="Table Grid 7"/>
-    <w:lsdException w:uiPriority="99" w:name="Table Grid 8"/>
-    <w:lsdException w:uiPriority="99" w:name="Table List 1"/>
-    <w:lsdException w:uiPriority="99" w:name="Table List 2"/>
-    <w:lsdException w:uiPriority="99" w:name="Table List 3"/>
-    <w:lsdException w:uiPriority="99" w:name="Table List 4"/>
-    <w:lsdException w:uiPriority="99" w:name="Table List 5"/>
-    <w:lsdException w:uiPriority="99" w:name="Table List 6"/>
-    <w:lsdException w:uiPriority="99" w:name="Table List 7"/>
-    <w:lsdException w:uiPriority="99" w:name="Table List 8"/>
-    <w:lsdException w:uiPriority="99" w:name="Table 3D effects 1"/>
-    <w:lsdException w:uiPriority="99" w:name="Table 3D effects 2"/>
-    <w:lsdException w:uiPriority="99" w:name="Table 3D effects 3"/>
-    <w:lsdException w:uiPriority="99" w:name="Table Contemporary"/>
-    <w:lsdException w:uiPriority="99" w:name="Table Elegant"/>
-    <w:lsdException w:uiPriority="99" w:name="Table Professional"/>
-    <w:lsdException w:uiPriority="99" w:name="Table Subtle 1"/>
-    <w:lsdException w:uiPriority="99" w:name="Table Subtle 2"/>
-    <w:lsdException w:uiPriority="99" w:name="Table Web 1"/>
-    <w:lsdException w:uiPriority="99" w:name="Table Web 2"/>
-    <w:lsdException w:uiPriority="99" w:name="Table Web 3"/>
-    <w:lsdException w:uiPriority="99" w:name="Balloon Text"/>
-    <w:lsdException w:unhideWhenUsed="0" w:uiPriority="39" w:semiHidden="0" w:name="Table Grid"/>
-    <w:lsdException w:uiPriority="99" w:name="Table Theme"/>
-    <w:lsdException w:unhideWhenUsed="0" w:uiPriority="60" w:semiHidden="0" w:name="Light Shading"/>
-    <w:lsdException w:unhideWhenUsed="0" w:uiPriority="61" w:semiHidden="0" w:name="Light List"/>
-    <w:lsdException w:unhideWhenUsed="0" w:uiPriority="62" w:semiHidden="0" w:name="Light Grid"/>
-    <w:lsdException w:unhideWhenUsed="0" w:uiPriority="63" w:semiHidden="0" w:name="Medium Shading 1"/>
-    <w:lsdException w:unhideWhenUsed="0" w:uiPriority="64" w:semiHidden="0" w:name="Medium Shading 2"/>
-    <w:lsdException w:unhideWhenUsed="0" w:uiPriority="65" w:semiHidden="0" w:name="Medium List 1"/>
-    <w:lsdException w:unhideWhenUsed="0" w:uiPriority="66" w:semiHidden="0" w:name="Medium List 2"/>
-    <w:lsdException w:unhideWhenUsed="0" w:uiPriority="67" w:semiHidden="0" w:name="Medium Grid 1"/>
-    <w:lsdException w:unhideWhenUsed="0" w:uiPriority="68" w:semiHidden="0" w:name="Medium Grid 2"/>
-    <w:lsdException w:unhideWhenUsed="0" w:uiPriority="69" w:semiHidden="0" w:name="Medium Grid 3"/>
-    <w:lsdException w:unhideWhenUsed="0" w:uiPriority="70" w:semiHidden="0" w:name="Dark List"/>
-    <w:lsdException w:unhideWhenUsed="0" w:uiPriority="71" w:semiHidden="0" w:name="Colorful Shading"/>
-    <w:lsdException w:unhideWhenUsed="0" w:uiPriority="72" w:semiHidden="0" w:name="Colorful List"/>
-    <w:lsdException w:unhideWhenUsed="0" w:uiPriority="73" w:semiHidden="0" w:name="Colorful Grid"/>
-    <w:lsdException w:unhideWhenUsed="0" w:uiPriority="60" w:semiHidden="0" w:name="Light Shading Accent 1"/>
-    <w:lsdException w:unhideWhenUsed="0" w:uiPriority="61" w:semiHidden="0" w:name="Light List Accent 1"/>
-    <w:lsdException w:unhideWhenUsed="0" w:uiPriority="62" w:semiHidden="0" w:name="Light Grid Accent 1"/>
-    <w:lsdException w:unhideWhenUsed="0" w:uiPriority="63" w:semiHidden="0" w:name="Medium Shading 1 Accent 1"/>
-    <w:lsdException w:unhideWhenUsed="0" w:uiPriority="64" w:semiHidden="0" w:name="Medium Shading 2 Accent 1"/>
-    <w:lsdException w:unhideWhenUsed="0" w:uiPriority="65" w:semiHidden="0" w:name="Medium List 1 Accent 1"/>
-    <w:lsdException w:qFormat="1" w:unhideWhenUsed="0" w:uiPriority="34" w:semiHidden="0" w:name="List Paragraph"/>
-    <w:lsdException w:qFormat="1" w:unhideWhenUsed="0" w:uiPriority="29" w:semiHidden="0" w:name="Quote"/>
-    <w:lsdException w:qFormat="1" w:unhideWhenUsed="0" w:uiPriority="30" w:semiHidden="0" w:name="Intense Quote"/>
-    <w:lsdException w:unhideWhenUsed="0" w:uiPriority="66" w:semiHidden="0" w:name="Medium List 2 Accent 1"/>
-    <w:lsdException w:unhideWhenUsed="0" w:uiPriority="67" w:semiHidden="0" w:name="Medium Grid 1 Accent 1"/>
-    <w:lsdException w:unhideWhenUsed="0" w:uiPriority="68" w:semiHidden="0" w:name="Medium Grid 2 Accent 1"/>
-    <w:lsdException w:unhideWhenUsed="0" w:uiPriority="69" w:semiHidden="0" w:name="Medium Grid 3 Accent 1"/>
-    <w:lsdException w:unhideWhenUsed="0" w:uiPriority="70" w:semiHidden="0" w:name="Dark List Accent 1"/>
-    <w:lsdException w:unhideWhenUsed="0" w:uiPriority="71" w:semiHidden="0" w:name="Colorful Shading Accent 1"/>
-    <w:lsdException w:unhideWhenUsed="0" w:uiPriority="72" w:semiHidden="0" w:name="Colorful List Accent 1"/>
-    <w:lsdException w:unhideWhenUsed="0" w:uiPriority="73" w:semiHidden="0" w:name="Colorful Grid Accent 1"/>
-    <w:lsdException w:unhideWhenUsed="0" w:uiPriority="60" w:semiHidden="0" w:name="Light Shading Accent 2"/>
-    <w:lsdException w:unhideWhenUsed="0" w:uiPriority="61" w:semiHidden="0" w:name="Light List Accent 2"/>
-    <w:lsdException w:unhideWhenUsed="0" w:uiPriority="62" w:semiHidden="0" w:name="Light Grid Accent 2"/>
-    <w:lsdException w:unhideWhenUsed="0" w:uiPriority="63" w:semiHidden="0" w:name="Medium Shading 1 Accent 2"/>
-    <w:lsdException w:unhideWhenUsed="0" w:uiPriority="64" w:semiHidden="0" w:name="Medium Shading 2 Accent 2"/>
-    <w:lsdException w:unhideWhenUsed="0" w:uiPriority="65" w:semiHidden="0" w:name="Medium List 1 Accent 2"/>
-    <w:lsdException w:unhideWhenUsed="0" w:uiPriority="66" w:semiHidden="0" w:name="Medium List 2 Accent 2"/>
-    <w:lsdException w:unhideWhenUsed="0" w:uiPriority="67" w:semiHidden="0" w:name="Medium Grid 1 Accent 2"/>
-    <w:lsdException w:unhideWhenUsed="0" w:uiPriority="68" w:semiHidden="0" w:name="Medium Grid 2 Accent 2"/>
-    <w:lsdException w:unhideWhenUsed="0" w:uiPriority="69" w:semiHidden="0" w:name="Medium Grid 3 Accent 2"/>
-    <w:lsdException w:unhideWhenUsed="0" w:uiPriority="70" w:semiHidden="0" w:name="Dark List Accent 2"/>
-    <w:lsdException w:unhideWhenUsed="0" w:uiPriority="71" w:semiHidden="0" w:name="Colorful Shading Accent 2"/>
-    <w:lsdException w:unhideWhenUsed="0" w:uiPriority="72" w:semiHidden="0" w:name="Colorful List Accent 2"/>
-    <w:lsdException w:unhideWhenUsed="0" w:uiPriority="73" w:semiHidden="0" w:name="Colorful Grid Accent 2"/>
-    <w:lsdException w:unhideWhenUsed="0" w:uiPriority="60" w:semiHidden="0" w:name="Light Shading Accent 3"/>
-    <w:lsdException w:unhideWhenUsed="0" w:uiPriority="61" w:semiHidden="0" w:name="Light List Accent 3"/>
-    <w:lsdException w:unhideWhenUsed="0" w:uiPriority="62" w:semiHidden="0" w:name="Light Grid Accent 3"/>
-    <w:lsdException w:unhideWhenUsed="0" w:uiPriority="63" w:semiHidden="0" w:name="Medium Shading 1 Accent 3"/>
-    <w:lsdException w:unhideWhenUsed="0" w:uiPriority="64" w:semiHidden="0" w:name="Medium Shading 2 Accent 3"/>
-    <w:lsdException w:unhideWhenUsed="0" w:uiPriority="65" w:semiHidden="0" w:name="Medium List 1 Accent 3"/>
-    <w:lsdException w:unhideWhenUsed="0" w:uiPriority="66" w:semiHidden="0" w:name="Medium List 2 Accent 3"/>
-    <w:lsdException w:unhideWhenUsed="0" w:uiPriority="67" w:semiHidden="0" w:name="Medium Grid 1 Accent 3"/>
-    <w:lsdException w:unhideWhenUsed="0" w:uiPriority="68" w:semiHidden="0" w:name="Medium Grid 2 Accent 3"/>
-    <w:lsdException w:unhideWhenUsed="0" w:uiPriority="69" w:semiHidden="0" w:name="Medium Grid 3 Accent 3"/>
-    <w:lsdException w:unhideWhenUsed="0" w:uiPriority="70" w:semiHidden="0" w:name="Dark List Accent 3"/>
-    <w:lsdException w:unhideWhenUsed="0" w:uiPriority="71" w:semiHidden="0" w:name="Colorful Shading Accent 3"/>
-    <w:lsdException w:unhideWhenUsed="0" w:uiPriority="72" w:semiHidden="0" w:name="Colorful List Accent 3"/>
-    <w:lsdException w:unhideWhenUsed="0" w:uiPriority="73" w:semiHidden="0" w:name="Colorful Grid Accent 3"/>
-    <w:lsdException w:unhideWhenUsed="0" w:uiPriority="60" w:semiHidden="0" w:name="Light Shading Accent 4"/>
-    <w:lsdException w:unhideWhenUsed="0" w:uiPriority="61" w:semiHidden="0" w:name="Light List Accent 4"/>
-    <w:lsdException w:unhideWhenUsed="0" w:uiPriority="62" w:semiHidden="0" w:name="Light Grid Accent 4"/>
-    <w:lsdException w:unhideWhenUsed="0" w:uiPriority="63" w:semiHidden="0" w:name="Medium Shading 1 Accent 4"/>
-    <w:lsdException w:unhideWhenUsed="0" w:uiPriority="64" w:semiHidden="0" w:name="Medium Shading 2 Accent 4"/>
-    <w:lsdException w:unhideWhenUsed="0" w:uiPriority="65" w:semiHidden="0" w:name="Medium List 1 Accent 4"/>
-    <w:lsdException w:unhideWhenUsed="0" w:uiPriority="66" w:semiHidden="0" w:name="Medium List 2 Accent 4"/>
-    <w:lsdException w:unhideWhenUsed="0" w:uiPriority="67" w:semiHidden="0" w:name="Medium Grid 1 Accent 4"/>
-    <w:lsdException w:unhideWhenUsed="0" w:uiPriority="68" w:semiHidden="0" w:name="Medium Grid 2 Accent 4"/>
-    <w:lsdException w:unhideWhenUsed="0" w:uiPriority="69" w:semiHidden="0" w:name="Medium Grid 3 Accent 4"/>
-    <w:lsdException w:unhideWhenUsed="0" w:uiPriority="70" w:semiHidden="0" w:name="Dark List Accent 4"/>
-    <w:lsdException w:unhideWhenUsed="0" w:uiPriority="71" w:semiHidden="0" w:name="Colorful Shading Accent 4"/>
-    <w:lsdException w:unhideWhenUsed="0" w:uiPriority="72" w:semiHidden="0" w:name="Colorful List Accent 4"/>
-    <w:lsdException w:unhideWhenUsed="0" w:uiPriority="73" w:semiHidden="0" w:name="Colorful Grid Accent 4"/>
-    <w:lsdException w:unhideWhenUsed="0" w:uiPriority="60" w:semiHidden="0" w:name="Light Shading Accent 5"/>
-    <w:lsdException w:unhideWhenUsed="0" w:uiPriority="61" w:semiHidden="0" w:name="Light List Accent 5"/>
-    <w:lsdException w:unhideWhenUsed="0" w:uiPriority="62" w:semiHidden="0" w:name="Light Grid Accent 5"/>
-    <w:lsdException w:unhideWhenUsed="0" w:uiPriority="63" w:semiHidden="0" w:name="Medium Shading 1 Accent 5"/>
-    <w:lsdException w:unhideWhenUsed="0" w:uiPriority="64" w:semiHidden="0" w:name="Medium Shading 2 Accent 5"/>
-    <w:lsdException w:unhideWhenUsed="0" w:uiPriority="65" w:semiHidden="0" w:name="Medium List 1 Accent 5"/>
-    <w:lsdException w:unhideWhenUsed="0" w:uiPriority="66" w:semiHidden="0" w:name="Medium List 2 Accent 5"/>
-    <w:lsdException w:unhideWhenUsed="0" w:uiPriority="67" w:semiHidden="0" w:name="Medium Grid 1 Accent 5"/>
-    <w:lsdException w:unhideWhenUsed="0" w:uiPriority="68" w:semiHidden="0" w:name="Medium Grid 2 Accent 5"/>
-    <w:lsdException w:unhideWhenUsed="0" w:uiPriority="69" w:semiHidden="0" w:name="Medium Grid 3 Accent 5"/>
-    <w:lsdException w:unhideWhenUsed="0" w:uiPriority="70" w:semiHidden="0" w:name="Dark List Accent 5"/>
-    <w:lsdException w:unhideWhenUsed="0" w:uiPriority="71" w:semiHidden="0" w:name="Colorful Shading Accent 5"/>
-    <w:lsdException w:unhideWhenUsed="0" w:uiPriority="72" w:semiHidden="0" w:name="Colorful List Accent 5"/>
-    <w:lsdException w:unhideWhenUsed="0" w:uiPriority="73" w:semiHidden="0" w:name="Colorful Grid Accent 5"/>
-    <w:lsdException w:unhideWhenUsed="0" w:uiPriority="60" w:semiHidden="0" w:name="Light Shading Accent 6"/>
-    <w:lsdException w:unhideWhenUsed="0" w:uiPriority="61" w:semiHidden="0" w:name="Light List Accent 6"/>
-    <w:lsdException w:unhideWhenUsed="0" w:uiPriority="62" w:semiHidden="0" w:name="Light Grid Accent 6"/>
-    <w:lsdException w:unhideWhenUsed="0" w:uiPriority="63" w:semiHidden="0" w:name="Medium Shading 1 Accent 6"/>
-    <w:lsdException w:unhideWhenUsed="0" w:uiPriority="64" w:semiHidden="0" w:name="Medium Shading 2 Accent 6"/>
-    <w:lsdException w:unhideWhenUsed="0" w:uiPriority="65" w:semiHidden="0" w:name="Medium List 1 Accent 6"/>
-    <w:lsdException w:unhideWhenUsed="0" w:uiPriority="66" w:semiHidden="0" w:name="Medium List 2 Accent 6"/>
-    <w:lsdException w:unhideWhenUsed="0" w:uiPriority="67" w:semiHidden="0" w:name="Medium Grid 1 Accent 6"/>
-    <w:lsdException w:unhideWhenUsed="0" w:uiPriority="68" w:semiHidden="0" w:name="Medium Grid 2 Accent 6"/>
-    <w:lsdException w:unhideWhenUsed="0" w:uiPriority="69" w:semiHidden="0" w:name="Medium Grid 3 Accent 6"/>
-    <w:lsdException w:unhideWhenUsed="0" w:uiPriority="70" w:semiHidden="0" w:name="Dark List Accent 6"/>
-    <w:lsdException w:unhideWhenUsed="0" w:uiPriority="71" w:semiHidden="0" w:name="Colorful Shading Accent 6"/>
-    <w:lsdException w:unhideWhenUsed="0" w:uiPriority="72" w:semiHidden="0" w:name="Colorful List Accent 6"/>
-    <w:lsdException w:unhideWhenUsed="0" w:uiPriority="73" w:semiHidden="0" w:name="Colorful Grid Accent 6"/>
+  <w:latentStyles w:defLockedState="0" w:defUIPriority="99" w:defSemiHidden="0" w:defUnhideWhenUsed="0" w:defQFormat="0" w:count="376">
+    <w:lsdException w:name="Normal" w:uiPriority="0" w:qFormat="1"/>
+    <w:lsdException w:name="heading 1" w:uiPriority="9" w:qFormat="1"/>
+    <w:lsdException w:name="heading 2" w:semiHidden="1" w:uiPriority="9" w:unhideWhenUsed="1" w:qFormat="1"/>
+    <w:lsdException w:name="heading 3" w:semiHidden="1" w:uiPriority="9" w:unhideWhenUsed="1" w:qFormat="1"/>
+    <w:lsdException w:name="heading 4" w:semiHidden="1" w:uiPriority="9" w:unhideWhenUsed="1" w:qFormat="1"/>
+    <w:lsdException w:name="heading 5" w:semiHidden="1" w:uiPriority="9" w:unhideWhenUsed="1" w:qFormat="1"/>
+    <w:lsdException w:name="heading 6" w:semiHidden="1" w:uiPriority="9" w:unhideWhenUsed="1" w:qFormat="1"/>
+    <w:lsdException w:name="heading 7" w:semiHidden="1" w:uiPriority="9" w:unhideWhenUsed="1" w:qFormat="1"/>
+    <w:lsdException w:name="heading 8" w:semiHidden="1" w:uiPriority="9" w:unhideWhenUsed="1" w:qFormat="1"/>
+    <w:lsdException w:name="heading 9" w:semiHidden="1" w:uiPriority="9" w:unhideWhenUsed="1" w:qFormat="1"/>
+    <w:lsdException w:name="index 1" w:semiHidden="1" w:unhideWhenUsed="1"/>
+    <w:lsdException w:name="index 2" w:semiHidden="1" w:unhideWhenUsed="1"/>
+    <w:lsdException w:name="index 3" w:semiHidden="1" w:unhideWhenUsed="1"/>
+    <w:lsdException w:name="index 4" w:semiHidden="1" w:unhideWhenUsed="1"/>
+    <w:lsdException w:name="index 5" w:semiHidden="1" w:unhideWhenUsed="1"/>
+    <w:lsdException w:name="index 6" w:semiHidden="1" w:unhideWhenUsed="1"/>
+    <w:lsdException w:name="index 7" w:semiHidden="1" w:unhideWhenUsed="1"/>
+    <w:lsdException w:name="index 8" w:semiHidden="1" w:unhideWhenUsed="1"/>
+    <w:lsdException w:name="index 9" w:semiHidden="1" w:unhideWhenUsed="1"/>
+    <w:lsdException w:name="toc 1" w:semiHidden="1" w:uiPriority="39" w:unhideWhenUsed="1"/>
+    <w:lsdException w:name="toc 2" w:semiHidden="1" w:uiPriority="39" w:unhideWhenUsed="1"/>
+    <w:lsdException w:name="toc 3" w:semiHidden="1" w:uiPriority="39" w:unhideWhenUsed="1"/>
+    <w:lsdException w:name="toc 4" w:semiHidden="1" w:uiPriority="39" w:unhideWhenUsed="1"/>
+    <w:lsdException w:name="toc 5" w:semiHidden="1" w:uiPriority="39" w:unhideWhenUsed="1"/>
+    <w:lsdException w:name="toc 6" w:semiHidden="1" w:uiPriority="39" w:unhideWhenUsed="1"/>
+    <w:lsdException w:name="toc 7" w:semiHidden="1" w:uiPriority="39" w:unhideWhenUsed="1"/>
+    <w:lsdException w:name="toc 8" w:semiHidden="1" w:uiPriority="39" w:unhideWhenUsed="1"/>
+    <w:lsdException w:name="toc 9" w:semiHidden="1" w:uiPriority="39" w:unhideWhenUsed="1"/>
+    <w:lsdException w:name="Normal Indent" w:semiHidden="1" w:unhideWhenUsed="1"/>
+    <w:lsdException w:name="footnote text" w:semiHidden="1" w:unhideWhenUsed="1"/>
+    <w:lsdException w:name="annotation text" w:semiHidden="1" w:unhideWhenUsed="1"/>
+    <w:lsdException w:name="header" w:semiHidden="1" w:unhideWhenUsed="1"/>
+    <w:lsdException w:name="footer" w:semiHidden="1" w:unhideWhenUsed="1"/>
+    <w:lsdException w:name="index heading" w:semiHidden="1" w:unhideWhenUsed="1"/>
+    <w:lsdException w:name="caption" w:semiHidden="1" w:uiPriority="35" w:unhideWhenUsed="1" w:qFormat="1"/>
+    <w:lsdException w:name="table of figures" w:semiHidden="1" w:unhideWhenUsed="1"/>
+    <w:lsdException w:name="envelope address" w:semiHidden="1" w:unhideWhenUsed="1"/>
+    <w:lsdException w:name="envelope return" w:semiHidden="1" w:unhideWhenUsed="1"/>
+    <w:lsdException w:name="footnote reference" w:semiHidden="1" w:unhideWhenUsed="1"/>
+    <w:lsdException w:name="annotation reference" w:semiHidden="1" w:unhideWhenUsed="1"/>
+    <w:lsdException w:name="line number" w:semiHidden="1" w:unhideWhenUsed="1"/>
+    <w:lsdException w:name="page number" w:semiHidden="1" w:unhideWhenUsed="1"/>
+    <w:lsdException w:name="endnote reference" w:semiHidden="1" w:unhideWhenUsed="1"/>
+    <w:lsdException w:name="endnote text" w:semiHidden="1" w:unhideWhenUsed="1"/>
+    <w:lsdException w:name="table of authorities" w:semiHidden="1" w:unhideWhenUsed="1"/>
+    <w:lsdException w:name="macro" w:semiHidden="1" w:unhideWhenUsed="1"/>
+    <w:lsdException w:name="toa heading" w:semiHidden="1" w:unhideWhenUsed="1"/>
+    <w:lsdException w:name="List" w:semiHidden="1" w:unhideWhenUsed="1"/>
+    <w:lsdException w:name="List Bullet" w:semiHidden="1" w:unhideWhenUsed="1"/>
+    <w:lsdException w:name="List Number" w:semiHidden="1" w:unhideWhenUsed="1"/>
+    <w:lsdException w:name="List 2" w:semiHidden="1" w:unhideWhenUsed="1"/>
+    <w:lsdException w:name="List 3" w:semiHidden="1" w:unhideWhenUsed="1"/>
+    <w:lsdException w:name="List 4" w:semiHidden="1" w:unhideWhenUsed="1"/>
+    <w:lsdException w:name="List 5" w:semiHidden="1" w:unhideWhenUsed="1"/>
+    <w:lsdException w:name="List Bullet 2" w:semiHidden="1" w:unhideWhenUsed="1"/>
+    <w:lsdException w:name="List Bullet 3" w:semiHidden="1" w:unhideWhenUsed="1"/>
+    <w:lsdException w:name="List Bullet 4" w:semiHidden="1" w:unhideWhenUsed="1"/>
+    <w:lsdException w:name="List Bullet 5" w:semiHidden="1" w:unhideWhenUsed="1"/>
+    <w:lsdException w:name="List Number 2" w:semiHidden="1" w:unhideWhenUsed="1"/>
+    <w:lsdException w:name="List Number 3" w:semiHidden="1" w:unhideWhenUsed="1"/>
+    <w:lsdException w:name="List Number 4" w:semiHidden="1" w:unhideWhenUsed="1"/>
+    <w:lsdException w:name="List Number 5" w:semiHidden="1" w:unhideWhenUsed="1"/>
+    <w:lsdException w:name="Title" w:uiPriority="10" w:qFormat="1"/>
+    <w:lsdException w:name="Closing" w:semiHidden="1" w:unhideWhenUsed="1"/>
+    <w:lsdException w:name="Signature" w:semiHidden="1" w:unhideWhenUsed="1"/>
+    <w:lsdException w:name="Default Paragraph Font" w:semiHidden="1" w:uiPriority="1" w:unhideWhenUsed="1" w:qFormat="1"/>
+    <w:lsdException w:name="Body Text" w:semiHidden="1" w:unhideWhenUsed="1"/>
+    <w:lsdException w:name="Body Text Indent" w:semiHidden="1" w:unhideWhenUsed="1"/>
+    <w:lsdException w:name="List Continue" w:semiHidden="1" w:unhideWhenUsed="1"/>
+    <w:lsdException w:name="List Continue 2" w:semiHidden="1" w:unhideWhenUsed="1"/>
+    <w:lsdException w:name="List Continue 3" w:semiHidden="1" w:unhideWhenUsed="1"/>
+    <w:lsdException w:name="List Continue 4" w:semiHidden="1" w:unhideWhenUsed="1"/>
+    <w:lsdException w:name="List Continue 5" w:semiHidden="1" w:unhideWhenUsed="1"/>
+    <w:lsdException w:name="Message Header" w:semiHidden="1" w:unhideWhenUsed="1"/>
+    <w:lsdException w:name="Subtitle" w:uiPriority="11" w:qFormat="1"/>
+    <w:lsdException w:name="Salutation" w:semiHidden="1" w:unhideWhenUsed="1"/>
+    <w:lsdException w:name="Date" w:semiHidden="1" w:unhideWhenUsed="1"/>
+    <w:lsdException w:name="Body Text First Indent" w:semiHidden="1" w:unhideWhenUsed="1"/>
+    <w:lsdException w:name="Body Text First Indent 2" w:semiHidden="1" w:unhideWhenUsed="1"/>
+    <w:lsdException w:name="Note Heading" w:semiHidden="1" w:unhideWhenUsed="1"/>
+    <w:lsdException w:name="Body Text 2" w:semiHidden="1" w:unhideWhenUsed="1"/>
+    <w:lsdException w:name="Body Text 3" w:semiHidden="1" w:unhideWhenUsed="1"/>
+    <w:lsdException w:name="Body Text Indent 2" w:semiHidden="1" w:unhideWhenUsed="1"/>
+    <w:lsdException w:name="Body Text Indent 3" w:semiHidden="1" w:unhideWhenUsed="1"/>
+    <w:lsdException w:name="Block Text" w:semiHidden="1" w:unhideWhenUsed="1"/>
+    <w:lsdException w:name="Hyperlink" w:semiHidden="1" w:unhideWhenUsed="1"/>
+    <w:lsdException w:name="FollowedHyperlink" w:semiHidden="1" w:unhideWhenUsed="1"/>
+    <w:lsdException w:name="Strong" w:uiPriority="22" w:qFormat="1"/>
+    <w:lsdException w:name="Emphasis" w:uiPriority="20" w:qFormat="1"/>
+    <w:lsdException w:name="Document Map" w:semiHidden="1" w:unhideWhenUsed="1"/>
+    <w:lsdException w:name="Plain Text" w:semiHidden="1" w:unhideWhenUsed="1"/>
+    <w:lsdException w:name="E-mail Signature" w:semiHidden="1" w:unhideWhenUsed="1"/>
+    <w:lsdException w:name="HTML Top of Form" w:semiHidden="1" w:unhideWhenUsed="1"/>
+    <w:lsdException w:name="HTML Bottom of Form" w:semiHidden="1" w:unhideWhenUsed="1"/>
+    <w:lsdException w:name="Normal (Web)" w:unhideWhenUsed="1" w:qFormat="1"/>
+    <w:lsdException w:name="HTML Acronym" w:semiHidden="1" w:unhideWhenUsed="1"/>
+    <w:lsdException w:name="HTML Address" w:semiHidden="1" w:unhideWhenUsed="1"/>
+    <w:lsdException w:name="HTML Cite" w:semiHidden="1" w:unhideWhenUsed="1"/>
+    <w:lsdException w:name="HTML Code" w:semiHidden="1" w:unhideWhenUsed="1"/>
+    <w:lsdException w:name="HTML Definition" w:semiHidden="1" w:unhideWhenUsed="1"/>
+    <w:lsdException w:name="HTML Keyboard" w:semiHidden="1" w:unhideWhenUsed="1"/>
+    <w:lsdException w:name="HTML Preformatted" w:semiHidden="1" w:unhideWhenUsed="1"/>
+    <w:lsdException w:name="HTML Sample" w:semiHidden="1" w:unhideWhenUsed="1"/>
+    <w:lsdException w:name="HTML Typewriter" w:semiHidden="1" w:unhideWhenUsed="1"/>
+    <w:lsdException w:name="HTML Variable" w:semiHidden="1" w:unhideWhenUsed="1"/>
+    <w:lsdException w:name="Normal Table" w:semiHidden="1" w:unhideWhenUsed="1" w:qFormat="1"/>
+    <w:lsdException w:name="annotation subject" w:semiHidden="1" w:unhideWhenUsed="1"/>
+    <w:lsdException w:name="No List" w:semiHidden="1" w:unhideWhenUsed="1"/>
+    <w:lsdException w:name="Outline List 1" w:semiHidden="1" w:unhideWhenUsed="1"/>
+    <w:lsdException w:name="Outline List 2" w:semiHidden="1" w:unhideWhenUsed="1"/>
+    <w:lsdException w:name="Outline List 3" w:semiHidden="1" w:unhideWhenUsed="1"/>
+    <w:lsdException w:name="Table Simple 1" w:semiHidden="1" w:unhideWhenUsed="1"/>
+    <w:lsdException w:name="Table Simple 2" w:semiHidden="1" w:unhideWhenUsed="1"/>
+    <w:lsdException w:name="Table Simple 3" w:semiHidden="1" w:unhideWhenUsed="1"/>
+    <w:lsdException w:name="Table Classic 1" w:semiHidden="1" w:unhideWhenUsed="1"/>
+    <w:lsdException w:name="Table Classic 2" w:semiHidden="1" w:unhideWhenUsed="1"/>
+    <w:lsdException w:name="Table Classic 3" w:semiHidden="1" w:unhideWhenUsed="1"/>
+    <w:lsdException w:name="Table Classic 4" w:semiHidden="1" w:unhideWhenUsed="1"/>
+    <w:lsdException w:name="Table Colorful 1" w:semiHidden="1" w:unhideWhenUsed="1"/>
+    <w:lsdException w:name="Table Colorful 2" w:semiHidden="1" w:unhideWhenUsed="1"/>
+    <w:lsdException w:name="Table Colorful 3" w:semiHidden="1" w:unhideWhenUsed="1"/>
+    <w:lsdException w:name="Table Columns 1" w:semiHidden="1" w:unhideWhenUsed="1"/>
+    <w:lsdException w:name="Table Columns 2" w:semiHidden="1" w:unhideWhenUsed="1"/>
+    <w:lsdException w:name="Table Columns 3" w:semiHidden="1" w:unhideWhenUsed="1"/>
+    <w:lsdException w:name="Table Columns 4" w:semiHidden="1" w:unhideWhenUsed="1"/>
+    <w:lsdException w:name="Table Columns 5" w:semiHidden="1" w:unhideWhenUsed="1"/>
+    <w:lsdException w:name="Table Grid 1" w:semiHidden="1" w:unhideWhenUsed="1"/>
+    <w:lsdException w:name="Table Grid 2" w:semiHidden="1" w:unhideWhenUsed="1"/>
+    <w:lsdException w:name="Table Grid 3" w:semiHidden="1" w:unhideWhenUsed="1"/>
+    <w:lsdException w:name="Table Grid 4" w:semiHidden="1" w:unhideWhenUsed="1"/>
+    <w:lsdException w:name="Table Grid 5" w:semiHidden="1" w:unhideWhenUsed="1"/>
+    <w:lsdException w:name="Table Grid 6" w:semiHidden="1" w:unhideWhenUsed="1"/>
+    <w:lsdException w:name="Table Grid 7" w:semiHidden="1" w:unhideWhenUsed="1"/>
+    <w:lsdException w:name="Table Grid 8" w:semiHidden="1" w:unhideWhenUsed="1"/>
+    <w:lsdException w:name="Table List 1" w:semiHidden="1" w:unhideWhenUsed="1"/>
+    <w:lsdException w:name="Table List 2" w:semiHidden="1" w:unhideWhenUsed="1"/>
+    <w:lsdException w:name="Table List 3" w:semiHidden="1" w:unhideWhenUsed="1"/>
+    <w:lsdException w:name="Table List 4" w:semiHidden="1" w:unhideWhenUsed="1"/>
+    <w:lsdException w:name="Table List 5" w:semiHidden="1" w:unhideWhenUsed="1"/>
+    <w:lsdException w:name="Table List 6" w:semiHidden="1" w:unhideWhenUsed="1"/>
+    <w:lsdException w:name="Table List 7" w:semiHidden="1" w:unhideWhenUsed="1"/>
+    <w:lsdException w:name="Table List 8" w:semiHidden="1" w:unhideWhenUsed="1"/>
+    <w:lsdException w:name="Table 3D effects 1" w:semiHidden="1" w:unhideWhenUsed="1"/>
+    <w:lsdException w:name="Table 3D effects 2" w:semiHidden="1" w:unhideWhenUsed="1"/>
+    <w:lsdException w:name="Table 3D effects 3" w:semiHidden="1" w:unhideWhenUsed="1"/>
+    <w:lsdException w:name="Table Contemporary" w:semiHidden="1" w:unhideWhenUsed="1"/>
+    <w:lsdException w:name="Table Elegant" w:semiHidden="1" w:unhideWhenUsed="1"/>
+    <w:lsdException w:name="Table Professional" w:semiHidden="1" w:unhideWhenUsed="1"/>
+    <w:lsdException w:name="Table Subtle 1" w:semiHidden="1" w:unhideWhenUsed="1"/>
+    <w:lsdException w:name="Table Subtle 2" w:semiHidden="1" w:unhideWhenUsed="1"/>
+    <w:lsdException w:name="Table Web 1" w:semiHidden="1" w:unhideWhenUsed="1"/>
+    <w:lsdException w:name="Table Web 2" w:semiHidden="1" w:unhideWhenUsed="1"/>
+    <w:lsdException w:name="Table Web 3" w:semiHidden="1" w:unhideWhenUsed="1"/>
+    <w:lsdException w:name="Balloon Text" w:semiHidden="1" w:unhideWhenUsed="1"/>
+    <w:lsdException w:name="Table Grid" w:uiPriority="39"/>
+    <w:lsdException w:name="Table Theme" w:semiHidden="1" w:unhideWhenUsed="1"/>
+    <w:lsdException w:name="Placeholder Text" w:semiHidden="1" w:unhideWhenUsed="1"/>
+    <w:lsdException w:name="No Spacing" w:semiHidden="1" w:unhideWhenUsed="1"/>
+    <w:lsdException w:name="Light Shading" w:uiPriority="60"/>
+    <w:lsdException w:name="Light List" w:uiPriority="61"/>
+    <w:lsdException w:name="Light Grid" w:uiPriority="62"/>
+    <w:lsdException w:name="Medium Shading 1" w:uiPriority="63"/>
+    <w:lsdException w:name="Medium Shading 2" w:uiPriority="64"/>
+    <w:lsdException w:name="Medium List 1" w:uiPriority="65"/>
+    <w:lsdException w:name="Medium List 2" w:uiPriority="66"/>
+    <w:lsdException w:name="Medium Grid 1" w:uiPriority="67"/>
+    <w:lsdException w:name="Medium Grid 2" w:uiPriority="68"/>
+    <w:lsdException w:name="Medium Grid 3" w:uiPriority="69"/>
+    <w:lsdException w:name="Dark List" w:uiPriority="70"/>
+    <w:lsdException w:name="Colorful Shading" w:uiPriority="71"/>
+    <w:lsdException w:name="Colorful List" w:uiPriority="72"/>
+    <w:lsdException w:name="Colorful Grid" w:uiPriority="73"/>
+    <w:lsdException w:name="Light Shading Accent 1" w:uiPriority="60"/>
+    <w:lsdException w:name="Light List Accent 1" w:uiPriority="61"/>
+    <w:lsdException w:name="Light Grid Accent 1" w:uiPriority="62"/>
+    <w:lsdException w:name="Medium Shading 1 Accent 1" w:uiPriority="63"/>
+    <w:lsdException w:name="Medium Shading 2 Accent 1" w:uiPriority="64"/>
+    <w:lsdException w:name="Medium List 1 Accent 1" w:uiPriority="65"/>
+    <w:lsdException w:name="Revision" w:semiHidden="1" w:unhideWhenUsed="1"/>
+    <w:lsdException w:name="List Paragraph" w:uiPriority="34" w:qFormat="1"/>
+    <w:lsdException w:name="Quote" w:uiPriority="29" w:qFormat="1"/>
+    <w:lsdException w:name="Intense Quote" w:uiPriority="30" w:qFormat="1"/>
+    <w:lsdException w:name="Medium List 2 Accent 1" w:uiPriority="66"/>
+    <w:lsdException w:name="Medium Grid 1 Accent 1" w:uiPriority="67"/>
+    <w:lsdException w:name="Medium Grid 2 Accent 1" w:uiPriority="68"/>
+    <w:lsdException w:name="Medium Grid 3 Accent 1" w:uiPriority="69"/>
+    <w:lsdException w:name="Dark List Accent 1" w:uiPriority="70"/>
+    <w:lsdException w:name="Colorful Shading Accent 1" w:uiPriority="71"/>
+    <w:lsdException w:name="Colorful List Accent 1" w:uiPriority="72"/>
+    <w:lsdException w:name="Colorful Grid Accent 1" w:uiPriority="73"/>
+    <w:lsdException w:name="Light Shading Accent 2" w:uiPriority="60"/>
+    <w:lsdException w:name="Light List Accent 2" w:uiPriority="61"/>
+    <w:lsdException w:name="Light Grid Accent 2" w:uiPriority="62"/>
+    <w:lsdException w:name="Medium Shading 1 Accent 2" w:uiPriority="63"/>
+    <w:lsdException w:name="Medium Shading 2 Accent 2" w:uiPriority="64"/>
+    <w:lsdException w:name="Medium List 1 Accent 2" w:uiPriority="65"/>
+    <w:lsdException w:name="Medium List 2 Accent 2" w:uiPriority="66"/>
+    <w:lsdException w:name="Medium Grid 1 Accent 2" w:uiPriority="67"/>
+    <w:lsdException w:name="Medium Grid 2 Accent 2" w:uiPriority="68"/>
+    <w:lsdException w:name="Medium Grid 3 Accent 2" w:uiPriority="69"/>
+    <w:lsdException w:name="Dark List Accent 2" w:uiPriority="70"/>
+    <w:lsdException w:name="Colorful Shading Accent 2" w:uiPriority="71"/>
+    <w:lsdException w:name="Colorful List Accent 2" w:uiPriority="72"/>
+    <w:lsdException w:name="Colorful Grid Accent 2" w:uiPriority="73"/>
+    <w:lsdException w:name="Light Shading Accent 3" w:uiPriority="60"/>
+    <w:lsdException w:name="Light List Accent 3" w:uiPriority="61"/>
+    <w:lsdException w:name="Light Grid Accent 3" w:uiPriority="62"/>
+    <w:lsdException w:name="Medium Shading 1 Accent 3" w:uiPriority="63"/>
+    <w:lsdException w:name="Medium Shading 2 Accent 3" w:uiPriority="64"/>
+    <w:lsdException w:name="Medium List 1 Accent 3" w:uiPriority="65"/>
+    <w:lsdException w:name="Medium List 2 Accent 3" w:uiPriority="66"/>
+    <w:lsdException w:name="Medium Grid 1 Accent 3" w:uiPriority="67"/>
+    <w:lsdException w:name="Medium Grid 2 Accent 3" w:uiPriority="68"/>
+    <w:lsdException w:name="Medium Grid 3 Accent 3" w:uiPriority="69"/>
+    <w:lsdException w:name="Dark List Accent 3" w:uiPriority="70"/>
+    <w:lsdException w:name="Colorful Shading Accent 3" w:uiPriority="71"/>
+    <w:lsdException w:name="Colorful List Accent 3" w:uiPriority="72"/>
+    <w:lsdException w:name="Colorful Grid Accent 3" w:uiPriority="73"/>
+    <w:lsdException w:name="Light Shading Accent 4" w:uiPriority="60"/>
+    <w:lsdException w:name="Light List Accent 4" w:uiPriority="61"/>
+    <w:lsdException w:name="Light Grid Accent 4" w:uiPriority="62"/>
+    <w:lsdException w:name="Medium Shading 1 Accent 4" w:uiPriority="63"/>
+    <w:lsdException w:name="Medium Shading 2 Accent 4" w:uiPriority="64"/>
+    <w:lsdException w:name="Medium List 1 Accent 4" w:uiPriority="65"/>
+    <w:lsdException w:name="Medium List 2 Accent 4" w:uiPriority="66"/>
+    <w:lsdException w:name="Medium Grid 1 Accent 4" w:uiPriority="67"/>
+    <w:lsdException w:name="Medium Grid 2 Accent 4" w:uiPriority="68"/>
+    <w:lsdException w:name="Medium Grid 3 Accent 4" w:uiPriority="69"/>
+    <w:lsdException w:name="Dark List Accent 4" w:uiPriority="70"/>
+    <w:lsdException w:name="Colorful Shading Accent 4" w:uiPriority="71"/>
+    <w:lsdException w:name="Colorful List Accent 4" w:uiPriority="72"/>
+    <w:lsdException w:name="Colorful Grid Accent 4" w:uiPriority="73"/>
+    <w:lsdException w:name="Light Shading Accent 5" w:uiPriority="60"/>
+    <w:lsdException w:name="Light List Accent 5" w:uiPriority="61"/>
+    <w:lsdException w:name="Light Grid Accent 5" w:uiPriority="62"/>
+    <w:lsdException w:name="Medium Shading 1 Accent 5" w:uiPriority="63"/>
+    <w:lsdException w:name="Medium Shading 2 Accent 5" w:uiPriority="64"/>
+    <w:lsdException w:name="Medium List 1 Accent 5" w:uiPriority="65"/>
+    <w:lsdException w:name="Medium List 2 Accent 5" w:uiPriority="66"/>
+    <w:lsdException w:name="Medium Grid 1 Accent 5" w:uiPriority="67"/>
+    <w:lsdException w:name="Medium Grid 2 Accent 5" w:uiPriority="68"/>
+    <w:lsdException w:name="Medium Grid 3 Accent 5" w:uiPriority="69"/>
+    <w:lsdException w:name="Dark List Accent 5" w:uiPriority="70"/>
+    <w:lsdException w:name="Colorful Shading Accent 5" w:uiPriority="71"/>
+    <w:lsdException w:name="Colorful List Accent 5" w:uiPriority="72"/>
+    <w:lsdException w:name="Colorful Grid Accent 5" w:uiPriority="73"/>
+    <w:lsdException w:name="Light Shading Accent 6" w:uiPriority="60"/>
+    <w:lsdException w:name="Light List Accent 6" w:uiPriority="61"/>
+    <w:lsdException w:name="Light Grid Accent 6" w:uiPriority="62"/>
+    <w:lsdException w:name="Medium Shading 1 Accent 6" w:uiPriority="63"/>
+    <w:lsdException w:name="Medium Shading 2 Accent 6" w:uiPriority="64"/>
+    <w:lsdException w:name="Medium List 1 Accent 6" w:uiPriority="65"/>
+    <w:lsdException w:name="Medium List 2 Accent 6" w:uiPriority="66"/>
+    <w:lsdException w:name="Medium Grid 1 Accent 6" w:uiPriority="67"/>
+    <w:lsdException w:name="Medium Grid 2 Accent 6" w:uiPriority="68"/>
+    <w:lsdException w:name="Medium Grid 3 Accent 6" w:uiPriority="69"/>
+    <w:lsdException w:name="Dark List Accent 6" w:uiPriority="70"/>
+    <w:lsdException w:name="Colorful Shading Accent 6" w:uiPriority="71"/>
+    <w:lsdException w:name="Colorful List Accent 6" w:uiPriority="72"/>
+    <w:lsdException w:name="Colorful Grid Accent 6" w:uiPriority="73"/>
+    <w:lsdException w:name="Subtle Emphasis" w:uiPriority="19" w:qFormat="1"/>
+    <w:lsdException w:name="Intense Emphasis" w:uiPriority="21" w:qFormat="1"/>
+    <w:lsdException w:name="Subtle Reference" w:uiPriority="31" w:qFormat="1"/>
+    <w:lsdException w:name="Intense Reference" w:uiPriority="32" w:qFormat="1"/>
+    <w:lsdException w:name="Book Title" w:uiPriority="33" w:qFormat="1"/>
+    <w:lsdException w:name="Bibliography" w:semiHidden="1" w:uiPriority="37" w:unhideWhenUsed="1"/>
+    <w:lsdException w:name="TOC Heading" w:semiHidden="1" w:uiPriority="39" w:unhideWhenUsed="1" w:qFormat="1"/>
+    <w:lsdException w:name="Plain Table 1" w:uiPriority="41"/>
+    <w:lsdException w:name="Plain Table 2" w:uiPriority="42"/>
+    <w:lsdException w:name="Plain Table 3" w:uiPriority="43"/>
+    <w:lsdException w:name="Plain Table 4" w:uiPriority="44"/>
+    <w:lsdException w:name="Plain Table 5" w:uiPriority="45"/>
+    <w:lsdException w:name="Grid Table Light" w:uiPriority="40"/>
+    <w:lsdException w:name="Grid Table 1 Light" w:uiPriority="46"/>
+    <w:lsdException w:name="Grid Table 2" w:uiPriority="47"/>
+    <w:lsdException w:name="Grid Table 3" w:uiPriority="48"/>
+    <w:lsdException w:name="Grid Table 4" w:uiPriority="49"/>
+    <w:lsdException w:name="Grid Table 5 Dark" w:uiPriority="50"/>
+    <w:lsdException w:name="Grid Table 6 Colorful" w:uiPriority="51"/>
+    <w:lsdException w:name="Grid Table 7 Colorful" w:uiPriority="52"/>
+    <w:lsdException w:name="Grid Table 1 Light Accent 1" w:uiPriority="46"/>
+    <w:lsdException w:name="Grid Table 2 Accent 1" w:uiPriority="47"/>
+    <w:lsdException w:name="Grid Table 3 Accent 1" w:uiPriority="48"/>
+    <w:lsdException w:name="Grid Table 4 Accent 1" w:uiPriority="49"/>
+    <w:lsdException w:name="Grid Table 5 Dark Accent 1" w:uiPriority="50"/>
+    <w:lsdException w:name="Grid Table 6 Colorful Accent 1" w:uiPriority="51"/>
+    <w:lsdException w:name="Grid Table 7 Colorful Accent 1" w:uiPriority="52"/>
+    <w:lsdException w:name="Grid Table 1 Light Accent 2" w:uiPriority="46"/>
+    <w:lsdException w:name="Grid Table 2 Accent 2" w:uiPriority="47"/>
+    <w:lsdException w:name="Grid Table 3 Accent 2" w:uiPriority="48"/>
+    <w:lsdException w:name="Grid Table 4 Accent 2" w:uiPriority="49"/>
+    <w:lsdException w:name="Grid Table 5 Dark Accent 2" w:uiPriority="50"/>
+    <w:lsdException w:name="Grid Table 6 Colorful Accent 2" w:uiPriority="51"/>
+    <w:lsdException w:name="Grid Table 7 Colorful Accent 2" w:uiPriority="52"/>
+    <w:lsdException w:name="Grid Table 1 Light Accent 3" w:uiPriority="46"/>
+    <w:lsdException w:name="Grid Table 2 Accent 3" w:uiPriority="47"/>
+    <w:lsdException w:name="Grid Table 3 Accent 3" w:uiPriority="48"/>
+    <w:lsdException w:name="Grid Table 4 Accent 3" w:uiPriority="49"/>
+    <w:lsdException w:name="Grid Table 5 Dark Accent 3" w:uiPriority="50"/>
+    <w:lsdException w:name="Grid Table 6 Colorful Accent 3" w:uiPriority="51"/>
+    <w:lsdException w:name="Grid Table 7 Colorful Accent 3" w:uiPriority="52"/>
+    <w:lsdException w:name="Grid Table 1 Light Accent 4" w:uiPriority="46"/>
+    <w:lsdException w:name="Grid Table 2 Accent 4" w:uiPriority="47"/>
+    <w:lsdException w:name="Grid Table 3 Accent 4" w:uiPriority="48"/>
+    <w:lsdException w:name="Grid Table 4 Accent 4" w:uiPriority="49"/>
+    <w:lsdException w:name="Grid Table 5 Dark Accent 4" w:uiPriority="50"/>
+    <w:lsdException w:name="Grid Table 6 Colorful Accent 4" w:uiPriority="51"/>
+    <w:lsdException w:name="Grid Table 7 Colorful Accent 4" w:uiPriority="52"/>
+    <w:lsdException w:name="Grid Table 1 Light Accent 5" w:uiPriority="46"/>
+    <w:lsdException w:name="Grid Table 2 Accent 5" w:uiPriority="47"/>
+    <w:lsdException w:name="Grid Table 3 Accent 5" w:uiPriority="48"/>
+    <w:lsdException w:name="Grid Table 4 Accent 5" w:uiPriority="49"/>
+    <w:lsdException w:name="Grid Table 5 Dark Accent 5" w:uiPriority="50"/>
+    <w:lsdException w:name="Grid Table 6 Colorful Accent 5" w:uiPriority="51"/>
+    <w:lsdException w:name="Grid Table 7 Colorful Accent 5" w:uiPriority="52"/>
+    <w:lsdException w:name="Grid Table 1 Light Accent 6" w:uiPriority="46"/>
+    <w:lsdException w:name="Grid Table 2 Accent 6" w:uiPriority="47"/>
+    <w:lsdException w:name="Grid Table 3 Accent 6" w:uiPriority="48"/>
+    <w:lsdException w:name="Grid Table 4 Accent 6" w:uiPriority="49"/>
+    <w:lsdException w:name="Grid Table 5 Dark Accent 6" w:uiPriority="50"/>
+    <w:lsdException w:name="Grid Table 6 Colorful Accent 6" w:uiPriority="51"/>
+    <w:lsdException w:name="Grid Table 7 Colorful Accent 6" w:uiPriority="52"/>
+    <w:lsdException w:name="List Table 1 Light" w:uiPriority="46"/>
+    <w:lsdException w:name="List Table 2" w:uiPriority="47"/>
+    <w:lsdException w:name="List Table 3" w:uiPriority="48"/>
+    <w:lsdException w:name="List Table 4" w:uiPriority="49"/>
+    <w:lsdException w:name="List Table 5 Dark" w:uiPriority="50"/>
+    <w:lsdException w:name="List Table 6 Colorful" w:uiPriority="51"/>
+    <w:lsdException w:name="List Table 7 Colorful" w:uiPriority="52"/>
+    <w:lsdException w:name="List Table 1 Light Accent 1" w:uiPriority="46"/>
+    <w:lsdException w:name="List Table 2 Accent 1" w:uiPriority="47"/>
+    <w:lsdException w:name="List Table 3 Accent 1" w:uiPriority="48"/>
+    <w:lsdException w:name="List Table 4 Accent 1" w:uiPriority="49"/>
+    <w:lsdException w:name="List Table 5 Dark Accent 1" w:uiPriority="50"/>
+    <w:lsdException w:name="List Table 6 Colorful Accent 1" w:uiPriority="51"/>
+    <w:lsdException w:name="List Table 7 Colorful Accent 1" w:uiPriority="52"/>
+    <w:lsdException w:name="List Table 1 Light Accent 2" w:uiPriority="46"/>
+    <w:lsdException w:name="List Table 2 Accent 2" w:uiPriority="47"/>
+    <w:lsdException w:name="List Table 3 Accent 2" w:uiPriority="48"/>
+    <w:lsdException w:name="List Table 4 Accent 2" w:uiPriority="49"/>
+    <w:lsdException w:name="List Table 5 Dark Accent 2" w:uiPriority="50"/>
+    <w:lsdException w:name="List Table 6 Colorful Accent 2" w:uiPriority="51"/>
+    <w:lsdException w:name="List Table 7 Colorful Accent 2" w:uiPriority="52"/>
+    <w:lsdException w:name="List Table 1 Light Accent 3" w:uiPriority="46"/>
+    <w:lsdException w:name="List Table 2 Accent 3" w:uiPriority="47"/>
+    <w:lsdException w:name="List Table 3 Accent 3" w:uiPriority="48"/>
+    <w:lsdException w:name="List Table 4 Accent 3" w:uiPriority="49"/>
+    <w:lsdException w:name="List Table 5 Dark Accent 3" w:uiPriority="50"/>
+    <w:lsdException w:name="List Table 6 Colorful Accent 3" w:uiPriority="51"/>
+    <w:lsdException w:name="List Table 7 Colorful Accent 3" w:uiPriority="52"/>
+    <w:lsdException w:name="List Table 1 Light Accent 4" w:uiPriority="46"/>
+    <w:lsdException w:name="List Table 2 Accent 4" w:uiPriority="47"/>
+    <w:lsdException w:name="List Table 3 Accent 4" w:uiPriority="48"/>
+    <w:lsdException w:name="List Table 4 Accent 4" w:uiPriority="49"/>
+    <w:lsdException w:name="List Table 5 Dark Accent 4" w:uiPriority="50"/>
+    <w:lsdException w:name="List Table 6 Colorful Accent 4" w:uiPriority="51"/>
+    <w:lsdException w:name="List Table 7 Colorful Accent 4" w:uiPriority="52"/>
+    <w:lsdException w:name="List Table 1 Light Accent 5" w:uiPriority="46"/>
+    <w:lsdException w:name="List Table 2 Accent 5" w:uiPriority="47"/>
+    <w:lsdException w:name="List Table 3 Accent 5" w:uiPriority="48"/>
+    <w:lsdException w:name="List Table 4 Accent 5" w:uiPriority="49"/>
+    <w:lsdException w:name="List Table 5 Dark Accent 5" w:uiPriority="50"/>
+    <w:lsdException w:name="List Table 6 Colorful Accent 5" w:uiPriority="51"/>
+    <w:lsdException w:name="List Table 7 Colorful Accent 5" w:uiPriority="52"/>
+    <w:lsdException w:name="List Table 1 Light Accent 6" w:uiPriority="46"/>
+    <w:lsdException w:name="List Table 2 Accent 6" w:uiPriority="47"/>
+    <w:lsdException w:name="List Table 3 Accent 6" w:uiPriority="48"/>
+    <w:lsdException w:name="List Table 4 Accent 6" w:uiPriority="49"/>
+    <w:lsdException w:name="List Table 5 Dark Accent 6" w:uiPriority="50"/>
+    <w:lsdException w:name="List Table 6 Colorful Accent 6" w:uiPriority="51"/>
+    <w:lsdException w:name="List Table 7 Colorful Accent 6" w:uiPriority="52"/>
+    <w:lsdException w:name="Mention" w:semiHidden="1" w:unhideWhenUsed="1"/>
+    <w:lsdException w:name="Smart Hyperlink" w:semiHidden="1" w:unhideWhenUsed="1"/>
+    <w:lsdException w:name="Hashtag" w:semiHidden="1" w:unhideWhenUsed="1"/>
+    <w:lsdException w:name="Unresolved Mention" w:semiHidden="1" w:unhideWhenUsed="1"/>
+    <w:lsdException w:name="Smart Link" w:semiHidden="1" w:unhideWhenUsed="1"/>
   </w:latentStyles>
-  <w:style w:type="paragraph" w:default="1" w:styleId="1">
+  <w:style w:type="paragraph" w:default="1" w:styleId="Normal">
     <w:name w:val="Normal"/>
     <w:qFormat/>
-    <w:uiPriority w:val="0"/>
     <w:pPr>
       <w:spacing w:after="160" w:line="278" w:lineRule="auto"/>
     </w:pPr>
     <w:rPr>
-      <w:rFonts w:asciiTheme="minorHAnsi" w:hAnsiTheme="minorHAnsi" w:eastAsiaTheme="minorHAnsi" w:cstheme="minorBidi"/>
       <w:kern w:val="2"/>
       <w:sz w:val="24"/>
       <w:szCs w:val="24"/>
-      <w:lang w:val="en-US" w:eastAsia="en-US" w:bidi="ar-SA"/>
       <w14:ligatures w14:val="standardContextual"/>
     </w:rPr>
   </w:style>
-  <w:style w:type="paragraph" w:styleId="2">
+  <w:style w:type="paragraph" w:styleId="Heading1">
     <w:name w:val="heading 1"/>
-    <w:basedOn w:val="1"/>
-    <w:next w:val="1"/>
-    <w:link w:val="16"/>
+    <w:basedOn w:val="Normal"/>
+    <w:next w:val="Normal"/>
+    <w:link w:val="Heading1Char"/>
+    <w:uiPriority w:val="9"/>
     <w:qFormat/>
-    <w:uiPriority w:val="9"/>
     <w:pPr>
       <w:keepNext/>
       <w:keepLines/>
@@ -6954,21 +7048,21 @@
       <w:outlineLvl w:val="0"/>
     </w:pPr>
     <w:rPr>
-      <w:rFonts w:asciiTheme="majorHAnsi" w:hAnsiTheme="majorHAnsi" w:eastAsiaTheme="majorEastAsia" w:cstheme="majorBidi"/>
-      <w:color w:val="104862" w:themeColor="accent1" w:themeShade="BF"/>
+      <w:rFonts w:asciiTheme="majorHAnsi" w:eastAsiaTheme="majorEastAsia" w:hAnsiTheme="majorHAnsi" w:cstheme="majorBidi"/>
+      <w:color w:val="0F4761" w:themeColor="accent1" w:themeShade="BF"/>
       <w:sz w:val="40"/>
       <w:szCs w:val="40"/>
     </w:rPr>
   </w:style>
-  <w:style w:type="paragraph" w:styleId="3">
+  <w:style w:type="paragraph" w:styleId="Heading2">
     <w:name w:val="heading 2"/>
-    <w:basedOn w:val="1"/>
-    <w:next w:val="1"/>
-    <w:link w:val="17"/>
+    <w:basedOn w:val="Normal"/>
+    <w:next w:val="Normal"/>
+    <w:link w:val="Heading2Char"/>
+    <w:uiPriority w:val="9"/>
     <w:semiHidden/>
     <w:unhideWhenUsed/>
     <w:qFormat/>
-    <w:uiPriority w:val="9"/>
     <w:pPr>
       <w:keepNext/>
       <w:keepLines/>
@@ -6976,21 +7070,21 @@
       <w:outlineLvl w:val="1"/>
     </w:pPr>
     <w:rPr>
-      <w:rFonts w:asciiTheme="majorHAnsi" w:hAnsiTheme="majorHAnsi" w:eastAsiaTheme="majorEastAsia" w:cstheme="majorBidi"/>
-      <w:color w:val="104862" w:themeColor="accent1" w:themeShade="BF"/>
+      <w:rFonts w:asciiTheme="majorHAnsi" w:eastAsiaTheme="majorEastAsia" w:hAnsiTheme="majorHAnsi" w:cstheme="majorBidi"/>
+      <w:color w:val="0F4761" w:themeColor="accent1" w:themeShade="BF"/>
       <w:sz w:val="32"/>
       <w:szCs w:val="32"/>
     </w:rPr>
   </w:style>
-  <w:style w:type="paragraph" w:styleId="4">
+  <w:style w:type="paragraph" w:styleId="Heading3">
     <w:name w:val="heading 3"/>
-    <w:basedOn w:val="1"/>
-    <w:next w:val="1"/>
-    <w:link w:val="18"/>
+    <w:basedOn w:val="Normal"/>
+    <w:next w:val="Normal"/>
+    <w:link w:val="Heading3Char"/>
+    <w:uiPriority w:val="9"/>
     <w:semiHidden/>
     <w:unhideWhenUsed/>
     <w:qFormat/>
-    <w:uiPriority w:val="9"/>
     <w:pPr>
       <w:keepNext/>
       <w:keepLines/>
@@ -6999,20 +7093,20 @@
     </w:pPr>
     <w:rPr>
       <w:rFonts w:eastAsiaTheme="majorEastAsia" w:cstheme="majorBidi"/>
-      <w:color w:val="104862" w:themeColor="accent1" w:themeShade="BF"/>
+      <w:color w:val="0F4761" w:themeColor="accent1" w:themeShade="BF"/>
       <w:sz w:val="28"/>
       <w:szCs w:val="28"/>
     </w:rPr>
   </w:style>
-  <w:style w:type="paragraph" w:styleId="5">
+  <w:style w:type="paragraph" w:styleId="Heading4">
     <w:name w:val="heading 4"/>
-    <w:basedOn w:val="1"/>
-    <w:next w:val="1"/>
-    <w:link w:val="19"/>
+    <w:basedOn w:val="Normal"/>
+    <w:next w:val="Normal"/>
+    <w:link w:val="Heading4Char"/>
+    <w:uiPriority w:val="9"/>
     <w:semiHidden/>
     <w:unhideWhenUsed/>
     <w:qFormat/>
-    <w:uiPriority w:val="9"/>
     <w:pPr>
       <w:keepNext/>
       <w:keepLines/>
@@ -7023,18 +7117,18 @@
       <w:rFonts w:eastAsiaTheme="majorEastAsia" w:cstheme="majorBidi"/>
       <w:i/>
       <w:iCs/>
-      <w:color w:val="104862" w:themeColor="accent1" w:themeShade="BF"/>
+      <w:color w:val="0F4761" w:themeColor="accent1" w:themeShade="BF"/>
     </w:rPr>
   </w:style>
-  <w:style w:type="paragraph" w:styleId="6">
+  <w:style w:type="paragraph" w:styleId="Heading5">
     <w:name w:val="heading 5"/>
-    <w:basedOn w:val="1"/>
-    <w:next w:val="1"/>
-    <w:link w:val="20"/>
+    <w:basedOn w:val="Normal"/>
+    <w:next w:val="Normal"/>
+    <w:link w:val="Heading5Char"/>
+    <w:uiPriority w:val="9"/>
     <w:semiHidden/>
     <w:unhideWhenUsed/>
     <w:qFormat/>
-    <w:uiPriority w:val="9"/>
     <w:pPr>
       <w:keepNext/>
       <w:keepLines/>
@@ -7043,18 +7137,18 @@
     </w:pPr>
     <w:rPr>
       <w:rFonts w:eastAsiaTheme="majorEastAsia" w:cstheme="majorBidi"/>
-      <w:color w:val="104862" w:themeColor="accent1" w:themeShade="BF"/>
+      <w:color w:val="0F4761" w:themeColor="accent1" w:themeShade="BF"/>
     </w:rPr>
   </w:style>
-  <w:style w:type="paragraph" w:styleId="7">
+  <w:style w:type="paragraph" w:styleId="Heading6">
     <w:name w:val="heading 6"/>
-    <w:basedOn w:val="1"/>
-    <w:next w:val="1"/>
-    <w:link w:val="21"/>
+    <w:basedOn w:val="Normal"/>
+    <w:next w:val="Normal"/>
+    <w:link w:val="Heading6Char"/>
+    <w:uiPriority w:val="9"/>
     <w:semiHidden/>
     <w:unhideWhenUsed/>
     <w:qFormat/>
-    <w:uiPriority w:val="9"/>
     <w:pPr>
       <w:keepNext/>
       <w:keepLines/>
@@ -7066,25 +7160,17 @@
       <w:i/>
       <w:iCs/>
       <w:color w:val="595959" w:themeColor="text1" w:themeTint="A6"/>
-      <w14:textFill>
-        <w14:solidFill>
-          <w14:schemeClr w14:val="tx1">
-            <w14:lumMod w14:val="65000"/>
-            <w14:lumOff w14:val="35000"/>
-          </w14:schemeClr>
-        </w14:solidFill>
-      </w14:textFill>
     </w:rPr>
   </w:style>
-  <w:style w:type="paragraph" w:styleId="8">
+  <w:style w:type="paragraph" w:styleId="Heading7">
     <w:name w:val="heading 7"/>
-    <w:basedOn w:val="1"/>
-    <w:next w:val="1"/>
-    <w:link w:val="22"/>
+    <w:basedOn w:val="Normal"/>
+    <w:next w:val="Normal"/>
+    <w:link w:val="Heading7Char"/>
+    <w:uiPriority w:val="9"/>
     <w:semiHidden/>
     <w:unhideWhenUsed/>
     <w:qFormat/>
-    <w:uiPriority w:val="9"/>
     <w:pPr>
       <w:keepNext/>
       <w:keepLines/>
@@ -7094,25 +7180,17 @@
     <w:rPr>
       <w:rFonts w:eastAsiaTheme="majorEastAsia" w:cstheme="majorBidi"/>
       <w:color w:val="595959" w:themeColor="text1" w:themeTint="A6"/>
-      <w14:textFill>
-        <w14:solidFill>
-          <w14:schemeClr w14:val="tx1">
-            <w14:lumMod w14:val="65000"/>
-            <w14:lumOff w14:val="35000"/>
-          </w14:schemeClr>
-        </w14:solidFill>
-      </w14:textFill>
     </w:rPr>
   </w:style>
-  <w:style w:type="paragraph" w:styleId="9">
+  <w:style w:type="paragraph" w:styleId="Heading8">
     <w:name w:val="heading 8"/>
-    <w:basedOn w:val="1"/>
-    <w:next w:val="1"/>
-    <w:link w:val="23"/>
+    <w:basedOn w:val="Normal"/>
+    <w:next w:val="Normal"/>
+    <w:link w:val="Heading8Char"/>
+    <w:uiPriority w:val="9"/>
     <w:semiHidden/>
     <w:unhideWhenUsed/>
     <w:qFormat/>
-    <w:uiPriority w:val="9"/>
     <w:pPr>
       <w:keepNext/>
       <w:keepLines/>
@@ -7124,25 +7202,17 @@
       <w:i/>
       <w:iCs/>
       <w:color w:val="262626" w:themeColor="text1" w:themeTint="D9"/>
-      <w14:textFill>
-        <w14:solidFill>
-          <w14:schemeClr w14:val="tx1">
-            <w14:lumMod w14:val="85000"/>
-            <w14:lumOff w14:val="15000"/>
-          </w14:schemeClr>
-        </w14:solidFill>
-      </w14:textFill>
     </w:rPr>
   </w:style>
-  <w:style w:type="paragraph" w:styleId="10">
+  <w:style w:type="paragraph" w:styleId="Heading9">
     <w:name w:val="heading 9"/>
-    <w:basedOn w:val="1"/>
-    <w:next w:val="1"/>
-    <w:link w:val="24"/>
+    <w:basedOn w:val="Normal"/>
+    <w:next w:val="Normal"/>
+    <w:link w:val="Heading9Char"/>
+    <w:uiPriority w:val="9"/>
     <w:semiHidden/>
     <w:unhideWhenUsed/>
     <w:qFormat/>
-    <w:uiPriority w:val="9"/>
     <w:pPr>
       <w:keepNext/>
       <w:keepLines/>
@@ -7152,30 +7222,20 @@
     <w:rPr>
       <w:rFonts w:eastAsiaTheme="majorEastAsia" w:cstheme="majorBidi"/>
       <w:color w:val="262626" w:themeColor="text1" w:themeTint="D9"/>
-      <w14:textFill>
-        <w14:solidFill>
-          <w14:schemeClr w14:val="tx1">
-            <w14:lumMod w14:val="85000"/>
-            <w14:lumOff w14:val="15000"/>
-          </w14:schemeClr>
-        </w14:solidFill>
-      </w14:textFill>
     </w:rPr>
   </w:style>
-  <w:style w:type="character" w:default="1" w:styleId="11">
+  <w:style w:type="character" w:default="1" w:styleId="DefaultParagraphFont">
     <w:name w:val="Default Paragraph Font"/>
+    <w:uiPriority w:val="1"/>
+    <w:unhideWhenUsed/>
+  </w:style>
+  <w:style w:type="table" w:default="1" w:styleId="TableNormal">
+    <w:name w:val="Normal Table"/>
+    <w:uiPriority w:val="99"/>
     <w:semiHidden/>
     <w:unhideWhenUsed/>
-    <w:qFormat/>
-    <w:uiPriority w:val="1"/>
-  </w:style>
-  <w:style w:type="table" w:default="1" w:styleId="12">
-    <w:name w:val="Normal Table"/>
-    <w:semiHidden/>
-    <w:unhideWhenUsed/>
-    <w:qFormat/>
-    <w:uiPriority w:val="99"/>
     <w:tblPr>
+      <w:tblInd w:w="0" w:type="dxa"/>
       <w:tblCellMar>
         <w:top w:w="0" w:type="dxa"/>
         <w:left w:w="108" w:type="dxa"/>
@@ -7184,257 +7244,215 @@
       </w:tblCellMar>
     </w:tblPr>
   </w:style>
-  <w:style w:type="paragraph" w:styleId="13">
+  <w:style w:type="numbering" w:default="1" w:styleId="NoList">
+    <w:name w:val="No List"/>
+    <w:uiPriority w:val="99"/>
+    <w:semiHidden/>
+    <w:unhideWhenUsed/>
+  </w:style>
+  <w:style w:type="paragraph" w:styleId="NormalWeb">
     <w:name w:val="Normal (Web)"/>
-    <w:basedOn w:val="1"/>
+    <w:basedOn w:val="Normal"/>
+    <w:uiPriority w:val="99"/>
     <w:unhideWhenUsed/>
     <w:qFormat/>
-    <w:uiPriority w:val="99"/>
     <w:pPr>
       <w:spacing w:before="100" w:beforeAutospacing="1" w:after="100" w:afterAutospacing="1" w:line="240" w:lineRule="auto"/>
     </w:pPr>
     <w:rPr>
-      <w:rFonts w:ascii="Times New Roman" w:hAnsi="Times New Roman" w:eastAsia="Times New Roman" w:cs="Times New Roman"/>
+      <w:rFonts w:ascii="Times New Roman" w:eastAsia="Times New Roman" w:hAnsi="Times New Roman" w:cs="Times New Roman"/>
       <w:kern w:val="0"/>
       <w14:ligatures w14:val="none"/>
     </w:rPr>
   </w:style>
-  <w:style w:type="paragraph" w:styleId="14">
+  <w:style w:type="paragraph" w:styleId="Subtitle">
     <w:name w:val="Subtitle"/>
-    <w:basedOn w:val="1"/>
-    <w:next w:val="1"/>
-    <w:link w:val="26"/>
+    <w:basedOn w:val="Normal"/>
+    <w:next w:val="Normal"/>
+    <w:link w:val="SubtitleChar"/>
+    <w:uiPriority w:val="11"/>
     <w:qFormat/>
-    <w:uiPriority w:val="11"/>
     <w:rPr>
       <w:rFonts w:eastAsiaTheme="majorEastAsia" w:cstheme="majorBidi"/>
       <w:color w:val="595959" w:themeColor="text1" w:themeTint="A6"/>
       <w:spacing w:val="15"/>
       <w:sz w:val="28"/>
       <w:szCs w:val="28"/>
-      <w14:textFill>
-        <w14:solidFill>
-          <w14:schemeClr w14:val="tx1">
-            <w14:lumMod w14:val="65000"/>
-            <w14:lumOff w14:val="35000"/>
-          </w14:schemeClr>
-        </w14:solidFill>
-      </w14:textFill>
     </w:rPr>
   </w:style>
-  <w:style w:type="paragraph" w:styleId="15">
+  <w:style w:type="paragraph" w:styleId="Title">
     <w:name w:val="Title"/>
-    <w:basedOn w:val="1"/>
-    <w:next w:val="1"/>
-    <w:link w:val="25"/>
+    <w:basedOn w:val="Normal"/>
+    <w:next w:val="Normal"/>
+    <w:link w:val="TitleChar"/>
+    <w:uiPriority w:val="10"/>
     <w:qFormat/>
-    <w:uiPriority w:val="10"/>
     <w:pPr>
       <w:spacing w:after="80" w:line="240" w:lineRule="auto"/>
       <w:contextualSpacing/>
     </w:pPr>
     <w:rPr>
-      <w:rFonts w:asciiTheme="majorHAnsi" w:hAnsiTheme="majorHAnsi" w:eastAsiaTheme="majorEastAsia" w:cstheme="majorBidi"/>
+      <w:rFonts w:asciiTheme="majorHAnsi" w:eastAsiaTheme="majorEastAsia" w:hAnsiTheme="majorHAnsi" w:cstheme="majorBidi"/>
       <w:spacing w:val="-10"/>
       <w:kern w:val="28"/>
       <w:sz w:val="56"/>
       <w:szCs w:val="56"/>
     </w:rPr>
   </w:style>
-  <w:style w:type="character" w:customStyle="1" w:styleId="16">
+  <w:style w:type="character" w:customStyle="1" w:styleId="Heading1Char">
     <w:name w:val="Heading 1 Char"/>
-    <w:basedOn w:val="11"/>
-    <w:link w:val="2"/>
+    <w:basedOn w:val="DefaultParagraphFont"/>
+    <w:link w:val="Heading1"/>
+    <w:uiPriority w:val="9"/>
     <w:qFormat/>
-    <w:uiPriority w:val="9"/>
     <w:rPr>
-      <w:rFonts w:asciiTheme="majorHAnsi" w:hAnsiTheme="majorHAnsi" w:eastAsiaTheme="majorEastAsia" w:cstheme="majorBidi"/>
-      <w:color w:val="104862" w:themeColor="accent1" w:themeShade="BF"/>
+      <w:rFonts w:asciiTheme="majorHAnsi" w:eastAsiaTheme="majorEastAsia" w:hAnsiTheme="majorHAnsi" w:cstheme="majorBidi"/>
+      <w:color w:val="0F4761" w:themeColor="accent1" w:themeShade="BF"/>
       <w:sz w:val="40"/>
       <w:szCs w:val="40"/>
     </w:rPr>
   </w:style>
-  <w:style w:type="character" w:customStyle="1" w:styleId="17">
+  <w:style w:type="character" w:customStyle="1" w:styleId="Heading2Char">
     <w:name w:val="Heading 2 Char"/>
-    <w:basedOn w:val="11"/>
-    <w:link w:val="3"/>
+    <w:basedOn w:val="DefaultParagraphFont"/>
+    <w:link w:val="Heading2"/>
+    <w:uiPriority w:val="9"/>
     <w:semiHidden/>
     <w:qFormat/>
-    <w:uiPriority w:val="9"/>
     <w:rPr>
-      <w:rFonts w:asciiTheme="majorHAnsi" w:hAnsiTheme="majorHAnsi" w:eastAsiaTheme="majorEastAsia" w:cstheme="majorBidi"/>
-      <w:color w:val="104862" w:themeColor="accent1" w:themeShade="BF"/>
+      <w:rFonts w:asciiTheme="majorHAnsi" w:eastAsiaTheme="majorEastAsia" w:hAnsiTheme="majorHAnsi" w:cstheme="majorBidi"/>
+      <w:color w:val="0F4761" w:themeColor="accent1" w:themeShade="BF"/>
       <w:sz w:val="32"/>
       <w:szCs w:val="32"/>
     </w:rPr>
   </w:style>
-  <w:style w:type="character" w:customStyle="1" w:styleId="18">
+  <w:style w:type="character" w:customStyle="1" w:styleId="Heading3Char">
     <w:name w:val="Heading 3 Char"/>
-    <w:basedOn w:val="11"/>
-    <w:link w:val="4"/>
+    <w:basedOn w:val="DefaultParagraphFont"/>
+    <w:link w:val="Heading3"/>
+    <w:uiPriority w:val="9"/>
     <w:semiHidden/>
     <w:qFormat/>
-    <w:uiPriority w:val="9"/>
     <w:rPr>
       <w:rFonts w:eastAsiaTheme="majorEastAsia" w:cstheme="majorBidi"/>
-      <w:color w:val="104862" w:themeColor="accent1" w:themeShade="BF"/>
+      <w:color w:val="0F4761" w:themeColor="accent1" w:themeShade="BF"/>
       <w:sz w:val="28"/>
       <w:szCs w:val="28"/>
     </w:rPr>
   </w:style>
-  <w:style w:type="character" w:customStyle="1" w:styleId="19">
+  <w:style w:type="character" w:customStyle="1" w:styleId="Heading4Char">
     <w:name w:val="Heading 4 Char"/>
-    <w:basedOn w:val="11"/>
-    <w:link w:val="5"/>
+    <w:basedOn w:val="DefaultParagraphFont"/>
+    <w:link w:val="Heading4"/>
+    <w:uiPriority w:val="9"/>
     <w:semiHidden/>
     <w:qFormat/>
-    <w:uiPriority w:val="9"/>
     <w:rPr>
       <w:rFonts w:eastAsiaTheme="majorEastAsia" w:cstheme="majorBidi"/>
       <w:i/>
       <w:iCs/>
-      <w:color w:val="104862" w:themeColor="accent1" w:themeShade="BF"/>
+      <w:color w:val="0F4761" w:themeColor="accent1" w:themeShade="BF"/>
     </w:rPr>
   </w:style>
-  <w:style w:type="character" w:customStyle="1" w:styleId="20">
+  <w:style w:type="character" w:customStyle="1" w:styleId="Heading5Char">
     <w:name w:val="Heading 5 Char"/>
-    <w:basedOn w:val="11"/>
-    <w:link w:val="6"/>
+    <w:basedOn w:val="DefaultParagraphFont"/>
+    <w:link w:val="Heading5"/>
+    <w:uiPriority w:val="9"/>
     <w:semiHidden/>
     <w:qFormat/>
-    <w:uiPriority w:val="9"/>
     <w:rPr>
       <w:rFonts w:eastAsiaTheme="majorEastAsia" w:cstheme="majorBidi"/>
-      <w:color w:val="104862" w:themeColor="accent1" w:themeShade="BF"/>
+      <w:color w:val="0F4761" w:themeColor="accent1" w:themeShade="BF"/>
     </w:rPr>
   </w:style>
-  <w:style w:type="character" w:customStyle="1" w:styleId="21">
+  <w:style w:type="character" w:customStyle="1" w:styleId="Heading6Char">
     <w:name w:val="Heading 6 Char"/>
-    <w:basedOn w:val="11"/>
-    <w:link w:val="7"/>
+    <w:basedOn w:val="DefaultParagraphFont"/>
+    <w:link w:val="Heading6"/>
+    <w:uiPriority w:val="9"/>
     <w:semiHidden/>
     <w:qFormat/>
-    <w:uiPriority w:val="9"/>
     <w:rPr>
       <w:rFonts w:eastAsiaTheme="majorEastAsia" w:cstheme="majorBidi"/>
       <w:i/>
       <w:iCs/>
       <w:color w:val="595959" w:themeColor="text1" w:themeTint="A6"/>
-      <w14:textFill>
-        <w14:solidFill>
-          <w14:schemeClr w14:val="tx1">
-            <w14:lumMod w14:val="65000"/>
-            <w14:lumOff w14:val="35000"/>
-          </w14:schemeClr>
-        </w14:solidFill>
-      </w14:textFill>
     </w:rPr>
   </w:style>
-  <w:style w:type="character" w:customStyle="1" w:styleId="22">
+  <w:style w:type="character" w:customStyle="1" w:styleId="Heading7Char">
     <w:name w:val="Heading 7 Char"/>
-    <w:basedOn w:val="11"/>
-    <w:link w:val="8"/>
+    <w:basedOn w:val="DefaultParagraphFont"/>
+    <w:link w:val="Heading7"/>
+    <w:uiPriority w:val="9"/>
     <w:semiHidden/>
     <w:qFormat/>
-    <w:uiPriority w:val="9"/>
     <w:rPr>
       <w:rFonts w:eastAsiaTheme="majorEastAsia" w:cstheme="majorBidi"/>
       <w:color w:val="595959" w:themeColor="text1" w:themeTint="A6"/>
-      <w14:textFill>
-        <w14:solidFill>
-          <w14:schemeClr w14:val="tx1">
-            <w14:lumMod w14:val="65000"/>
-            <w14:lumOff w14:val="35000"/>
-          </w14:schemeClr>
-        </w14:solidFill>
-      </w14:textFill>
     </w:rPr>
   </w:style>
-  <w:style w:type="character" w:customStyle="1" w:styleId="23">
+  <w:style w:type="character" w:customStyle="1" w:styleId="Heading8Char">
     <w:name w:val="Heading 8 Char"/>
-    <w:basedOn w:val="11"/>
-    <w:link w:val="9"/>
+    <w:basedOn w:val="DefaultParagraphFont"/>
+    <w:link w:val="Heading8"/>
+    <w:uiPriority w:val="9"/>
     <w:semiHidden/>
     <w:qFormat/>
-    <w:uiPriority w:val="9"/>
     <w:rPr>
       <w:rFonts w:eastAsiaTheme="majorEastAsia" w:cstheme="majorBidi"/>
       <w:i/>
       <w:iCs/>
       <w:color w:val="262626" w:themeColor="text1" w:themeTint="D9"/>
-      <w14:textFill>
-        <w14:solidFill>
-          <w14:schemeClr w14:val="tx1">
-            <w14:lumMod w14:val="85000"/>
-            <w14:lumOff w14:val="15000"/>
-          </w14:schemeClr>
-        </w14:solidFill>
-      </w14:textFill>
     </w:rPr>
   </w:style>
-  <w:style w:type="character" w:customStyle="1" w:styleId="24">
+  <w:style w:type="character" w:customStyle="1" w:styleId="Heading9Char">
     <w:name w:val="Heading 9 Char"/>
-    <w:basedOn w:val="11"/>
-    <w:link w:val="10"/>
+    <w:basedOn w:val="DefaultParagraphFont"/>
+    <w:link w:val="Heading9"/>
+    <w:uiPriority w:val="9"/>
     <w:semiHidden/>
     <w:qFormat/>
-    <w:uiPriority w:val="9"/>
     <w:rPr>
       <w:rFonts w:eastAsiaTheme="majorEastAsia" w:cstheme="majorBidi"/>
       <w:color w:val="262626" w:themeColor="text1" w:themeTint="D9"/>
-      <w14:textFill>
-        <w14:solidFill>
-          <w14:schemeClr w14:val="tx1">
-            <w14:lumMod w14:val="85000"/>
-            <w14:lumOff w14:val="15000"/>
-          </w14:schemeClr>
-        </w14:solidFill>
-      </w14:textFill>
     </w:rPr>
   </w:style>
-  <w:style w:type="character" w:customStyle="1" w:styleId="25">
+  <w:style w:type="character" w:customStyle="1" w:styleId="TitleChar">
     <w:name w:val="Title Char"/>
-    <w:basedOn w:val="11"/>
-    <w:link w:val="15"/>
+    <w:basedOn w:val="DefaultParagraphFont"/>
+    <w:link w:val="Title"/>
+    <w:uiPriority w:val="10"/>
     <w:qFormat/>
-    <w:uiPriority w:val="10"/>
     <w:rPr>
-      <w:rFonts w:asciiTheme="majorHAnsi" w:hAnsiTheme="majorHAnsi" w:eastAsiaTheme="majorEastAsia" w:cstheme="majorBidi"/>
+      <w:rFonts w:asciiTheme="majorHAnsi" w:eastAsiaTheme="majorEastAsia" w:hAnsiTheme="majorHAnsi" w:cstheme="majorBidi"/>
       <w:spacing w:val="-10"/>
       <w:kern w:val="28"/>
       <w:sz w:val="56"/>
       <w:szCs w:val="56"/>
     </w:rPr>
   </w:style>
-  <w:style w:type="character" w:customStyle="1" w:styleId="26">
+  <w:style w:type="character" w:customStyle="1" w:styleId="SubtitleChar">
     <w:name w:val="Subtitle Char"/>
-    <w:basedOn w:val="11"/>
-    <w:link w:val="14"/>
+    <w:basedOn w:val="DefaultParagraphFont"/>
+    <w:link w:val="Subtitle"/>
+    <w:uiPriority w:val="11"/>
     <w:qFormat/>
-    <w:uiPriority w:val="11"/>
     <w:rPr>
       <w:rFonts w:eastAsiaTheme="majorEastAsia" w:cstheme="majorBidi"/>
       <w:color w:val="595959" w:themeColor="text1" w:themeTint="A6"/>
       <w:spacing w:val="15"/>
       <w:sz w:val="28"/>
       <w:szCs w:val="28"/>
-      <w14:textFill>
-        <w14:solidFill>
-          <w14:schemeClr w14:val="tx1">
-            <w14:lumMod w14:val="65000"/>
-            <w14:lumOff w14:val="35000"/>
-          </w14:schemeClr>
-        </w14:solidFill>
-      </w14:textFill>
     </w:rPr>
   </w:style>
-  <w:style w:type="paragraph" w:styleId="27">
+  <w:style w:type="paragraph" w:styleId="Quote">
     <w:name w:val="Quote"/>
-    <w:basedOn w:val="1"/>
-    <w:next w:val="1"/>
-    <w:link w:val="28"/>
+    <w:basedOn w:val="Normal"/>
+    <w:next w:val="Normal"/>
+    <w:link w:val="QuoteChar"/>
+    <w:uiPriority w:val="29"/>
     <w:qFormat/>
-    <w:uiPriority w:val="29"/>
     <w:pPr>
       <w:spacing w:before="160"/>
       <w:jc w:val="center"/>
@@ -7443,67 +7461,51 @@
       <w:i/>
       <w:iCs/>
       <w:color w:val="404040" w:themeColor="text1" w:themeTint="BF"/>
-      <w14:textFill>
-        <w14:solidFill>
-          <w14:schemeClr w14:val="tx1">
-            <w14:lumMod w14:val="75000"/>
-            <w14:lumOff w14:val="25000"/>
-          </w14:schemeClr>
-        </w14:solidFill>
-      </w14:textFill>
     </w:rPr>
   </w:style>
-  <w:style w:type="character" w:customStyle="1" w:styleId="28">
+  <w:style w:type="character" w:customStyle="1" w:styleId="QuoteChar">
     <w:name w:val="Quote Char"/>
-    <w:basedOn w:val="11"/>
-    <w:link w:val="27"/>
+    <w:basedOn w:val="DefaultParagraphFont"/>
+    <w:link w:val="Quote"/>
     <w:uiPriority w:val="29"/>
     <w:rPr>
       <w:i/>
       <w:iCs/>
       <w:color w:val="404040" w:themeColor="text1" w:themeTint="BF"/>
-      <w14:textFill>
-        <w14:solidFill>
-          <w14:schemeClr w14:val="tx1">
-            <w14:lumMod w14:val="75000"/>
-            <w14:lumOff w14:val="25000"/>
-          </w14:schemeClr>
-        </w14:solidFill>
-      </w14:textFill>
     </w:rPr>
   </w:style>
-  <w:style w:type="paragraph" w:styleId="29">
+  <w:style w:type="paragraph" w:styleId="ListParagraph">
     <w:name w:val="List Paragraph"/>
-    <w:basedOn w:val="1"/>
+    <w:basedOn w:val="Normal"/>
+    <w:uiPriority w:val="34"/>
     <w:qFormat/>
-    <w:uiPriority w:val="34"/>
     <w:pPr>
       <w:ind w:left="720"/>
       <w:contextualSpacing/>
     </w:pPr>
   </w:style>
-  <w:style w:type="character" w:customStyle="1" w:styleId="30">
+  <w:style w:type="character" w:customStyle="1" w:styleId="IntenseEmphasis1">
     <w:name w:val="Intense Emphasis1"/>
-    <w:basedOn w:val="11"/>
+    <w:basedOn w:val="DefaultParagraphFont"/>
+    <w:uiPriority w:val="21"/>
     <w:qFormat/>
-    <w:uiPriority w:val="21"/>
     <w:rPr>
       <w:i/>
       <w:iCs/>
-      <w:color w:val="104862" w:themeColor="accent1" w:themeShade="BF"/>
+      <w:color w:val="0F4761" w:themeColor="accent1" w:themeShade="BF"/>
     </w:rPr>
   </w:style>
-  <w:style w:type="paragraph" w:styleId="31">
+  <w:style w:type="paragraph" w:styleId="IntenseQuote">
     <w:name w:val="Intense Quote"/>
-    <w:basedOn w:val="1"/>
-    <w:next w:val="1"/>
-    <w:link w:val="32"/>
+    <w:basedOn w:val="Normal"/>
+    <w:next w:val="Normal"/>
+    <w:link w:val="IntenseQuoteChar"/>
+    <w:uiPriority w:val="30"/>
     <w:qFormat/>
-    <w:uiPriority w:val="30"/>
     <w:pPr>
       <w:pBdr>
-        <w:top w:val="single" w:color="0F4761" w:themeColor="accent1" w:themeShade="BF" w:sz="4" w:space="10"/>
-        <w:bottom w:val="single" w:color="0F4761" w:themeColor="accent1" w:themeShade="BF" w:sz="4" w:space="10"/>
+        <w:top w:val="single" w:sz="4" w:space="10" w:color="0F4761" w:themeColor="accent1" w:themeShade="BF"/>
+        <w:bottom w:val="single" w:sz="4" w:space="10" w:color="0F4761" w:themeColor="accent1" w:themeShade="BF"/>
       </w:pBdr>
       <w:spacing w:before="360" w:after="360"/>
       <w:ind w:left="864" w:right="864"/>
@@ -7512,30 +7514,30 @@
     <w:rPr>
       <w:i/>
       <w:iCs/>
-      <w:color w:val="104862" w:themeColor="accent1" w:themeShade="BF"/>
+      <w:color w:val="0F4761" w:themeColor="accent1" w:themeShade="BF"/>
     </w:rPr>
   </w:style>
-  <w:style w:type="character" w:customStyle="1" w:styleId="32">
+  <w:style w:type="character" w:customStyle="1" w:styleId="IntenseQuoteChar">
     <w:name w:val="Intense Quote Char"/>
-    <w:basedOn w:val="11"/>
-    <w:link w:val="31"/>
+    <w:basedOn w:val="DefaultParagraphFont"/>
+    <w:link w:val="IntenseQuote"/>
     <w:uiPriority w:val="30"/>
     <w:rPr>
       <w:i/>
       <w:iCs/>
-      <w:color w:val="104862" w:themeColor="accent1" w:themeShade="BF"/>
+      <w:color w:val="0F4761" w:themeColor="accent1" w:themeShade="BF"/>
     </w:rPr>
   </w:style>
-  <w:style w:type="character" w:customStyle="1" w:styleId="33">
+  <w:style w:type="character" w:customStyle="1" w:styleId="IntenseReference1">
     <w:name w:val="Intense Reference1"/>
-    <w:basedOn w:val="11"/>
+    <w:basedOn w:val="DefaultParagraphFont"/>
+    <w:uiPriority w:val="32"/>
     <w:qFormat/>
-    <w:uiPriority w:val="32"/>
     <w:rPr>
       <w:b/>
       <w:bCs/>
       <w:smallCaps/>
-      <w:color w:val="104862" w:themeColor="accent1" w:themeShade="BF"/>
+      <w:color w:val="0F4761" w:themeColor="accent1" w:themeShade="BF"/>
       <w:spacing w:val="5"/>
     </w:rPr>
   </w:style>
@@ -7814,6 +7816,7 @@
       </a:style>
     </a:lnDef>
   </a:objectDefaults>
+  <a:extraClrSchemeLst/>
 </a:theme>
 </file>
 
@@ -7827,6 +7830,14 @@
 </file>
 
 <file path=customXml/item2.xml><?xml version="1.0" encoding="utf-8"?>
+<p:properties xmlns:p="http://schemas.microsoft.com/office/2006/metadata/properties" xmlns:xsi="http://www.w3.org/2001/XMLSchema-instance" xmlns:pc="http://schemas.microsoft.com/office/infopath/2007/PartnerControls">
+  <documentManagement>
+    <_activity xmlns="96653d63-05fe-4a84-9c57-0b23c79feb37" xsi:nil="true"/>
+  </documentManagement>
+</p:properties>
+</file>
+
+<file path=customXml/item3.xml><?xml version="1.0" encoding="utf-8"?>
 <ct:contentTypeSchema xmlns:ct="http://schemas.microsoft.com/office/2006/metadata/contentType" xmlns:ma="http://schemas.microsoft.com/office/2006/metadata/properties/metaAttributes" ct:_="" ma:_="" ma:contentTypeName="Document" ma:contentTypeID="0x0101008F6D6A3C5227BC4FAE6FAB75DE2C19B6" ma:contentTypeVersion="13" ma:contentTypeDescription="Create a new document." ma:contentTypeScope="" ma:versionID="84b1dda014997bac5695889a7ac32c19">
   <xsd:schema xmlns:xsd="http://www.w3.org/2001/XMLSchema" xmlns:xs="http://www.w3.org/2001/XMLSchema" xmlns:p="http://schemas.microsoft.com/office/2006/metadata/properties" xmlns:ns3="96653d63-05fe-4a84-9c57-0b23c79feb37" xmlns:ns4="181d0048-c585-4223-a787-c2a2fe3d0fe0" targetNamespace="http://schemas.microsoft.com/office/2006/metadata/properties" ma:root="true" ma:fieldsID="22886682a4e365012db6705700a9ca17" ns3:_="" ns4:_="">
     <xsd:import namespace="96653d63-05fe-4a84-9c57-0b23c79feb37"/>
@@ -8047,28 +8058,39 @@
 </ct:contentTypeSchema>
 </file>
 
-<file path=customXml/item3.xml><?xml version="1.0" encoding="utf-8"?>
-<p:properties xmlns:p="http://schemas.microsoft.com/office/2006/metadata/properties" xmlns:xsi="http://www.w3.org/2001/XMLSchema-instance" xmlns:pc="http://schemas.microsoft.com/office/infopath/2007/PartnerControls">
-  <documentManagement>
-    <_activity xmlns="96653d63-05fe-4a84-9c57-0b23c79feb37" xsi:nil="true"/>
-  </documentManagement>
-</p:properties>
-</file>
-
 <file path=customXml/itemProps1.xml><?xml version="1.0" encoding="utf-8"?>
 <ds:datastoreItem xmlns:ds="http://schemas.openxmlformats.org/officeDocument/2006/customXml" ds:itemID="{CAD54D8A-D749-4106-B26D-32544D3E57D0}">
-  <ds:schemaRefs/>
+  <ds:schemaRefs>
+    <ds:schemaRef ds:uri="http://schemas.microsoft.com/sharepoint/v3/contenttype/forms"/>
+  </ds:schemaRefs>
 </ds:datastoreItem>
 </file>
 
 <file path=customXml/itemProps2.xml><?xml version="1.0" encoding="utf-8"?>
-<ds:datastoreItem xmlns:ds="http://schemas.openxmlformats.org/officeDocument/2006/customXml" ds:itemID="{927268D7-0BA9-402F-95D0-319998EC5BE3}">
-  <ds:schemaRefs/>
+<ds:datastoreItem xmlns:ds="http://schemas.openxmlformats.org/officeDocument/2006/customXml" ds:itemID="{149BEE02-6ECD-4B5E-95A0-862095D76CA8}">
+  <ds:schemaRefs>
+    <ds:schemaRef ds:uri="http://schemas.microsoft.com/office/2006/metadata/properties"/>
+    <ds:schemaRef ds:uri="http://schemas.microsoft.com/office/infopath/2007/PartnerControls"/>
+    <ds:schemaRef ds:uri="96653d63-05fe-4a84-9c57-0b23c79feb37"/>
+  </ds:schemaRefs>
 </ds:datastoreItem>
 </file>
 
 <file path=customXml/itemProps3.xml><?xml version="1.0" encoding="utf-8"?>
-<ds:datastoreItem xmlns:ds="http://schemas.openxmlformats.org/officeDocument/2006/customXml" ds:itemID="{149BEE02-6ECD-4B5E-95A0-862095D76CA8}">
-  <ds:schemaRefs/>
+<ds:datastoreItem xmlns:ds="http://schemas.openxmlformats.org/officeDocument/2006/customXml" ds:itemID="{927268D7-0BA9-402F-95D0-319998EC5BE3}">
+  <ds:schemaRefs>
+    <ds:schemaRef ds:uri="http://schemas.microsoft.com/office/2006/metadata/contentType"/>
+    <ds:schemaRef ds:uri="http://schemas.microsoft.com/office/2006/metadata/properties/metaAttributes"/>
+    <ds:schemaRef ds:uri="http://www.w3.org/2001/XMLSchema"/>
+    <ds:schemaRef ds:uri="http://schemas.microsoft.com/office/2006/metadata/properties"/>
+    <ds:schemaRef ds:uri="96653d63-05fe-4a84-9c57-0b23c79feb37"/>
+    <ds:schemaRef ds:uri="181d0048-c585-4223-a787-c2a2fe3d0fe0"/>
+    <ds:schemaRef ds:uri="http://schemas.microsoft.com/office/2006/documentManagement/types"/>
+    <ds:schemaRef ds:uri="http://schemas.microsoft.com/office/infopath/2007/PartnerControls"/>
+    <ds:schemaRef ds:uri="http://schemas.openxmlformats.org/package/2006/metadata/core-properties"/>
+    <ds:schemaRef ds:uri="http://purl.org/dc/elements/1.1/"/>
+    <ds:schemaRef ds:uri="http://purl.org/dc/terms/"/>
+    <ds:schemaRef ds:uri="http://schemas.microsoft.com/internal/obd"/>
+  </ds:schemaRefs>
 </ds:datastoreItem>
 </file>